--- a/doc/arpl language reference.docx
+++ b/doc/arpl language reference.docx
@@ -1,6 +1,6 @@
 
 <file path=word/document.xml><?xml version="1.0" encoding="utf-8"?>
-<w:document xmlns:wpc="http://schemas.microsoft.com/office/word/2010/wordprocessingCanvas" xmlns:cx="http://schemas.microsoft.com/office/drawing/2014/chartex" xmlns:cx1="http://schemas.microsoft.com/office/drawing/2015/9/8/chartex" xmlns:cx2="http://schemas.microsoft.com/office/drawing/2015/10/21/chartex" xmlns:cx3="http://schemas.microsoft.com/office/drawing/2016/5/9/chartex" xmlns:cx4="http://schemas.microsoft.com/office/drawing/2016/5/10/chartex" xmlns:cx5="http://schemas.microsoft.com/office/drawing/2016/5/11/chartex" xmlns:cx6="http://schemas.microsoft.com/office/drawing/2016/5/12/chartex" xmlns:cx7="http://schemas.microsoft.com/office/drawing/2016/5/13/chartex" xmlns:cx8="http://schemas.microsoft.com/office/drawing/2016/5/14/chartex" xmlns:mc="http://schemas.openxmlformats.org/markup-compatibility/2006" xmlns:aink="http://schemas.microsoft.com/office/drawing/2016/ink" xmlns:am3d="http://schemas.microsoft.com/office/drawing/2017/model3d" xmlns:o="urn:schemas-microsoft-com:office:office" xmlns:oel="http://schemas.microsoft.com/office/2019/extlst" xmlns:r="http://schemas.openxmlformats.org/officeDocument/2006/relationships" xmlns:m="http://schemas.openxmlformats.org/officeDocument/2006/math" xmlns:v="urn:schemas-microsoft-com:vml" xmlns:wp14="http://schemas.microsoft.com/office/word/2010/wordprocessingDrawing" xmlns:wp="http://schemas.openxmlformats.org/drawingml/2006/wordprocessingDrawing" xmlns:w10="urn:schemas-microsoft-com:office:word" xmlns:w="http://schemas.openxmlformats.org/wordprocessingml/2006/main" xmlns:w14="http://schemas.microsoft.com/office/word/2010/wordml" xmlns:w15="http://schemas.microsoft.com/office/word/2012/wordml" xmlns:w16cex="http://schemas.microsoft.com/office/word/2018/wordml/cex" xmlns:w16cid="http://schemas.microsoft.com/office/word/2016/wordml/cid" xmlns:w16="http://schemas.microsoft.com/office/word/2018/wordml" xmlns:w16sdtdh="http://schemas.microsoft.com/office/word/2020/wordml/sdtdatahash" xmlns:w16se="http://schemas.microsoft.com/office/word/2015/wordml/symex" xmlns:wpg="http://schemas.microsoft.com/office/word/2010/wordprocessingGroup" xmlns:wpi="http://schemas.microsoft.com/office/word/2010/wordprocessingInk" xmlns:wne="http://schemas.microsoft.com/office/word/2006/wordml" xmlns:wps="http://schemas.microsoft.com/office/word/2010/wordprocessingShape" mc:Ignorable="w14 w15 w16se w16cid w16 w16cex w16sdtdh wp14">
+<w:document xmlns:wpc="http://schemas.microsoft.com/office/word/2010/wordprocessingCanvas" xmlns:cx="http://schemas.microsoft.com/office/drawing/2014/chartex" xmlns:cx1="http://schemas.microsoft.com/office/drawing/2015/9/8/chartex" xmlns:cx2="http://schemas.microsoft.com/office/drawing/2015/10/21/chartex" xmlns:cx3="http://schemas.microsoft.com/office/drawing/2016/5/9/chartex" xmlns:cx4="http://schemas.microsoft.com/office/drawing/2016/5/10/chartex" xmlns:cx5="http://schemas.microsoft.com/office/drawing/2016/5/11/chartex" xmlns:cx6="http://schemas.microsoft.com/office/drawing/2016/5/12/chartex" xmlns:cx7="http://schemas.microsoft.com/office/drawing/2016/5/13/chartex" xmlns:cx8="http://schemas.microsoft.com/office/drawing/2016/5/14/chartex" xmlns:mc="http://schemas.openxmlformats.org/markup-compatibility/2006" xmlns:aink="http://schemas.microsoft.com/office/drawing/2016/ink" xmlns:am3d="http://schemas.microsoft.com/office/drawing/2017/model3d" xmlns:o="urn:schemas-microsoft-com:office:office" xmlns:oel="http://schemas.microsoft.com/office/2019/extlst" xmlns:r="http://schemas.openxmlformats.org/officeDocument/2006/relationships" xmlns:m="http://schemas.openxmlformats.org/officeDocument/2006/math" xmlns:v="urn:schemas-microsoft-com:vml" xmlns:wp14="http://schemas.microsoft.com/office/word/2010/wordprocessingDrawing" xmlns:wp="http://schemas.openxmlformats.org/drawingml/2006/wordprocessingDrawing" xmlns:w10="urn:schemas-microsoft-com:office:word" xmlns:w="http://schemas.openxmlformats.org/wordprocessingml/2006/main" xmlns:w14="http://schemas.microsoft.com/office/word/2010/wordml" xmlns:w15="http://schemas.microsoft.com/office/word/2012/wordml" xmlns:w16cex="http://schemas.microsoft.com/office/word/2018/wordml/cex" xmlns:w16cid="http://schemas.microsoft.com/office/word/2016/wordml/cid" xmlns:w16="http://schemas.microsoft.com/office/word/2018/wordml" xmlns:w16du="http://schemas.microsoft.com/office/word/2023/wordml/word16du" xmlns:w16sdtdh="http://schemas.microsoft.com/office/word/2020/wordml/sdtdatahash" xmlns:w16sdtfl="http://schemas.microsoft.com/office/word/2024/wordml/sdtformatlock" xmlns:w16se="http://schemas.microsoft.com/office/word/2015/wordml/symex" xmlns:wpg="http://schemas.microsoft.com/office/word/2010/wordprocessingGroup" xmlns:wpi="http://schemas.microsoft.com/office/word/2010/wordprocessingInk" xmlns:wne="http://schemas.microsoft.com/office/word/2006/wordml" xmlns:wps="http://schemas.microsoft.com/office/word/2010/wordprocessingShape" mc:Ignorable="w14 w15 w16se w16cid w16 w16cex w16sdtdh w16sdtfl w16du wp14">
   <w:body>
     <w:p>
       <w:pPr>
@@ -10,12 +10,14 @@
         </w:rPr>
       </w:pPr>
       <w:bookmarkStart w:id="0" w:name="_Toc157150818"/>
+      <w:proofErr w:type="spellStart"/>
       <w:r>
         <w:rPr>
           <w:sz w:val="48"/>
         </w:rPr>
         <w:t>Arpl</w:t>
       </w:r>
+      <w:proofErr w:type="spellEnd"/>
       <w:r>
         <w:rPr>
           <w:sz w:val="48"/>
@@ -5171,7 +5173,15 @@
         <w:t>some other languages</w:t>
       </w:r>
       <w:r>
-        <w:t xml:space="preserve">. There are functionally redundant keywords (for instance ‘until’) that allow expressing meaning in a more variable manner. Hopefully, this is a human readble improvement over </w:t>
+        <w:t xml:space="preserve">. There are functionally redundant keywords (for instance ‘until’) that allow expressing meaning in a more variable manner. Hopefully, this is a human </w:t>
+      </w:r>
+      <w:proofErr w:type="spellStart"/>
+      <w:r>
+        <w:t>readble</w:t>
+      </w:r>
+      <w:proofErr w:type="spellEnd"/>
+      <w:r>
+        <w:t xml:space="preserve"> improvement over </w:t>
       </w:r>
       <w:r>
         <w:t>some other languages</w:t>
@@ -5186,13 +5196,37 @@
         <w:t>ARPL</w:t>
       </w:r>
       <w:r>
-        <w:t xml:space="preserve"> does not require expressions to be surrounded with ‘(‘ and ‘)’ in all cases if it can be determined by the compiler what is part of the expression.</w:t>
-      </w:r>
-      <w:r>
-        <w:t xml:space="preserve"> It is recommended to use the brackets however.</w:t>
-      </w:r>
-      <w:r>
-        <w:t xml:space="preserve"> For instance the ‘if’ statement may be written as:</w:t>
+        <w:t xml:space="preserve"> does not require expressions to be surrounded with ‘</w:t>
+      </w:r>
+      <w:proofErr w:type="gramStart"/>
+      <w:r>
+        <w:t>(‘ and</w:t>
+      </w:r>
+      <w:proofErr w:type="gramEnd"/>
+      <w:r>
+        <w:t xml:space="preserve"> ‘)’ in all cases if it can be determined by the compiler what is part of the expression.</w:t>
+      </w:r>
+      <w:r>
+        <w:t xml:space="preserve"> It is recommended to use the </w:t>
+      </w:r>
+      <w:proofErr w:type="gramStart"/>
+      <w:r>
+        <w:t>brackets</w:t>
+      </w:r>
+      <w:proofErr w:type="gramEnd"/>
+      <w:r>
+        <w:t xml:space="preserve"> however.</w:t>
+      </w:r>
+      <w:r>
+        <w:t xml:space="preserve"> For </w:t>
+      </w:r>
+      <w:proofErr w:type="gramStart"/>
+      <w:r>
+        <w:t>instance</w:t>
+      </w:r>
+      <w:proofErr w:type="gramEnd"/>
+      <w:r>
+        <w:t xml:space="preserve"> the ‘if’ statement may be written as:</w:t>
       </w:r>
     </w:p>
     <w:p>
@@ -5200,8 +5234,18 @@
         <w:ind w:firstLine="720"/>
       </w:pPr>
       <w:r>
-        <w:t>if a &lt; 10 then dosomething();</w:t>
-      </w:r>
+        <w:t xml:space="preserve">if a &lt; 10 then </w:t>
+      </w:r>
+      <w:proofErr w:type="spellStart"/>
+      <w:proofErr w:type="gramStart"/>
+      <w:r>
+        <w:t>dosomething</w:t>
+      </w:r>
+      <w:proofErr w:type="spellEnd"/>
+      <w:r>
+        <w:t>();</w:t>
+      </w:r>
+      <w:proofErr w:type="gramEnd"/>
     </w:p>
     <w:p/>
     <w:p>
@@ -5224,7 +5268,20 @@
         <w:ind w:firstLine="720"/>
       </w:pPr>
       <w:r>
-        <w:t>run-time type identification (via typenum())</w:t>
+        <w:t xml:space="preserve">run-time type identification (via </w:t>
+      </w:r>
+      <w:proofErr w:type="spellStart"/>
+      <w:proofErr w:type="gramStart"/>
+      <w:r>
+        <w:t>typenum</w:t>
+      </w:r>
+      <w:proofErr w:type="spellEnd"/>
+      <w:r>
+        <w:t>(</w:t>
+      </w:r>
+      <w:proofErr w:type="gramEnd"/>
+      <w:r>
+        <w:t>))</w:t>
       </w:r>
     </w:p>
     <w:p>
@@ -5243,7 +5300,23 @@
         <w:ind w:firstLine="720"/>
       </w:pPr>
       <w:r>
-        <w:t>function prolog / epilog control</w:t>
+        <w:t xml:space="preserve">function </w:t>
+      </w:r>
+      <w:proofErr w:type="spellStart"/>
+      <w:r>
+        <w:t>prolog</w:t>
+      </w:r>
+      <w:proofErr w:type="spellEnd"/>
+      <w:r>
+        <w:t xml:space="preserve"> / </w:t>
+      </w:r>
+      <w:proofErr w:type="spellStart"/>
+      <w:r>
+        <w:t>epilog</w:t>
+      </w:r>
+      <w:proofErr w:type="spellEnd"/>
+      <w:r>
+        <w:t xml:space="preserve"> control</w:t>
       </w:r>
     </w:p>
     <w:p>
@@ -5254,7 +5327,15 @@
         <w:t>multiple case constants</w:t>
       </w:r>
       <w:r>
-        <w:t xml:space="preserve"> eg. case ‘1’,’2’,’3’:</w:t>
+        <w:t xml:space="preserve"> </w:t>
+      </w:r>
+      <w:proofErr w:type="spellStart"/>
+      <w:r>
+        <w:t>eg.</w:t>
+      </w:r>
+      <w:proofErr w:type="spellEnd"/>
+      <w:r>
+        <w:t xml:space="preserve"> case ‘1’,’2’,’3’:</w:t>
       </w:r>
     </w:p>
     <w:p>
@@ -5265,7 +5346,15 @@
         <w:t>assembler code</w:t>
       </w:r>
       <w:r>
-        <w:t xml:space="preserve"> (asm)</w:t>
+        <w:t xml:space="preserve"> (</w:t>
+      </w:r>
+      <w:proofErr w:type="spellStart"/>
+      <w:r>
+        <w:t>asm</w:t>
+      </w:r>
+      <w:proofErr w:type="spellEnd"/>
+      <w:r>
+        <w:t>)</w:t>
       </w:r>
     </w:p>
     <w:p>
@@ -5337,8 +5426,13 @@
       <w:pPr>
         <w:ind w:firstLine="720"/>
       </w:pPr>
-      <w:r>
-        <w:t>firstcall blocks</w:t>
+      <w:proofErr w:type="spellStart"/>
+      <w:r>
+        <w:t>firstcall</w:t>
+      </w:r>
+      <w:proofErr w:type="spellEnd"/>
+      <w:r>
+        <w:t xml:space="preserve"> blocks</w:t>
       </w:r>
     </w:p>
     <w:p>
@@ -5447,7 +5541,15 @@
           </w:tcPr>
           <w:p>
             <w:r>
-              <w:t>-fno-exceptions</w:t>
+              <w:t>-</w:t>
+            </w:r>
+            <w:proofErr w:type="spellStart"/>
+            <w:r>
+              <w:t>fno</w:t>
+            </w:r>
+            <w:proofErr w:type="spellEnd"/>
+            <w:r>
+              <w:t>-exceptions</w:t>
             </w:r>
           </w:p>
         </w:tc>
@@ -5457,7 +5559,15 @@
           </w:tcPr>
           <w:p>
             <w:r>
-              <w:t>This option tells the compiler not to generate code for processing exceptions. It results in smaller code, however the try/catch mechanism will no longer work.</w:t>
+              <w:t xml:space="preserve">This option tells the compiler not to generate code for processing exceptions. It results in smaller </w:t>
+            </w:r>
+            <w:proofErr w:type="gramStart"/>
+            <w:r>
+              <w:t>code,</w:t>
+            </w:r>
+            <w:proofErr w:type="gramEnd"/>
+            <w:r>
+              <w:t xml:space="preserve"> however the try/catch mechanism will no longer work.</w:t>
             </w:r>
           </w:p>
         </w:tc>
@@ -5469,7 +5579,15 @@
           </w:tcPr>
           <w:p>
             <w:r>
-              <w:t>-finline[n]</w:t>
+              <w:t>-</w:t>
+            </w:r>
+            <w:proofErr w:type="spellStart"/>
+            <w:r>
+              <w:t>finline</w:t>
+            </w:r>
+            <w:proofErr w:type="spellEnd"/>
+            <w:r>
+              <w:t>[n]</w:t>
             </w:r>
           </w:p>
         </w:tc>
@@ -5491,7 +5609,15 @@
           </w:tcPr>
           <w:p>
             <w:r>
-              <w:t>-fpoll[n]</w:t>
+              <w:t>-</w:t>
+            </w:r>
+            <w:proofErr w:type="spellStart"/>
+            <w:r>
+              <w:t>fpoll</w:t>
+            </w:r>
+            <w:proofErr w:type="spellEnd"/>
+            <w:r>
+              <w:t>[n]</w:t>
             </w:r>
           </w:p>
         </w:tc>
@@ -5516,7 +5642,11 @@
               <w:t>-o</w:t>
             </w:r>
             <w:r>
-              <w:t>[pxr</w:t>
+              <w:t>[</w:t>
+            </w:r>
+            <w:proofErr w:type="spellStart"/>
+            <w:r>
+              <w:t>pxr</w:t>
             </w:r>
             <w:r>
               <w:t>c</w:t>
@@ -5524,6 +5654,7 @@
             <w:r>
               <w:t>l</w:t>
             </w:r>
+            <w:proofErr w:type="spellEnd"/>
             <w:r>
               <w:t>]</w:t>
             </w:r>
@@ -5541,7 +5672,15 @@
               <w:t>s</w:t>
             </w:r>
             <w:r>
-              <w:t xml:space="preserve"> done by the compiler causing really poor code to be generated.</w:t>
+              <w:t xml:space="preserve"> done by the compiler causing </w:t>
+            </w:r>
+            <w:proofErr w:type="gramStart"/>
+            <w:r>
+              <w:t>really poor</w:t>
+            </w:r>
+            <w:proofErr w:type="gramEnd"/>
+            <w:r>
+              <w:t xml:space="preserve"> code to be generated.</w:t>
             </w:r>
           </w:p>
           <w:p>
@@ -5567,12 +5706,28 @@
           </w:p>
           <w:p>
             <w:r>
-              <w:t xml:space="preserve">     c – this disables optimizations done during code generation</w:t>
+              <w:t xml:space="preserve">     c – </w:t>
+            </w:r>
+            <w:proofErr w:type="gramStart"/>
+            <w:r>
+              <w:t>this disables optimizations</w:t>
+            </w:r>
+            <w:proofErr w:type="gramEnd"/>
+            <w:r>
+              <w:t xml:space="preserve"> done during code generation</w:t>
             </w:r>
           </w:p>
           <w:p>
             <w:r>
-              <w:t xml:space="preserve">     l – this disables loop invariant optimization</w:t>
+              <w:t xml:space="preserve">     l – </w:t>
+            </w:r>
+            <w:proofErr w:type="gramStart"/>
+            <w:r>
+              <w:t>this disables</w:t>
+            </w:r>
+            <w:proofErr w:type="gramEnd"/>
+            <w:r>
+              <w:t xml:space="preserve"> loop invariant optimization</w:t>
             </w:r>
           </w:p>
           <w:p>
@@ -5589,8 +5744,13 @@
           </w:tcPr>
           <w:p>
             <w:r>
-              <w:t>-os</w:t>
-            </w:r>
+              <w:t>-</w:t>
+            </w:r>
+            <w:proofErr w:type="spellStart"/>
+            <w:r>
+              <w:t>os</w:t>
+            </w:r>
+            <w:proofErr w:type="spellEnd"/>
           </w:p>
         </w:tc>
         <w:tc>
@@ -5621,7 +5781,15 @@
           </w:tcPr>
           <w:p>
             <w:r>
-              <w:t>This option disables wchar_t as a keyword. This keyword is sometimes #defined rather than being built into some compilers.</w:t>
+              <w:t xml:space="preserve">This option disables </w:t>
+            </w:r>
+            <w:proofErr w:type="spellStart"/>
+            <w:r>
+              <w:t>wchar_t</w:t>
+            </w:r>
+            <w:proofErr w:type="spellEnd"/>
+            <w:r>
+              <w:t xml:space="preserve"> as a keyword. This keyword is sometimes #defined rather than being built into some compilers.</w:t>
             </w:r>
           </w:p>
           <w:p/>
@@ -5696,15 +5864,36 @@
         <w:pStyle w:val="Heading1"/>
       </w:pPr>
       <w:bookmarkStart w:id="3" w:name="_Toc157150821"/>
+      <w:proofErr w:type="spellStart"/>
       <w:r>
         <w:lastRenderedPageBreak/>
-        <w:t>Riscv Register Usage</w:t>
+        <w:t>Riscv</w:t>
+      </w:r>
+      <w:proofErr w:type="spellEnd"/>
+      <w:r>
+        <w:t xml:space="preserve"> Register Usage</w:t>
       </w:r>
       <w:bookmarkEnd w:id="3"/>
     </w:p>
     <w:p>
       <w:r>
-        <w:t>Register usage is as outline in the Riscv documentation, with the exception of x27 which the compiler uses for the global pointer to read-only data.</w:t>
+        <w:t xml:space="preserve">Register usage is as outline in the </w:t>
+      </w:r>
+      <w:proofErr w:type="spellStart"/>
+      <w:r>
+        <w:t>Riscv</w:t>
+      </w:r>
+      <w:proofErr w:type="spellEnd"/>
+      <w:r>
+        <w:t xml:space="preserve"> documentation, </w:t>
+      </w:r>
+      <w:proofErr w:type="gramStart"/>
+      <w:r>
+        <w:t>with the exception of</w:t>
+      </w:r>
+      <w:proofErr w:type="gramEnd"/>
+      <w:r>
+        <w:t xml:space="preserve"> x27 which the compiler uses for the global pointer to read-only data.</w:t>
       </w:r>
     </w:p>
     <w:p/>
@@ -5840,9 +6029,11 @@
             <w:pPr>
               <w:jc w:val="center"/>
             </w:pPr>
+            <w:proofErr w:type="spellStart"/>
             <w:r>
               <w:t>ra</w:t>
             </w:r>
+            <w:proofErr w:type="spellEnd"/>
           </w:p>
         </w:tc>
         <w:tc>
@@ -5878,9 +6069,11 @@
             <w:pPr>
               <w:jc w:val="center"/>
             </w:pPr>
+            <w:proofErr w:type="spellStart"/>
             <w:r>
               <w:t>sp</w:t>
             </w:r>
+            <w:proofErr w:type="spellEnd"/>
           </w:p>
         </w:tc>
         <w:tc>
@@ -5916,9 +6109,11 @@
             <w:pPr>
               <w:jc w:val="center"/>
             </w:pPr>
+            <w:proofErr w:type="spellStart"/>
             <w:r>
               <w:t>gp</w:t>
             </w:r>
+            <w:proofErr w:type="spellEnd"/>
           </w:p>
         </w:tc>
         <w:tc>
@@ -5954,9 +6149,11 @@
             <w:pPr>
               <w:jc w:val="center"/>
             </w:pPr>
+            <w:proofErr w:type="spellStart"/>
             <w:r>
               <w:t>tp</w:t>
             </w:r>
+            <w:proofErr w:type="spellEnd"/>
           </w:p>
         </w:tc>
         <w:tc>
@@ -6018,7 +6215,15 @@
               <w:jc w:val="center"/>
             </w:pPr>
             <w:r>
-              <w:t>x6,x7</w:t>
+              <w:t>x</w:t>
+            </w:r>
+            <w:proofErr w:type="gramStart"/>
+            <w:r>
+              <w:t>6,x</w:t>
+            </w:r>
+            <w:proofErr w:type="gramEnd"/>
+            <w:r>
+              <w:t>7</w:t>
             </w:r>
           </w:p>
         </w:tc>
@@ -6031,7 +6236,15 @@
               <w:jc w:val="center"/>
             </w:pPr>
             <w:r>
-              <w:t>t1,t2</w:t>
+              <w:t>t</w:t>
+            </w:r>
+            <w:proofErr w:type="gramStart"/>
+            <w:r>
+              <w:t>1,t</w:t>
+            </w:r>
+            <w:proofErr w:type="gramEnd"/>
+            <w:r>
+              <w:t>2</w:t>
             </w:r>
           </w:p>
         </w:tc>
@@ -6068,8 +6281,13 @@
             <w:pPr>
               <w:jc w:val="center"/>
             </w:pPr>
-            <w:r>
-              <w:t>fp /s0</w:t>
+            <w:proofErr w:type="spellStart"/>
+            <w:r>
+              <w:t>fp</w:t>
+            </w:r>
+            <w:proofErr w:type="spellEnd"/>
+            <w:r>
+              <w:t xml:space="preserve"> /s0</w:t>
             </w:r>
           </w:p>
         </w:tc>
@@ -6132,7 +6350,15 @@
               <w:jc w:val="center"/>
             </w:pPr>
             <w:r>
-              <w:t>x10,x11</w:t>
+              <w:t>x</w:t>
+            </w:r>
+            <w:proofErr w:type="gramStart"/>
+            <w:r>
+              <w:t>10,x</w:t>
+            </w:r>
+            <w:proofErr w:type="gramEnd"/>
+            <w:r>
+              <w:t>11</w:t>
             </w:r>
           </w:p>
         </w:tc>
@@ -6145,7 +6371,15 @@
               <w:jc w:val="center"/>
             </w:pPr>
             <w:r>
-              <w:t>a0,a1</w:t>
+              <w:t>a</w:t>
+            </w:r>
+            <w:proofErr w:type="gramStart"/>
+            <w:r>
+              <w:t>0,a</w:t>
+            </w:r>
+            <w:proofErr w:type="gramEnd"/>
+            <w:r>
+              <w:t>1</w:t>
             </w:r>
           </w:p>
         </w:tc>
@@ -6259,7 +6493,15 @@
               <w:jc w:val="center"/>
             </w:pPr>
             <w:r>
-              <w:t>gp1,s11</w:t>
+              <w:t>gp</w:t>
+            </w:r>
+            <w:proofErr w:type="gramStart"/>
+            <w:r>
+              <w:t>1,s</w:t>
+            </w:r>
+            <w:proofErr w:type="gramEnd"/>
+            <w:r>
+              <w:t>11</w:t>
             </w:r>
           </w:p>
         </w:tc>
@@ -6436,6 +6678,7 @@
       </w:r>
     </w:p>
     <w:p>
+      <w:proofErr w:type="spellStart"/>
       <w:r>
         <w:rPr>
           <w:b/>
@@ -6443,6 +6686,7 @@
         </w:rPr>
         <w:t>vector_mask</w:t>
       </w:r>
+      <w:proofErr w:type="spellEnd"/>
       <w:r>
         <w:t xml:space="preserve"> declares a vector masking variable</w:t>
       </w:r>
@@ -6506,8 +6750,13 @@
       <w:pPr>
         <w:ind w:firstLine="720"/>
       </w:pPr>
-      <w:r>
-        <w:t>typenum(&lt;type&gt;)</w:t>
+      <w:proofErr w:type="spellStart"/>
+      <w:r>
+        <w:t>typenum</w:t>
+      </w:r>
+      <w:proofErr w:type="spellEnd"/>
+      <w:r>
+        <w:t>(&lt;type&gt;)</w:t>
       </w:r>
     </w:p>
     <w:p/>
@@ -6516,7 +6765,20 @@
         <w:t>allow run-time type identification. It returns a hash code for the type specified.</w:t>
       </w:r>
       <w:r>
-        <w:t xml:space="preserve"> It works the same way the sizeof() operator works, but it returns a code for the type, rather than the types size.</w:t>
+        <w:t xml:space="preserve"> It works the same way the </w:t>
+      </w:r>
+      <w:proofErr w:type="spellStart"/>
+      <w:proofErr w:type="gramStart"/>
+      <w:r>
+        <w:t>sizeof</w:t>
+      </w:r>
+      <w:proofErr w:type="spellEnd"/>
+      <w:r>
+        <w:t>(</w:t>
+      </w:r>
+      <w:proofErr w:type="gramEnd"/>
+      <w:r>
+        <w:t>) operator works, but it returns a code for the type, rather than the types size.</w:t>
       </w:r>
     </w:p>
     <w:p/>
@@ -6540,9 +6802,11 @@
       <w:r>
         <w:t xml:space="preserve">try </w:t>
       </w:r>
+      <w:proofErr w:type="gramStart"/>
       <w:r>
         <w:t>begin</w:t>
       </w:r>
+      <w:proofErr w:type="gramEnd"/>
       <w:r>
         <w:t xml:space="preserve"> &lt;statement&gt; </w:t>
       </w:r>
@@ -6551,8 +6815,21 @@
       </w:r>
     </w:p>
     <w:p>
-      <w:r>
-        <w:t xml:space="preserve">catch(var decl) </w:t>
+      <w:proofErr w:type="gramStart"/>
+      <w:r>
+        <w:t>catch(</w:t>
+      </w:r>
+      <w:proofErr w:type="gramEnd"/>
+      <w:r>
+        <w:t xml:space="preserve">var </w:t>
+      </w:r>
+      <w:proofErr w:type="spellStart"/>
+      <w:r>
+        <w:t>decl</w:t>
+      </w:r>
+      <w:proofErr w:type="spellEnd"/>
+      <w:r>
+        <w:t xml:space="preserve">) </w:t>
       </w:r>
       <w:r>
         <w:t>begin</w:t>
@@ -6564,8 +6841,21 @@
       </w:r>
     </w:p>
     <w:p>
-      <w:r>
-        <w:t>catch(var decl)</w:t>
+      <w:proofErr w:type="gramStart"/>
+      <w:r>
+        <w:t>catch(</w:t>
+      </w:r>
+      <w:proofErr w:type="gramEnd"/>
+      <w:r>
+        <w:t xml:space="preserve">var </w:t>
+      </w:r>
+      <w:proofErr w:type="spellStart"/>
+      <w:r>
+        <w:t>decl</w:t>
+      </w:r>
+      <w:proofErr w:type="spellEnd"/>
+      <w:r>
+        <w:t>)</w:t>
       </w:r>
     </w:p>
     <w:p>
@@ -6603,9 +6893,11 @@
         <w:pStyle w:val="Heading1"/>
       </w:pPr>
       <w:bookmarkStart w:id="5" w:name="_Toc157150823"/>
+      <w:proofErr w:type="spellStart"/>
       <w:r>
         <w:t>arpl</w:t>
       </w:r>
+      <w:proofErr w:type="spellEnd"/>
       <w:r>
         <w:t xml:space="preserve"> specific keywords</w:t>
       </w:r>
@@ -6633,7 +6925,15 @@
         <w:ind w:left="720"/>
       </w:pPr>
       <w:r>
-        <w:t>__attribute__ defines attributes associated with functions. Currently the only defined attribute is __no_temps which indicates to the compiler that the function does not use any temporary registers. This allows the compiler to omit code to save and restore temporaries around function calls. This is used primarily for functions defined in assembly language.</w:t>
+        <w:t>__attribute__ defines attributes associated with functions. Currently the only defined attribute is __</w:t>
+      </w:r>
+      <w:proofErr w:type="spellStart"/>
+      <w:r>
+        <w:t>no_temps</w:t>
+      </w:r>
+      <w:proofErr w:type="spellEnd"/>
+      <w:r>
+        <w:t xml:space="preserve"> which indicates to the compiler that the function does not use any temporary registers. This allows the compiler to omit code to save and restore temporaries around function calls. This is used primarily for functions defined in assembly language.</w:t>
       </w:r>
     </w:p>
     <w:p>
@@ -6674,26 +6974,112 @@
           <w:sz w:val="18"/>
           <w:szCs w:val="18"/>
         </w:rPr>
-        <w:t>extern signed byte KeybdGetStatus() __attribute__(__no_temps);</w:t>
-      </w:r>
-    </w:p>
-    <w:p>
-      <w:pPr>
-        <w:ind w:left="1440"/>
+        <w:t xml:space="preserve">extern signed byte </w:t>
+      </w:r>
+      <w:proofErr w:type="spellStart"/>
+      <w:proofErr w:type="gramStart"/>
+      <w:r>
         <w:rPr>
           <w:rFonts w:ascii="Consolas" w:hAnsi="Consolas"/>
           <w:sz w:val="18"/>
           <w:szCs w:val="18"/>
         </w:rPr>
-      </w:pPr>
+        <w:t>KeybdGetStatus</w:t>
+      </w:r>
+      <w:proofErr w:type="spellEnd"/>
       <w:r>
         <w:rPr>
           <w:rFonts w:ascii="Consolas" w:hAnsi="Consolas"/>
           <w:sz w:val="18"/>
           <w:szCs w:val="18"/>
         </w:rPr>
-        <w:t>extern byte KeybdGetScancode() __attribute__(__no_temps);</w:t>
-      </w:r>
+        <w:t>(</w:t>
+      </w:r>
+      <w:proofErr w:type="gramEnd"/>
+      <w:r>
+        <w:rPr>
+          <w:rFonts w:ascii="Consolas" w:hAnsi="Consolas"/>
+          <w:sz w:val="18"/>
+          <w:szCs w:val="18"/>
+        </w:rPr>
+        <w:t>) __attribute__(__</w:t>
+      </w:r>
+      <w:proofErr w:type="spellStart"/>
+      <w:r>
+        <w:rPr>
+          <w:rFonts w:ascii="Consolas" w:hAnsi="Consolas"/>
+          <w:sz w:val="18"/>
+          <w:szCs w:val="18"/>
+        </w:rPr>
+        <w:t>no_temps</w:t>
+      </w:r>
+      <w:proofErr w:type="spellEnd"/>
+      <w:proofErr w:type="gramStart"/>
+      <w:r>
+        <w:rPr>
+          <w:rFonts w:ascii="Consolas" w:hAnsi="Consolas"/>
+          <w:sz w:val="18"/>
+          <w:szCs w:val="18"/>
+        </w:rPr>
+        <w:t>);</w:t>
+      </w:r>
+      <w:proofErr w:type="gramEnd"/>
+    </w:p>
+    <w:p>
+      <w:pPr>
+        <w:ind w:left="1440"/>
+        <w:rPr>
+          <w:rFonts w:ascii="Consolas" w:hAnsi="Consolas"/>
+          <w:sz w:val="18"/>
+          <w:szCs w:val="18"/>
+        </w:rPr>
+      </w:pPr>
+      <w:r>
+        <w:rPr>
+          <w:rFonts w:ascii="Consolas" w:hAnsi="Consolas"/>
+          <w:sz w:val="18"/>
+          <w:szCs w:val="18"/>
+        </w:rPr>
+        <w:t xml:space="preserve">extern byte </w:t>
+      </w:r>
+      <w:proofErr w:type="gramStart"/>
+      <w:r>
+        <w:rPr>
+          <w:rFonts w:ascii="Consolas" w:hAnsi="Consolas"/>
+          <w:sz w:val="18"/>
+          <w:szCs w:val="18"/>
+        </w:rPr>
+        <w:t>KeybdGetScancode(</w:t>
+      </w:r>
+      <w:proofErr w:type="gramEnd"/>
+      <w:r>
+        <w:rPr>
+          <w:rFonts w:ascii="Consolas" w:hAnsi="Consolas"/>
+          <w:sz w:val="18"/>
+          <w:szCs w:val="18"/>
+        </w:rPr>
+        <w:t>) __attribute__(__</w:t>
+      </w:r>
+      <w:proofErr w:type="spellStart"/>
+      <w:r>
+        <w:rPr>
+          <w:rFonts w:ascii="Consolas" w:hAnsi="Consolas"/>
+          <w:sz w:val="18"/>
+          <w:szCs w:val="18"/>
+        </w:rPr>
+        <w:t>no_temps</w:t>
+      </w:r>
+      <w:proofErr w:type="spellEnd"/>
+      <w:proofErr w:type="gramStart"/>
+      <w:r>
+        <w:rPr>
+          <w:rFonts w:ascii="Consolas" w:hAnsi="Consolas"/>
+          <w:sz w:val="18"/>
+          <w:szCs w:val="18"/>
+        </w:rPr>
+        <w:t>);</w:t>
+      </w:r>
+      <w:proofErr w:type="gramEnd"/>
     </w:p>
     <w:p>
       <w:pPr>
@@ -6701,16 +7087,37 @@
       </w:pPr>
       <w:bookmarkStart w:id="7" w:name="_Toc157150825"/>
       <w:r>
-        <w:t>__bmap</w:t>
+        <w:t>__</w:t>
+      </w:r>
+      <w:proofErr w:type="spellStart"/>
+      <w:r>
+        <w:t>bmap</w:t>
       </w:r>
       <w:bookmarkEnd w:id="7"/>
-    </w:p>
-    <w:p>
-      <w:pPr>
-        <w:ind w:left="720"/>
-      </w:pPr>
-      <w:r>
-        <w:t>__bmap causes the compiler to emit code using the byte mapping, bmap, instruction.</w:t>
+      <w:proofErr w:type="spellEnd"/>
+    </w:p>
+    <w:p>
+      <w:pPr>
+        <w:ind w:left="720"/>
+      </w:pPr>
+      <w:r>
+        <w:t>__</w:t>
+      </w:r>
+      <w:proofErr w:type="spellStart"/>
+      <w:r>
+        <w:t>bmap</w:t>
+      </w:r>
+      <w:proofErr w:type="spellEnd"/>
+      <w:r>
+        <w:t xml:space="preserve"> causes the compiler to emit code using the byte mapping, </w:t>
+      </w:r>
+      <w:proofErr w:type="spellStart"/>
+      <w:r>
+        <w:t>bmap</w:t>
+      </w:r>
+      <w:proofErr w:type="spellEnd"/>
+      <w:r>
+        <w:t>, instruction.</w:t>
       </w:r>
       <w:r>
         <w:t xml:space="preserve"> This intrinsic function may be used to perform permutations on a value.</w:t>
@@ -6722,20 +7129,49 @@
         <w:ind w:left="720"/>
       </w:pPr>
       <w:r>
-        <w:t>#include &lt;string.h&gt;</w:t>
-      </w:r>
-    </w:p>
-    <w:p>
-      <w:pPr>
-        <w:ind w:left="720"/>
-      </w:pPr>
-    </w:p>
-    <w:p>
-      <w:pPr>
-        <w:ind w:left="720"/>
-      </w:pPr>
-      <w:r>
-        <w:t>void *(memset)(void *s, integer c, size_t n)</w:t>
+        <w:t>#include &lt;</w:t>
+      </w:r>
+      <w:proofErr w:type="spellStart"/>
+      <w:r>
+        <w:t>string.h</w:t>
+      </w:r>
+      <w:proofErr w:type="spellEnd"/>
+      <w:r>
+        <w:t>&gt;</w:t>
+      </w:r>
+    </w:p>
+    <w:p>
+      <w:pPr>
+        <w:ind w:left="720"/>
+      </w:pPr>
+    </w:p>
+    <w:p>
+      <w:pPr>
+        <w:ind w:left="720"/>
+      </w:pPr>
+      <w:r>
+        <w:t>void *(</w:t>
+      </w:r>
+      <w:proofErr w:type="spellStart"/>
+      <w:r>
+        <w:t>memset</w:t>
+      </w:r>
+      <w:proofErr w:type="spellEnd"/>
+      <w:proofErr w:type="gramStart"/>
+      <w:r>
+        <w:t>)(</w:t>
+      </w:r>
+      <w:proofErr w:type="gramEnd"/>
+      <w:r>
+        <w:t xml:space="preserve">void *s, integer c, </w:t>
+      </w:r>
+      <w:proofErr w:type="spellStart"/>
+      <w:r>
+        <w:t>size_t</w:t>
+      </w:r>
+      <w:proofErr w:type="spellEnd"/>
+      <w:r>
+        <w:t xml:space="preserve"> n)</w:t>
       </w:r>
     </w:p>
     <w:p>
@@ -6756,8 +7192,13 @@
       </w:pPr>
       <w:r>
         <w:tab/>
-        <w:t>const unsigned byte uc = c;</w:t>
-      </w:r>
+        <w:t xml:space="preserve">const unsigned byte uc = </w:t>
+      </w:r>
+      <w:proofErr w:type="gramStart"/>
+      <w:r>
+        <w:t>c;</w:t>
+      </w:r>
+      <w:proofErr w:type="gramEnd"/>
     </w:p>
     <w:p>
       <w:pPr>
@@ -6765,7 +7206,23 @@
       </w:pPr>
       <w:r>
         <w:tab/>
-        <w:t>unsigned byte *su = (unsigned byte *)s;</w:t>
+        <w:t>unsigned byte *</w:t>
+      </w:r>
+      <w:proofErr w:type="spellStart"/>
+      <w:r>
+        <w:t>su</w:t>
+      </w:r>
+      <w:proofErr w:type="spellEnd"/>
+      <w:r>
+        <w:t xml:space="preserve"> = (unsigned byte </w:t>
+      </w:r>
+      <w:proofErr w:type="gramStart"/>
+      <w:r>
+        <w:t>*)s</w:t>
+      </w:r>
+      <w:proofErr w:type="gramEnd"/>
+      <w:r>
+        <w:t>;</w:t>
       </w:r>
     </w:p>
     <w:p>
@@ -6774,8 +7231,13 @@
       </w:pPr>
       <w:r>
         <w:tab/>
-        <w:t>unsigned long *pl;</w:t>
-      </w:r>
+        <w:t>unsigned long *</w:t>
+      </w:r>
+      <w:proofErr w:type="gramStart"/>
+      <w:r>
+        <w:t>pl;</w:t>
+      </w:r>
+      <w:proofErr w:type="gramEnd"/>
     </w:p>
     <w:p>
       <w:pPr>
@@ -6783,8 +7245,13 @@
       </w:pPr>
       <w:r>
         <w:tab/>
-        <w:t>long m;</w:t>
-      </w:r>
+        <w:t xml:space="preserve">long </w:t>
+      </w:r>
+      <w:proofErr w:type="gramStart"/>
+      <w:r>
+        <w:t>m;</w:t>
+      </w:r>
+      <w:proofErr w:type="gramEnd"/>
     </w:p>
     <w:p>
       <w:pPr>
@@ -6813,11 +7280,25 @@
           <w:b/>
           <w:bCs/>
         </w:rPr>
-        <w:t>__bmap</w:t>
-      </w:r>
-      <w:r>
-        <w:t>(c,0);</w:t>
-      </w:r>
+        <w:t>__</w:t>
+      </w:r>
+      <w:proofErr w:type="spellStart"/>
+      <w:r>
+        <w:rPr>
+          <w:b/>
+          <w:bCs/>
+        </w:rPr>
+        <w:t>bmap</w:t>
+      </w:r>
+      <w:proofErr w:type="spellEnd"/>
+      <w:r>
+        <w:t>(c,0</w:t>
+      </w:r>
+      <w:proofErr w:type="gramStart"/>
+      <w:r>
+        <w:t>);</w:t>
+      </w:r>
+      <w:proofErr w:type="gramEnd"/>
     </w:p>
     <w:p>
       <w:pPr>
@@ -6837,7 +7318,15 @@
       </w:r>
       <w:r>
         <w:tab/>
-        <w:t>pl = (unsigned long *)s;</w:t>
+        <w:t xml:space="preserve">pl = (unsigned long </w:t>
+      </w:r>
+      <w:proofErr w:type="gramStart"/>
+      <w:r>
+        <w:t>*)s</w:t>
+      </w:r>
+      <w:proofErr w:type="gramEnd"/>
+      <w:r>
+        <w:t>;</w:t>
       </w:r>
     </w:p>
     <w:p>
@@ -6864,8 +7353,13 @@
       </w:r>
       <w:r>
         <w:tab/>
-        <w:t>*pl = m;</w:t>
-      </w:r>
+        <w:t xml:space="preserve">*pl = </w:t>
+      </w:r>
+      <w:proofErr w:type="gramStart"/>
+      <w:r>
+        <w:t>m;</w:t>
+      </w:r>
+      <w:proofErr w:type="gramEnd"/>
     </w:p>
     <w:p>
       <w:pPr>
@@ -6876,7 +7370,22 @@
       </w:r>
       <w:r>
         <w:tab/>
-        <w:t>su = (unsigned byte *)pl;</w:t>
+      </w:r>
+      <w:proofErr w:type="spellStart"/>
+      <w:r>
+        <w:t>su</w:t>
+      </w:r>
+      <w:proofErr w:type="spellEnd"/>
+      <w:r>
+        <w:t xml:space="preserve"> = (unsigned byte </w:t>
+      </w:r>
+      <w:proofErr w:type="gramStart"/>
+      <w:r>
+        <w:t>*)pl</w:t>
+      </w:r>
+      <w:proofErr w:type="gramEnd"/>
+      <w:r>
+        <w:t>;</w:t>
       </w:r>
     </w:p>
     <w:p>
@@ -6894,7 +7403,15 @@
       </w:pPr>
       <w:r>
         <w:tab/>
-        <w:t>for (; n &gt; 0; ++su, --n)</w:t>
+        <w:t>for (; n &gt; 0; ++</w:t>
+      </w:r>
+      <w:proofErr w:type="spellStart"/>
+      <w:r>
+        <w:t>su</w:t>
+      </w:r>
+      <w:proofErr w:type="spellEnd"/>
+      <w:r>
+        <w:t>, --n)</w:t>
       </w:r>
     </w:p>
     <w:p>
@@ -6906,8 +7423,21 @@
       </w:r>
       <w:r>
         <w:tab/>
-        <w:t>*su = uc;</w:t>
-      </w:r>
+        <w:t>*</w:t>
+      </w:r>
+      <w:proofErr w:type="spellStart"/>
+      <w:r>
+        <w:t>su</w:t>
+      </w:r>
+      <w:proofErr w:type="spellEnd"/>
+      <w:r>
+        <w:t xml:space="preserve"> = </w:t>
+      </w:r>
+      <w:proofErr w:type="gramStart"/>
+      <w:r>
+        <w:t>uc;</w:t>
+      </w:r>
+      <w:proofErr w:type="gramEnd"/>
     </w:p>
     <w:p>
       <w:pPr>
@@ -6915,8 +7445,13 @@
       </w:pPr>
       <w:r>
         <w:tab/>
-        <w:t>return (s);</w:t>
-      </w:r>
+        <w:t>return (s</w:t>
+      </w:r>
+      <w:proofErr w:type="gramStart"/>
+      <w:r>
+        <w:t>);</w:t>
+      </w:r>
+      <w:proofErr w:type="gramEnd"/>
     </w:p>
     <w:p>
       <w:pPr>
@@ -6962,7 +7497,21 @@
         <w:rPr>
           <w:szCs w:val="19"/>
         </w:rPr>
-        <w:t>__check causes the compiler to output a bounds checking instruction. The bounds expression must be of the format shown in the example.</w:t>
+        <w:t xml:space="preserve">__check causes the compiler to output a </w:t>
+      </w:r>
+      <w:proofErr w:type="gramStart"/>
+      <w:r>
+        <w:rPr>
+          <w:szCs w:val="19"/>
+        </w:rPr>
+        <w:t>bounds</w:t>
+      </w:r>
+      <w:proofErr w:type="gramEnd"/>
+      <w:r>
+        <w:rPr>
+          <w:szCs w:val="19"/>
+        </w:rPr>
+        <w:t xml:space="preserve"> checking instruction. The bounds expression must be of the format shown in the example.</w:t>
       </w:r>
     </w:p>
     <w:p>
@@ -7017,23 +7566,25 @@
           <w:sz w:val="19"/>
           <w:szCs w:val="19"/>
         </w:rPr>
-        <w:t>__check (hMbx</w:t>
-      </w:r>
+        <w:t>__check (</w:t>
+      </w:r>
+      <w:proofErr w:type="spellStart"/>
       <w:r>
         <w:rPr>
           <w:rFonts w:ascii="Consolas" w:hAnsi="Consolas" w:cs="Consolas"/>
           <w:sz w:val="19"/>
           <w:szCs w:val="19"/>
         </w:rPr>
-        <w:t>;</w:t>
-      </w:r>
+        <w:t>hMbx</w:t>
+      </w:r>
+      <w:proofErr w:type="spellEnd"/>
       <w:r>
         <w:rPr>
           <w:rFonts w:ascii="Consolas" w:hAnsi="Consolas" w:cs="Consolas"/>
           <w:sz w:val="19"/>
           <w:szCs w:val="19"/>
         </w:rPr>
-        <w:t xml:space="preserve"> 0</w:t>
+        <w:t>;</w:t>
       </w:r>
       <w:r>
         <w:rPr>
@@ -7041,7 +7592,7 @@
           <w:sz w:val="19"/>
           <w:szCs w:val="19"/>
         </w:rPr>
-        <w:t>;</w:t>
+        <w:t xml:space="preserve"> 0</w:t>
       </w:r>
       <w:r>
         <w:rPr>
@@ -7049,8 +7600,26 @@
           <w:sz w:val="19"/>
           <w:szCs w:val="19"/>
         </w:rPr>
-        <w:t xml:space="preserve"> 1024);</w:t>
-      </w:r>
+        <w:t>;</w:t>
+      </w:r>
+      <w:r>
+        <w:rPr>
+          <w:rFonts w:ascii="Consolas" w:hAnsi="Consolas" w:cs="Consolas"/>
+          <w:sz w:val="19"/>
+          <w:szCs w:val="19"/>
+        </w:rPr>
+        <w:t xml:space="preserve"> 1024</w:t>
+      </w:r>
+      <w:proofErr w:type="gramStart"/>
+      <w:r>
+        <w:rPr>
+          <w:rFonts w:ascii="Consolas" w:hAnsi="Consolas" w:cs="Consolas"/>
+          <w:sz w:val="19"/>
+          <w:szCs w:val="19"/>
+        </w:rPr>
+        <w:t>);</w:t>
+      </w:r>
+      <w:proofErr w:type="gramEnd"/>
     </w:p>
     <w:p/>
     <w:p>
@@ -7091,16 +7660,29 @@
       </w:pPr>
       <w:bookmarkStart w:id="10" w:name="_Toc157150828"/>
       <w:r>
-        <w:t>__mulf</w:t>
+        <w:t>__</w:t>
+      </w:r>
+      <w:proofErr w:type="spellStart"/>
+      <w:r>
+        <w:t>mulf</w:t>
       </w:r>
       <w:bookmarkEnd w:id="10"/>
-    </w:p>
-    <w:p>
-      <w:pPr>
-        <w:ind w:left="720"/>
-      </w:pPr>
-      <w:r>
-        <w:t>__mulf causes the compiler to output a fast, single cycle multiply instruction. The fast multiply instruction is limited to 24 x 16 bits.</w:t>
+      <w:proofErr w:type="spellEnd"/>
+    </w:p>
+    <w:p>
+      <w:pPr>
+        <w:ind w:left="720"/>
+      </w:pPr>
+      <w:r>
+        <w:t>__</w:t>
+      </w:r>
+      <w:proofErr w:type="spellStart"/>
+      <w:r>
+        <w:t>mulf</w:t>
+      </w:r>
+      <w:proofErr w:type="spellEnd"/>
+      <w:r>
+        <w:t xml:space="preserve"> causes the compiler to output a fast, single cycle multiply instruction. The fast multiply instruction is limited to 24 x 16 bits.</w:t>
       </w:r>
     </w:p>
     <w:p>
@@ -7149,14 +7731,52 @@
           <w:szCs w:val="19"/>
         </w:rPr>
       </w:pPr>
+      <w:proofErr w:type="spellStart"/>
       <w:r>
         <w:rPr>
           <w:rFonts w:ascii="Consolas" w:hAnsi="Consolas" w:cs="Consolas"/>
           <w:sz w:val="19"/>
           <w:szCs w:val="19"/>
         </w:rPr>
-        <w:t>ndx = __mulf (row, 56);</w:t>
-      </w:r>
+        <w:t>ndx</w:t>
+      </w:r>
+      <w:proofErr w:type="spellEnd"/>
+      <w:r>
+        <w:rPr>
+          <w:rFonts w:ascii="Consolas" w:hAnsi="Consolas" w:cs="Consolas"/>
+          <w:sz w:val="19"/>
+          <w:szCs w:val="19"/>
+        </w:rPr>
+        <w:t xml:space="preserve"> = __</w:t>
+      </w:r>
+      <w:proofErr w:type="spellStart"/>
+      <w:r>
+        <w:rPr>
+          <w:rFonts w:ascii="Consolas" w:hAnsi="Consolas" w:cs="Consolas"/>
+          <w:sz w:val="19"/>
+          <w:szCs w:val="19"/>
+        </w:rPr>
+        <w:t>mulf</w:t>
+      </w:r>
+      <w:proofErr w:type="spellEnd"/>
+      <w:r>
+        <w:rPr>
+          <w:rFonts w:ascii="Consolas" w:hAnsi="Consolas" w:cs="Consolas"/>
+          <w:sz w:val="19"/>
+          <w:szCs w:val="19"/>
+        </w:rPr>
+        <w:t xml:space="preserve"> (row, 56</w:t>
+      </w:r>
+      <w:proofErr w:type="gramStart"/>
+      <w:r>
+        <w:rPr>
+          <w:rFonts w:ascii="Consolas" w:hAnsi="Consolas" w:cs="Consolas"/>
+          <w:sz w:val="19"/>
+          <w:szCs w:val="19"/>
+        </w:rPr>
+        <w:t>);</w:t>
+      </w:r>
+      <w:proofErr w:type="gramEnd"/>
     </w:p>
     <w:p>
       <w:pPr>
@@ -7164,7 +7784,15 @@
       </w:pPr>
       <w:bookmarkStart w:id="11" w:name="_Toc157150829"/>
       <w:r>
-        <w:t>__sync()</w:t>
+        <w:t>__</w:t>
+      </w:r>
+      <w:proofErr w:type="gramStart"/>
+      <w:r>
+        <w:t>sync(</w:t>
+      </w:r>
+      <w:proofErr w:type="gramEnd"/>
+      <w:r>
+        <w:t>)</w:t>
       </w:r>
       <w:bookmarkEnd w:id="11"/>
     </w:p>
@@ -7173,7 +7801,23 @@
         <w:ind w:left="720"/>
       </w:pPr>
       <w:r>
-        <w:t>The __sync() intrinsic causes the compiler to generate a fence or sync operation. The __sync() intrinsic accepts a single constant integer value which is passed to the assembler for building the instruction.</w:t>
+        <w:t>The __</w:t>
+      </w:r>
+      <w:proofErr w:type="gramStart"/>
+      <w:r>
+        <w:t>sync(</w:t>
+      </w:r>
+      <w:proofErr w:type="gramEnd"/>
+      <w:r>
+        <w:t>) intrinsic causes the compiler to generate a fence or sync operation. The __</w:t>
+      </w:r>
+      <w:proofErr w:type="gramStart"/>
+      <w:r>
+        <w:t>sync(</w:t>
+      </w:r>
+      <w:proofErr w:type="gramEnd"/>
+      <w:r>
+        <w:t>) intrinsic accepts a single constant integer value which is passed to the assembler for building the instruction.</w:t>
       </w:r>
     </w:p>
     <w:p/>
@@ -7203,6 +7847,7 @@
         </w:rPr>
       </w:pPr>
       <w:bookmarkStart w:id="12" w:name="_Toc157150830"/>
+      <w:proofErr w:type="spellStart"/>
       <w:r>
         <w:rPr>
           <w:rStyle w:val="Strong"/>
@@ -7212,6 +7857,7 @@
         <w:t>addrof</w:t>
       </w:r>
       <w:bookmarkEnd w:id="12"/>
+      <w:proofErr w:type="spellEnd"/>
     </w:p>
     <w:p>
       <w:pPr>
@@ -7231,13 +7877,23 @@
         </w:rPr>
       </w:pPr>
       <w:bookmarkStart w:id="13" w:name="_Toc157150831"/>
+      <w:proofErr w:type="gramStart"/>
       <w:r>
         <w:rPr>
           <w:rStyle w:val="Strong"/>
           <w:b/>
           <w:bCs/>
         </w:rPr>
-        <w:t>align()</w:t>
+        <w:t>align(</w:t>
+      </w:r>
+      <w:proofErr w:type="gramEnd"/>
+      <w:r>
+        <w:rPr>
+          <w:rStyle w:val="Strong"/>
+          <w:b/>
+          <w:bCs/>
+        </w:rPr>
+        <w:t>)</w:t>
       </w:r>
       <w:bookmarkEnd w:id="13"/>
     </w:p>
@@ -7275,13 +7931,26 @@
         <w:t>record</w:t>
       </w:r>
       <w:r>
-        <w:t xml:space="preserve"> my_</w:t>
+        <w:t xml:space="preserve"> </w:t>
+      </w:r>
+      <w:proofErr w:type="spellStart"/>
+      <w:r>
+        <w:t>my_</w:t>
       </w:r>
       <w:r>
         <w:t>rec</w:t>
       </w:r>
-      <w:r>
-        <w:t xml:space="preserve"> align(64) </w:t>
+      <w:proofErr w:type="spellEnd"/>
+      <w:r>
+        <w:t xml:space="preserve"> </w:t>
+      </w:r>
+      <w:proofErr w:type="gramStart"/>
+      <w:r>
+        <w:t>align(</w:t>
+      </w:r>
+      <w:proofErr w:type="gramEnd"/>
+      <w:r>
+        <w:t xml:space="preserve">64) </w:t>
       </w:r>
       <w:r>
         <w:t>begin</w:t>
@@ -7292,8 +7961,21 @@
         <w:ind w:left="720"/>
       </w:pPr>
       <w:r>
-        <w:t xml:space="preserve">    byte name[40];</w:t>
-      </w:r>
+        <w:t xml:space="preserve">    byte </w:t>
+      </w:r>
+      <w:proofErr w:type="gramStart"/>
+      <w:r>
+        <w:t>name[</w:t>
+      </w:r>
+      <w:proofErr w:type="gramEnd"/>
+      <w:r>
+        <w:t>40</w:t>
+      </w:r>
+      <w:proofErr w:type="gramStart"/>
+      <w:r>
+        <w:t>];</w:t>
+      </w:r>
+      <w:proofErr w:type="gramEnd"/>
     </w:p>
     <w:p>
       <w:pPr>
@@ -7345,7 +8027,15 @@
         <w:t>record</w:t>
       </w:r>
       <w:r>
-        <w:t xml:space="preserve"> alignment overrides the compiler’s capability to automatically determine alignment. Care must be taken to specify a alignment that is at least the size of the </w:t>
+        <w:t xml:space="preserve"> alignment overrides the compiler’s capability to automatically determine alignment. Care must be taken to specify </w:t>
+      </w:r>
+      <w:proofErr w:type="gramStart"/>
+      <w:r>
+        <w:t>a</w:t>
+      </w:r>
+      <w:proofErr w:type="gramEnd"/>
+      <w:r>
+        <w:t xml:space="preserve"> alignment that is at least the size of the </w:t>
       </w:r>
       <w:r>
         <w:t>record</w:t>
@@ -7438,6 +8128,7 @@
         </w:rPr>
       </w:pPr>
       <w:bookmarkStart w:id="15" w:name="_Toc157150833"/>
+      <w:proofErr w:type="spellStart"/>
       <w:r>
         <w:rPr>
           <w:rStyle w:val="Strong"/>
@@ -7445,11 +8136,26 @@
         </w:rPr>
         <w:t>asm</w:t>
       </w:r>
+      <w:proofErr w:type="spellEnd"/>
       <w:r>
         <w:rPr>
           <w:rStyle w:val="Strong"/>
         </w:rPr>
-        <w:t xml:space="preserve"> [__leafs]</w:t>
+        <w:t xml:space="preserve"> [__</w:t>
+      </w:r>
+      <w:proofErr w:type="spellStart"/>
+      <w:r>
+        <w:rPr>
+          <w:rStyle w:val="Strong"/>
+        </w:rPr>
+        <w:t>leafs</w:t>
+      </w:r>
+      <w:proofErr w:type="spellEnd"/>
+      <w:r>
+        <w:rPr>
+          <w:rStyle w:val="Strong"/>
+        </w:rPr>
+        <w:t>]</w:t>
       </w:r>
       <w:bookmarkEnd w:id="15"/>
     </w:p>
@@ -7458,25 +8164,64 @@
         <w:ind w:left="720"/>
       </w:pPr>
       <w:r>
-        <w:t xml:space="preserve">The asm keyboard allows assembler code to be placed in a </w:t>
-      </w:r>
+        <w:t xml:space="preserve">The </w:t>
+      </w:r>
+      <w:proofErr w:type="spellStart"/>
+      <w:r>
+        <w:t>asm</w:t>
+      </w:r>
+      <w:proofErr w:type="spellEnd"/>
+      <w:r>
+        <w:t xml:space="preserve"> keyboard allows assembler code to be placed in </w:t>
+      </w:r>
+      <w:proofErr w:type="gramStart"/>
+      <w:r>
+        <w:t>a</w:t>
+      </w:r>
+      <w:proofErr w:type="gramEnd"/>
+      <w:r>
+        <w:t xml:space="preserve"> </w:t>
+      </w:r>
+      <w:proofErr w:type="spellStart"/>
       <w:r>
         <w:t>arpl</w:t>
       </w:r>
-      <w:r>
-        <w:t xml:space="preserve"> function. The compiler does not process the block of assembler code, It simply copies it verbatim to the output. Global variables may be referenced by name by following the compiler convention of adding an ‘_’ to the name. Stack</w:t>
+      <w:proofErr w:type="spellEnd"/>
+      <w:r>
+        <w:t xml:space="preserve"> function. The compiler does not process the block of assembler code, </w:t>
+      </w:r>
+      <w:proofErr w:type="gramStart"/>
+      <w:r>
+        <w:t>It</w:t>
+      </w:r>
+      <w:proofErr w:type="gramEnd"/>
+      <w:r>
+        <w:t xml:space="preserve"> simply copies it verbatim to the output. Global variables may be referenced by name by following the compiler convention of adding an ‘_’ to the name. Stack</w:t>
       </w:r>
       <w:r>
         <w:t xml:space="preserve"> arguments</w:t>
       </w:r>
       <w:r>
-        <w:t xml:space="preserve"> have to be specifically addressed referenced to the </w:t>
-      </w:r>
+        <w:t xml:space="preserve"> </w:t>
+      </w:r>
+      <w:proofErr w:type="gramStart"/>
+      <w:r>
+        <w:t>have to</w:t>
+      </w:r>
+      <w:proofErr w:type="gramEnd"/>
+      <w:r>
+        <w:t xml:space="preserve"> be specifically addressed referenced to the </w:t>
+      </w:r>
+      <w:proofErr w:type="spellStart"/>
       <w:r>
         <w:t>f</w:t>
       </w:r>
       <w:r>
-        <w:t>p register.</w:t>
+        <w:t>p</w:t>
+      </w:r>
+      <w:proofErr w:type="spellEnd"/>
+      <w:r>
+        <w:t xml:space="preserve"> register.</w:t>
       </w:r>
       <w:r>
         <w:t xml:space="preserve"> Register arguments can use the register directly.</w:t>
@@ -7492,7 +8237,33 @@
         <w:ind w:left="720"/>
       </w:pPr>
       <w:r>
-        <w:t>pascal void SetRunningTCB(hTCB ht)</w:t>
+        <w:t xml:space="preserve">pascal void </w:t>
+      </w:r>
+      <w:proofErr w:type="spellStart"/>
+      <w:proofErr w:type="gramStart"/>
+      <w:r>
+        <w:t>SetRunningTCB</w:t>
+      </w:r>
+      <w:proofErr w:type="spellEnd"/>
+      <w:r>
+        <w:t>(</w:t>
+      </w:r>
+      <w:proofErr w:type="spellStart"/>
+      <w:proofErr w:type="gramEnd"/>
+      <w:r>
+        <w:t>hTCB</w:t>
+      </w:r>
+      <w:proofErr w:type="spellEnd"/>
+      <w:r>
+        <w:t xml:space="preserve"> </w:t>
+      </w:r>
+      <w:proofErr w:type="spellStart"/>
+      <w:r>
+        <w:t>ht</w:t>
+      </w:r>
+      <w:proofErr w:type="spellEnd"/>
+      <w:r>
+        <w:t>)</w:t>
       </w:r>
     </w:p>
     <w:p>
@@ -7508,7 +8279,15 @@
         <w:ind w:left="720"/>
       </w:pPr>
       <w:r>
-        <w:t xml:space="preserve">     asm </w:t>
+        <w:t xml:space="preserve">     </w:t>
+      </w:r>
+      <w:proofErr w:type="spellStart"/>
+      <w:r>
+        <w:t>asm</w:t>
+      </w:r>
+      <w:proofErr w:type="spellEnd"/>
+      <w:r>
+        <w:t xml:space="preserve"> </w:t>
       </w:r>
       <w:r>
         <w:t>begin</w:t>
@@ -7519,7 +8298,15 @@
         <w:ind w:left="720"/>
       </w:pPr>
       <w:r>
-        <w:t xml:space="preserve">         lw      tr,</w:t>
+        <w:t xml:space="preserve">         </w:t>
+      </w:r>
+      <w:proofErr w:type="spellStart"/>
+      <w:r>
+        <w:t>lw</w:t>
+      </w:r>
+      <w:proofErr w:type="spellEnd"/>
+      <w:r>
+        <w:t xml:space="preserve">      tr,</w:t>
       </w:r>
       <w:r>
         <w:t>3</w:t>
@@ -7527,19 +8314,61 @@
       <w:r>
         <w:t>2[</w:t>
       </w:r>
+      <w:proofErr w:type="spellStart"/>
+      <w:proofErr w:type="gramStart"/>
       <w:r>
         <w:t>f</w:t>
       </w:r>
       <w:r>
-        <w:t>p]      ; this references the ht variable</w:t>
-      </w:r>
-    </w:p>
-    <w:p>
-      <w:pPr>
-        <w:ind w:left="720"/>
-      </w:pPr>
-      <w:r>
-        <w:t xml:space="preserve">         asli    tr,tr,#10</w:t>
+        <w:t>p</w:t>
+      </w:r>
+      <w:proofErr w:type="spellEnd"/>
+      <w:r>
+        <w:t xml:space="preserve">]   </w:t>
+      </w:r>
+      <w:proofErr w:type="gramEnd"/>
+      <w:r>
+        <w:t xml:space="preserve"> </w:t>
+      </w:r>
+      <w:proofErr w:type="gramStart"/>
+      <w:r>
+        <w:t xml:space="preserve">  ;</w:t>
+      </w:r>
+      <w:proofErr w:type="gramEnd"/>
+      <w:r>
+        <w:t xml:space="preserve"> this references the </w:t>
+      </w:r>
+      <w:proofErr w:type="spellStart"/>
+      <w:r>
+        <w:t>ht</w:t>
+      </w:r>
+      <w:proofErr w:type="spellEnd"/>
+      <w:r>
+        <w:t xml:space="preserve"> variable</w:t>
+      </w:r>
+    </w:p>
+    <w:p>
+      <w:pPr>
+        <w:ind w:left="720"/>
+      </w:pPr>
+      <w:r>
+        <w:t xml:space="preserve">         </w:t>
+      </w:r>
+      <w:proofErr w:type="spellStart"/>
+      <w:r>
+        <w:t>asli</w:t>
+      </w:r>
+      <w:proofErr w:type="spellEnd"/>
+      <w:r>
+        <w:t xml:space="preserve">    </w:t>
+      </w:r>
+      <w:proofErr w:type="gramStart"/>
+      <w:r>
+        <w:t>tr,tr</w:t>
+      </w:r>
+      <w:proofErr w:type="gramEnd"/>
+      <w:r>
+        <w:t>,#10</w:t>
       </w:r>
     </w:p>
     <w:p>
@@ -7552,15 +8381,22 @@
       <w:r>
         <w:t xml:space="preserve"> </w:t>
       </w:r>
-      <w:r>
-        <w:t>tr,tr,#</w:t>
+      <w:proofErr w:type="gramStart"/>
+      <w:r>
+        <w:t>tr,tr</w:t>
+      </w:r>
+      <w:proofErr w:type="gramEnd"/>
+      <w:r>
+        <w:t>,#</w:t>
       </w:r>
       <w:r>
         <w:t>_</w:t>
       </w:r>
+      <w:proofErr w:type="spellStart"/>
       <w:r>
         <w:t>tcbs</w:t>
       </w:r>
+      <w:proofErr w:type="spellEnd"/>
       <w:r>
         <w:tab/>
         <w:t>; this is a global variable reference</w:t>
@@ -7595,7 +8431,31 @@
         <w:ind w:left="720"/>
       </w:pPr>
       <w:r>
-        <w:t>The __leafs keyword indicates that the assembler code contains leafs (calls to other functions). Using the __leafs keyword causes the compiler to emit code to save and restore the subroutine linkage register.</w:t>
+        <w:t>The __</w:t>
+      </w:r>
+      <w:proofErr w:type="spellStart"/>
+      <w:r>
+        <w:t>leafs</w:t>
+      </w:r>
+      <w:proofErr w:type="spellEnd"/>
+      <w:r>
+        <w:t xml:space="preserve"> keyword indicates that the assembler code contains </w:t>
+      </w:r>
+      <w:proofErr w:type="spellStart"/>
+      <w:r>
+        <w:t>leafs</w:t>
+      </w:r>
+      <w:proofErr w:type="spellEnd"/>
+      <w:r>
+        <w:t xml:space="preserve"> (calls to other functions). Using the __</w:t>
+      </w:r>
+      <w:proofErr w:type="spellStart"/>
+      <w:r>
+        <w:t>leafs</w:t>
+      </w:r>
+      <w:proofErr w:type="spellEnd"/>
+      <w:r>
+        <w:t xml:space="preserve"> keyword causes the compiler to emit code to save and restore the subroutine linkage register.</w:t>
       </w:r>
     </w:p>
     <w:p>
@@ -7709,8 +8569,36 @@
           <w:sz w:val="19"/>
           <w:szCs w:val="19"/>
         </w:rPr>
-        <w:t xml:space="preserve"> set_vector(</w:t>
-      </w:r>
+        <w:t xml:space="preserve"> </w:t>
+      </w:r>
+      <w:proofErr w:type="spellStart"/>
+      <w:r>
+        <w:rPr>
+          <w:rFonts w:ascii="Consolas" w:hAnsi="Consolas" w:cs="Consolas"/>
+          <w:sz w:val="19"/>
+          <w:szCs w:val="19"/>
+        </w:rPr>
+        <w:t>set_</w:t>
+      </w:r>
+      <w:proofErr w:type="gramStart"/>
+      <w:r>
+        <w:rPr>
+          <w:rFonts w:ascii="Consolas" w:hAnsi="Consolas" w:cs="Consolas"/>
+          <w:sz w:val="19"/>
+          <w:szCs w:val="19"/>
+        </w:rPr>
+        <w:t>vector</w:t>
+      </w:r>
+      <w:proofErr w:type="spellEnd"/>
+      <w:r>
+        <w:rPr>
+          <w:rFonts w:ascii="Consolas" w:hAnsi="Consolas" w:cs="Consolas"/>
+          <w:sz w:val="19"/>
+          <w:szCs w:val="19"/>
+        </w:rPr>
+        <w:t>(</w:t>
+      </w:r>
+      <w:proofErr w:type="gramEnd"/>
       <w:r>
         <w:rPr>
           <w:rFonts w:ascii="Consolas" w:hAnsi="Consolas" w:cs="Consolas"/>
@@ -7743,7 +8631,25 @@
           <w:sz w:val="19"/>
           <w:szCs w:val="19"/>
         </w:rPr>
-        <w:t xml:space="preserve"> vecno, </w:t>
+        <w:t xml:space="preserve"> </w:t>
+      </w:r>
+      <w:proofErr w:type="spellStart"/>
+      <w:r>
+        <w:rPr>
+          <w:rFonts w:ascii="Consolas" w:hAnsi="Consolas" w:cs="Consolas"/>
+          <w:sz w:val="19"/>
+          <w:szCs w:val="19"/>
+        </w:rPr>
+        <w:t>vecno</w:t>
+      </w:r>
+      <w:proofErr w:type="spellEnd"/>
+      <w:r>
+        <w:rPr>
+          <w:rFonts w:ascii="Consolas" w:hAnsi="Consolas" w:cs="Consolas"/>
+          <w:sz w:val="19"/>
+          <w:szCs w:val="19"/>
+        </w:rPr>
+        <w:t xml:space="preserve">, </w:t>
       </w:r>
       <w:r>
         <w:rPr>
@@ -7836,8 +8742,27 @@
           <w:sz w:val="19"/>
           <w:szCs w:val="19"/>
         </w:rPr>
-        <w:t xml:space="preserve"> (vecno &gt; 255) </w:t>
-      </w:r>
+        <w:t xml:space="preserve"> (</w:t>
+      </w:r>
+      <w:proofErr w:type="spellStart"/>
+      <w:r>
+        <w:rPr>
+          <w:rFonts w:ascii="Consolas" w:hAnsi="Consolas" w:cs="Consolas"/>
+          <w:sz w:val="19"/>
+          <w:szCs w:val="19"/>
+        </w:rPr>
+        <w:t>vecno</w:t>
+      </w:r>
+      <w:proofErr w:type="spellEnd"/>
+      <w:r>
+        <w:rPr>
+          <w:rFonts w:ascii="Consolas" w:hAnsi="Consolas" w:cs="Consolas"/>
+          <w:sz w:val="19"/>
+          <w:szCs w:val="19"/>
+        </w:rPr>
+        <w:t xml:space="preserve"> &gt; 255) </w:t>
+      </w:r>
+      <w:proofErr w:type="gramStart"/>
       <w:r>
         <w:rPr>
           <w:rFonts w:ascii="Consolas" w:hAnsi="Consolas" w:cs="Consolas"/>
@@ -7855,6 +8780,7 @@
         </w:rPr>
         <w:t>;</w:t>
       </w:r>
+      <w:proofErr w:type="gramEnd"/>
     </w:p>
     <w:p>
       <w:pPr>
@@ -7893,6 +8819,7 @@
         </w:rPr>
         <w:t xml:space="preserve"> (rout == 0) </w:t>
       </w:r>
+      <w:proofErr w:type="gramStart"/>
       <w:r>
         <w:rPr>
           <w:rFonts w:ascii="Consolas" w:hAnsi="Consolas" w:cs="Consolas"/>
@@ -7910,6 +8837,7 @@
         </w:rPr>
         <w:t>;</w:t>
       </w:r>
+      <w:proofErr w:type="gramEnd"/>
     </w:p>
     <w:p>
       <w:pPr>
@@ -7930,7 +8858,25 @@
           <w:szCs w:val="19"/>
         </w:rPr>
         <w:tab/>
-        <w:t xml:space="preserve"> asm </w:t>
+        <w:t xml:space="preserve"> </w:t>
+      </w:r>
+      <w:proofErr w:type="spellStart"/>
+      <w:r>
+        <w:rPr>
+          <w:rFonts w:ascii="Consolas" w:hAnsi="Consolas" w:cs="Consolas"/>
+          <w:sz w:val="19"/>
+          <w:szCs w:val="19"/>
+        </w:rPr>
+        <w:t>asm</w:t>
+      </w:r>
+      <w:proofErr w:type="spellEnd"/>
+      <w:r>
+        <w:rPr>
+          <w:rFonts w:ascii="Consolas" w:hAnsi="Consolas" w:cs="Consolas"/>
+          <w:sz w:val="19"/>
+          <w:szCs w:val="19"/>
+        </w:rPr>
+        <w:t xml:space="preserve"> </w:t>
       </w:r>
       <w:r>
         <w:rPr>
@@ -7939,8 +8885,19 @@
           <w:sz w:val="19"/>
           <w:szCs w:val="19"/>
         </w:rPr>
-        <w:t>__leafs</w:t>
-      </w:r>
+        <w:t>__</w:t>
+      </w:r>
+      <w:proofErr w:type="spellStart"/>
+      <w:r>
+        <w:rPr>
+          <w:rFonts w:ascii="Consolas" w:hAnsi="Consolas" w:cs="Consolas"/>
+          <w:b/>
+          <w:sz w:val="19"/>
+          <w:szCs w:val="19"/>
+        </w:rPr>
+        <w:t>leafs</w:t>
+      </w:r>
+      <w:proofErr w:type="spellEnd"/>
       <w:r>
         <w:rPr>
           <w:rFonts w:ascii="Consolas" w:hAnsi="Consolas" w:cs="Consolas"/>
@@ -7993,16 +8950,17 @@
           <w:szCs w:val="19"/>
         </w:rPr>
         <w:tab/>
-        <w:t>lw</w:t>
-      </w:r>
+      </w:r>
+      <w:proofErr w:type="spellStart"/>
       <w:r>
         <w:rPr>
           <w:rFonts w:ascii="Consolas" w:hAnsi="Consolas" w:cs="Consolas"/>
           <w:sz w:val="19"/>
           <w:szCs w:val="19"/>
         </w:rPr>
-        <w:tab/>
-      </w:r>
+        <w:t>lw</w:t>
+      </w:r>
+      <w:proofErr w:type="spellEnd"/>
       <w:r>
         <w:rPr>
           <w:rFonts w:ascii="Consolas" w:hAnsi="Consolas" w:cs="Consolas"/>
@@ -8010,7 +8968,6 @@
           <w:szCs w:val="19"/>
         </w:rPr>
         <w:tab/>
-        <w:t>r2,32[</w:t>
       </w:r>
       <w:r>
         <w:rPr>
@@ -8018,15 +8975,34 @@
           <w:sz w:val="19"/>
           <w:szCs w:val="19"/>
         </w:rPr>
-        <w:t>f</w:t>
-      </w:r>
+        <w:tab/>
+        <w:t>r2,32[</w:t>
+      </w:r>
+      <w:proofErr w:type="spellStart"/>
       <w:r>
         <w:rPr>
           <w:rFonts w:ascii="Consolas" w:hAnsi="Consolas" w:cs="Consolas"/>
           <w:sz w:val="19"/>
           <w:szCs w:val="19"/>
         </w:rPr>
-        <w:t>p]</w:t>
+        <w:t>f</w:t>
+      </w:r>
+      <w:r>
+        <w:rPr>
+          <w:rFonts w:ascii="Consolas" w:hAnsi="Consolas" w:cs="Consolas"/>
+          <w:sz w:val="19"/>
+          <w:szCs w:val="19"/>
+        </w:rPr>
+        <w:t>p</w:t>
+      </w:r>
+      <w:proofErr w:type="spellEnd"/>
+      <w:r>
+        <w:rPr>
+          <w:rFonts w:ascii="Consolas" w:hAnsi="Consolas" w:cs="Consolas"/>
+          <w:sz w:val="19"/>
+          <w:szCs w:val="19"/>
+        </w:rPr>
+        <w:t>]</w:t>
       </w:r>
     </w:p>
     <w:p>
@@ -8065,16 +9041,17 @@
           <w:szCs w:val="19"/>
         </w:rPr>
         <w:tab/>
-        <w:t>lw</w:t>
-      </w:r>
+      </w:r>
+      <w:proofErr w:type="spellStart"/>
       <w:r>
         <w:rPr>
           <w:rFonts w:ascii="Consolas" w:hAnsi="Consolas" w:cs="Consolas"/>
           <w:sz w:val="19"/>
           <w:szCs w:val="19"/>
         </w:rPr>
-        <w:tab/>
-      </w:r>
+        <w:t>lw</w:t>
+      </w:r>
+      <w:proofErr w:type="spellEnd"/>
       <w:r>
         <w:rPr>
           <w:rFonts w:ascii="Consolas" w:hAnsi="Consolas" w:cs="Consolas"/>
@@ -8082,7 +9059,6 @@
           <w:szCs w:val="19"/>
         </w:rPr>
         <w:tab/>
-        <w:t>r1,40[</w:t>
       </w:r>
       <w:r>
         <w:rPr>
@@ -8090,15 +9066,34 @@
           <w:sz w:val="19"/>
           <w:szCs w:val="19"/>
         </w:rPr>
-        <w:t>f</w:t>
-      </w:r>
+        <w:tab/>
+        <w:t>r1,40[</w:t>
+      </w:r>
+      <w:proofErr w:type="spellStart"/>
       <w:r>
         <w:rPr>
           <w:rFonts w:ascii="Consolas" w:hAnsi="Consolas" w:cs="Consolas"/>
           <w:sz w:val="19"/>
           <w:szCs w:val="19"/>
         </w:rPr>
-        <w:t>p]</w:t>
+        <w:t>f</w:t>
+      </w:r>
+      <w:r>
+        <w:rPr>
+          <w:rFonts w:ascii="Consolas" w:hAnsi="Consolas" w:cs="Consolas"/>
+          <w:sz w:val="19"/>
+          <w:szCs w:val="19"/>
+        </w:rPr>
+        <w:t>p</w:t>
+      </w:r>
+      <w:proofErr w:type="spellEnd"/>
+      <w:r>
+        <w:rPr>
+          <w:rFonts w:ascii="Consolas" w:hAnsi="Consolas" w:cs="Consolas"/>
+          <w:sz w:val="19"/>
+          <w:szCs w:val="19"/>
+        </w:rPr>
+        <w:t>]</w:t>
       </w:r>
     </w:p>
     <w:p>
@@ -8160,8 +9155,17 @@
           <w:szCs w:val="19"/>
         </w:rPr>
         <w:tab/>
+      </w:r>
+      <w:proofErr w:type="spellStart"/>
+      <w:r>
+        <w:rPr>
+          <w:rFonts w:ascii="Consolas" w:hAnsi="Consolas" w:cs="Consolas"/>
+          <w:sz w:val="19"/>
+          <w:szCs w:val="19"/>
+        </w:rPr>
         <w:t>set_vector</w:t>
       </w:r>
+      <w:proofErr w:type="spellEnd"/>
     </w:p>
     <w:p>
       <w:pPr>
@@ -8347,8 +9351,25 @@
       </w:pPr>
       <w:r>
         <w:tab/>
-        <w:t>printf(“option 1-4);</w:t>
-      </w:r>
+      </w:r>
+      <w:proofErr w:type="spellStart"/>
+      <w:proofErr w:type="gramStart"/>
+      <w:r>
+        <w:t>printf</w:t>
+      </w:r>
+      <w:proofErr w:type="spellEnd"/>
+      <w:r>
+        <w:t>(</w:t>
+      </w:r>
+      <w:proofErr w:type="gramEnd"/>
+      <w:r>
+        <w:t>“option 1-4</w:t>
+      </w:r>
+      <w:proofErr w:type="gramStart"/>
+      <w:r>
+        <w:t>);</w:t>
+      </w:r>
+      <w:proofErr w:type="gramEnd"/>
     </w:p>
     <w:p>
       <w:pPr>
@@ -8367,8 +9388,25 @@
       </w:pPr>
       <w:r>
         <w:tab/>
-        <w:t>printf(“option 5”);</w:t>
-      </w:r>
+      </w:r>
+      <w:proofErr w:type="spellStart"/>
+      <w:proofErr w:type="gramStart"/>
+      <w:r>
+        <w:t>printf</w:t>
+      </w:r>
+      <w:proofErr w:type="spellEnd"/>
+      <w:r>
+        <w:t>(</w:t>
+      </w:r>
+      <w:proofErr w:type="gramEnd"/>
+      <w:r>
+        <w:t>“option 5”</w:t>
+      </w:r>
+      <w:proofErr w:type="gramStart"/>
+      <w:r>
+        <w:t>);</w:t>
+      </w:r>
+      <w:proofErr w:type="gramEnd"/>
     </w:p>
     <w:p>
       <w:pPr>
@@ -8447,8 +9485,25 @@
       </w:pPr>
       <w:r>
         <w:tab/>
-        <w:t>printf(“option 1-4);</w:t>
-      </w:r>
+      </w:r>
+      <w:proofErr w:type="spellStart"/>
+      <w:proofErr w:type="gramStart"/>
+      <w:r>
+        <w:t>printf</w:t>
+      </w:r>
+      <w:proofErr w:type="spellEnd"/>
+      <w:r>
+        <w:t>(</w:t>
+      </w:r>
+      <w:proofErr w:type="gramEnd"/>
+      <w:r>
+        <w:t>“option 1-4</w:t>
+      </w:r>
+      <w:proofErr w:type="gramStart"/>
+      <w:r>
+        <w:t>);</w:t>
+      </w:r>
+      <w:proofErr w:type="gramEnd"/>
     </w:p>
     <w:p>
       <w:pPr>
@@ -8464,8 +9519,25 @@
       </w:pPr>
       <w:r>
         <w:tab/>
-        <w:t>printf(“option 5”);</w:t>
-      </w:r>
+      </w:r>
+      <w:proofErr w:type="spellStart"/>
+      <w:proofErr w:type="gramStart"/>
+      <w:r>
+        <w:t>printf</w:t>
+      </w:r>
+      <w:proofErr w:type="spellEnd"/>
+      <w:r>
+        <w:t>(</w:t>
+      </w:r>
+      <w:proofErr w:type="gramEnd"/>
+      <w:r>
+        <w:t>“option 5”</w:t>
+      </w:r>
+      <w:proofErr w:type="gramStart"/>
+      <w:r>
+        <w:t>);</w:t>
+      </w:r>
+      <w:proofErr w:type="gramEnd"/>
     </w:p>
     <w:p>
       <w:pPr>
@@ -8556,15 +9628,31 @@
         <w:ind w:left="720"/>
       </w:pPr>
       <w:r>
-        <w:t>If none of the catches match the error object then catch statements at more outer levels are checked.</w:t>
-      </w:r>
-    </w:p>
-    <w:p>
-      <w:pPr>
-        <w:ind w:left="720"/>
-      </w:pPr>
-      <w:r>
-        <w:t>When exception processing is enabled the compiler always generates a default catch for each function. The default catch merely returns up the try/catch chain.</w:t>
+        <w:t xml:space="preserve">If none of the catches match the error </w:t>
+      </w:r>
+      <w:proofErr w:type="gramStart"/>
+      <w:r>
+        <w:t>object</w:t>
+      </w:r>
+      <w:proofErr w:type="gramEnd"/>
+      <w:r>
+        <w:t xml:space="preserve"> then catch statements at more outer levels are checked.</w:t>
+      </w:r>
+    </w:p>
+    <w:p>
+      <w:pPr>
+        <w:ind w:left="720"/>
+      </w:pPr>
+      <w:r>
+        <w:t xml:space="preserve">When exception processing is </w:t>
+      </w:r>
+      <w:proofErr w:type="gramStart"/>
+      <w:r>
+        <w:t>enabled</w:t>
+      </w:r>
+      <w:proofErr w:type="gramEnd"/>
+      <w:r>
+        <w:t xml:space="preserve"> the compiler always generates a default catch for each function. The default catch merely returns up the try/catch chain.</w:t>
       </w:r>
       <w:r>
         <w:t xml:space="preserve"> The default catch will perform the same cleanup as would be activated by a return statement.</w:t>
@@ -8582,9 +9670,11 @@
       <w:r>
         <w:t xml:space="preserve">try </w:t>
       </w:r>
+      <w:proofErr w:type="gramStart"/>
       <w:r>
         <w:t>begin</w:t>
       </w:r>
+      <w:proofErr w:type="gramEnd"/>
     </w:p>
     <w:p>
       <w:pPr>
@@ -8607,7 +9697,15 @@
         <w:ind w:left="720"/>
       </w:pPr>
       <w:r>
-        <w:t xml:space="preserve">catch (int erc) </w:t>
+        <w:t xml:space="preserve">catch (int </w:t>
+      </w:r>
+      <w:proofErr w:type="spellStart"/>
+      <w:r>
+        <w:t>erc</w:t>
+      </w:r>
+      <w:proofErr w:type="spellEnd"/>
+      <w:r>
+        <w:t xml:space="preserve">) </w:t>
       </w:r>
       <w:r>
         <w:t>begin</w:t>
@@ -8716,9 +9814,11 @@
       <w:pPr>
         <w:ind w:left="720"/>
       </w:pPr>
+      <w:proofErr w:type="spellStart"/>
       <w:r>
         <w:t>arpl</w:t>
       </w:r>
+      <w:proofErr w:type="spellEnd"/>
       <w:r>
         <w:t xml:space="preserve"> allows coroutines to be implemented by using a spec for the coroutine function. A coroutine may suspend processing by using the </w:t>
       </w:r>
@@ -8776,10 +9876,34 @@
         <w:t>coroutine</w:t>
       </w:r>
       <w:r>
-        <w:t>(test_stack)</w:t>
-      </w:r>
-      <w:r>
-        <w:t xml:space="preserve"> void test_rout(integer a, integer b) </w:t>
+        <w:t>(</w:t>
+      </w:r>
+      <w:proofErr w:type="spellStart"/>
+      <w:r>
+        <w:t>test_stack</w:t>
+      </w:r>
+      <w:proofErr w:type="spellEnd"/>
+      <w:r>
+        <w:t>)</w:t>
+      </w:r>
+      <w:r>
+        <w:t xml:space="preserve"> void </w:t>
+      </w:r>
+      <w:proofErr w:type="spellStart"/>
+      <w:r>
+        <w:t>test_</w:t>
+      </w:r>
+      <w:proofErr w:type="gramStart"/>
+      <w:r>
+        <w:t>rout</w:t>
+      </w:r>
+      <w:proofErr w:type="spellEnd"/>
+      <w:r>
+        <w:t>(</w:t>
+      </w:r>
+      <w:proofErr w:type="gramEnd"/>
+      <w:r>
+        <w:t xml:space="preserve">integer a, integer b) </w:t>
       </w:r>
       <w:r>
         <w:t>begin</w:t>
@@ -8873,13 +9997,37 @@
         <w:ind w:left="720"/>
       </w:pPr>
       <w:r>
-        <w:t xml:space="preserve">delete calls the run-time function __delete() to delete an object allocated by the new operator. </w:t>
-      </w:r>
-      <w:r>
-        <w:t>__delete() takes a pointer to the object</w:t>
-      </w:r>
-      <w:r>
-        <w:t xml:space="preserve"> which was returned by new()</w:t>
+        <w:t>delete calls the run-time function __</w:t>
+      </w:r>
+      <w:proofErr w:type="gramStart"/>
+      <w:r>
+        <w:t>delete(</w:t>
+      </w:r>
+      <w:proofErr w:type="gramEnd"/>
+      <w:r>
+        <w:t xml:space="preserve">) to delete an object allocated by the new operator. </w:t>
+      </w:r>
+      <w:r>
+        <w:t>__</w:t>
+      </w:r>
+      <w:proofErr w:type="gramStart"/>
+      <w:r>
+        <w:t>delete(</w:t>
+      </w:r>
+      <w:proofErr w:type="gramEnd"/>
+      <w:r>
+        <w:t>) takes a pointer to the object</w:t>
+      </w:r>
+      <w:r>
+        <w:t xml:space="preserve"> which was returned by </w:t>
+      </w:r>
+      <w:proofErr w:type="gramStart"/>
+      <w:r>
+        <w:t>new(</w:t>
+      </w:r>
+      <w:proofErr w:type="gramEnd"/>
+      <w:r>
+        <w:t>)</w:t>
       </w:r>
     </w:p>
     <w:p>
@@ -8935,6 +10083,7 @@
         </w:rPr>
       </w:pPr>
       <w:bookmarkStart w:id="24" w:name="_Toc157150842"/>
+      <w:proofErr w:type="spellStart"/>
       <w:r>
         <w:rPr>
           <w:rStyle w:val="Strong"/>
@@ -8944,13 +10093,22 @@
         <w:t>enum</w:t>
       </w:r>
       <w:bookmarkEnd w:id="24"/>
-    </w:p>
-    <w:p>
-      <w:pPr>
-        <w:ind w:left="720"/>
-      </w:pPr>
-      <w:r>
-        <w:t xml:space="preserve">The enum keyword defines a set of enumerated values which gives a list of identifiers specific values for each identifier. This allows the identifiers to be used as numeric constants in the program text. Enumeration values are 16-bit signed integer values. Typical use is as </w:t>
+      <w:proofErr w:type="spellEnd"/>
+    </w:p>
+    <w:p>
+      <w:pPr>
+        <w:ind w:left="720"/>
+      </w:pPr>
+      <w:r>
+        <w:t xml:space="preserve">The </w:t>
+      </w:r>
+      <w:proofErr w:type="spellStart"/>
+      <w:r>
+        <w:t>enum</w:t>
+      </w:r>
+      <w:proofErr w:type="spellEnd"/>
+      <w:r>
+        <w:t xml:space="preserve"> keyword defines a set of enumerated values which gives a list of identifiers specific values for each identifier. This allows the identifiers to be used as numeric constants in the program text. Enumeration values are 16-bit signed integer values. Typical use is as </w:t>
       </w:r>
       <w:r>
         <w:t>switch</w:t>
@@ -8969,10 +10127,26 @@
         <w:ind w:left="720"/>
       </w:pPr>
       <w:r>
-        <w:t>The stride may be specified for the enumeration by following the enum keyword with the parenthesized stride value. The value must be a constant.</w:t>
-      </w:r>
-      <w:r>
-        <w:t xml:space="preserve"> If not specified the enumeration will increment by one.</w:t>
+        <w:t xml:space="preserve">The stride may be specified for the enumeration by following the </w:t>
+      </w:r>
+      <w:proofErr w:type="spellStart"/>
+      <w:r>
+        <w:t>enum</w:t>
+      </w:r>
+      <w:proofErr w:type="spellEnd"/>
+      <w:r>
+        <w:t xml:space="preserve"> keyword with the parenthesized stride value. The value must be a constant.</w:t>
+      </w:r>
+      <w:r>
+        <w:t xml:space="preserve"> If not </w:t>
+      </w:r>
+      <w:proofErr w:type="gramStart"/>
+      <w:r>
+        <w:t>specified</w:t>
+      </w:r>
+      <w:proofErr w:type="gramEnd"/>
+      <w:r>
+        <w:t xml:space="preserve"> the enumeration will increment by one.</w:t>
       </w:r>
     </w:p>
     <w:p/>
@@ -8996,8 +10170,18 @@
       <w:pPr>
         <w:ind w:left="720"/>
       </w:pPr>
-      <w:r>
-        <w:t xml:space="preserve">enum(-1) </w:t>
+      <w:proofErr w:type="spellStart"/>
+      <w:proofErr w:type="gramStart"/>
+      <w:r>
+        <w:t>enum</w:t>
+      </w:r>
+      <w:proofErr w:type="spellEnd"/>
+      <w:r>
+        <w:t>(</w:t>
+      </w:r>
+      <w:proofErr w:type="gramEnd"/>
+      <w:r>
+        <w:t xml:space="preserve">-1) </w:t>
       </w:r>
       <w:r>
         <w:t>begin</w:t>
@@ -9051,8 +10235,13 @@
       <w:pPr>
         <w:ind w:left="720"/>
       </w:pPr>
-      <w:r>
-        <w:t xml:space="preserve">enum (0x20) </w:t>
+      <w:proofErr w:type="spellStart"/>
+      <w:r>
+        <w:t>enum</w:t>
+      </w:r>
+      <w:proofErr w:type="spellEnd"/>
+      <w:r>
+        <w:t xml:space="preserve"> (0x20) </w:t>
       </w:r>
       <w:r>
         <w:t>begin</w:t>
@@ -9116,8 +10305,13 @@
       <w:pPr>
         <w:ind w:left="720"/>
       </w:pPr>
-      <w:r>
-        <w:t xml:space="preserve">enum (0x80) </w:t>
+      <w:proofErr w:type="spellStart"/>
+      <w:r>
+        <w:t>enum</w:t>
+      </w:r>
+      <w:proofErr w:type="spellEnd"/>
+      <w:r>
+        <w:t xml:space="preserve"> (0x80) </w:t>
       </w:r>
       <w:r>
         <w:t>begin</w:t>
@@ -9175,8 +10369,13 @@
       <w:pPr>
         <w:ind w:firstLine="720"/>
       </w:pPr>
-      <w:r>
-        <w:t>enum may also indicate a powers</w:t>
+      <w:proofErr w:type="spellStart"/>
+      <w:r>
+        <w:t>enum</w:t>
+      </w:r>
+      <w:proofErr w:type="spellEnd"/>
+      <w:r>
+        <w:t xml:space="preserve"> may also indicate a powers</w:t>
       </w:r>
       <w:r>
         <w:t>-</w:t>
@@ -9196,8 +10395,13 @@
       <w:pPr>
         <w:ind w:firstLine="720"/>
       </w:pPr>
-      <w:r>
-        <w:t>enum (</w:t>
+      <w:proofErr w:type="spellStart"/>
+      <w:r>
+        <w:t>enum</w:t>
+      </w:r>
+      <w:proofErr w:type="spellEnd"/>
+      <w:r>
+        <w:t xml:space="preserve"> (</w:t>
       </w:r>
       <w:r>
         <w:t>*</w:t>
@@ -9209,7 +10413,31 @@
         <w:t>begin</w:t>
       </w:r>
       <w:r>
-        <w:t xml:space="preserve"> SelectA, SelectB, SelectC </w:t>
+        <w:t xml:space="preserve"> </w:t>
+      </w:r>
+      <w:proofErr w:type="spellStart"/>
+      <w:r>
+        <w:t>SelectA</w:t>
+      </w:r>
+      <w:proofErr w:type="spellEnd"/>
+      <w:r>
+        <w:t xml:space="preserve">, </w:t>
+      </w:r>
+      <w:proofErr w:type="spellStart"/>
+      <w:r>
+        <w:t>SelectB</w:t>
+      </w:r>
+      <w:proofErr w:type="spellEnd"/>
+      <w:r>
+        <w:t xml:space="preserve">, </w:t>
+      </w:r>
+      <w:proofErr w:type="spellStart"/>
+      <w:r>
+        <w:t>SelectC</w:t>
+      </w:r>
+      <w:proofErr w:type="spellEnd"/>
+      <w:r>
+        <w:t xml:space="preserve"> </w:t>
       </w:r>
       <w:r>
         <w:t>end</w:t>
@@ -9225,21 +10453,69 @@
         <w:ind w:left="720"/>
       </w:pPr>
       <w:r>
-        <w:t>In which case SelectA would be equal to one, SelectB equal to two, and SelectC equal to four.</w:t>
-      </w:r>
-    </w:p>
-    <w:p>
-      <w:pPr>
-        <w:ind w:left="720"/>
-      </w:pPr>
-      <w:r>
-        <w:t>The powers-of enumeration causes the enumeration to multiply by the enumeration value for each step instead of adding. Different power series can be defined by setting one of the enumeration values to an arbitrary value. From that point on the values will multiply. So, “enum (</w:t>
+        <w:t xml:space="preserve">In which case </w:t>
+      </w:r>
+      <w:proofErr w:type="spellStart"/>
+      <w:r>
+        <w:t>SelectA</w:t>
+      </w:r>
+      <w:proofErr w:type="spellEnd"/>
+      <w:r>
+        <w:t xml:space="preserve"> would be equal to one, </w:t>
+      </w:r>
+      <w:proofErr w:type="spellStart"/>
+      <w:r>
+        <w:t>SelectB</w:t>
+      </w:r>
+      <w:proofErr w:type="spellEnd"/>
+      <w:r>
+        <w:t xml:space="preserve"> equal to two, and </w:t>
+      </w:r>
+      <w:proofErr w:type="spellStart"/>
+      <w:r>
+        <w:t>SelectC</w:t>
+      </w:r>
+      <w:proofErr w:type="spellEnd"/>
+      <w:r>
+        <w:t xml:space="preserve"> equal to four.</w:t>
+      </w:r>
+    </w:p>
+    <w:p>
+      <w:pPr>
+        <w:ind w:left="720"/>
+      </w:pPr>
+      <w:r>
+        <w:t>The powers-of enumeration causes the enumeration to multiply by the enumeration value for each step instead of adding. Different power series can be defined by setting one of the enumeration values to an arbitrary value. From that point on the values will multiply. So, “</w:t>
+      </w:r>
+      <w:proofErr w:type="spellStart"/>
+      <w:r>
+        <w:t>enum</w:t>
+      </w:r>
+      <w:proofErr w:type="spellEnd"/>
+      <w:r>
+        <w:t xml:space="preserve"> (</w:t>
       </w:r>
       <w:r>
         <w:t>*</w:t>
       </w:r>
       <w:r>
-        <w:t>2) { A, B = 3, C }; will assign the values 1, 6, and 12 to A, B, C.</w:t>
+        <w:t xml:space="preserve">2) </w:t>
+      </w:r>
+      <w:proofErr w:type="gramStart"/>
+      <w:r>
+        <w:t>{ A</w:t>
+      </w:r>
+      <w:proofErr w:type="gramEnd"/>
+      <w:r>
+        <w:t xml:space="preserve">, B = 3, </w:t>
+      </w:r>
+      <w:proofErr w:type="gramStart"/>
+      <w:r>
+        <w:t>C }</w:t>
+      </w:r>
+      <w:proofErr w:type="gramEnd"/>
+      <w:r>
+        <w:t>; will assign the values 1, 6, and 12 to A, B, C.</w:t>
       </w:r>
     </w:p>
     <w:p>
@@ -9284,6 +10560,7 @@
         </w:rPr>
       </w:pPr>
       <w:bookmarkStart w:id="25" w:name="_Toc157150843"/>
+      <w:proofErr w:type="spellStart"/>
       <w:r>
         <w:rPr>
           <w:rStyle w:val="Strong"/>
@@ -9293,13 +10570,38 @@
         <w:t>epilog</w:t>
       </w:r>
       <w:bookmarkEnd w:id="25"/>
-    </w:p>
-    <w:p>
-      <w:pPr>
-        <w:ind w:left="720"/>
-      </w:pPr>
-      <w:r>
-        <w:t>The epilog keyword identifies a block of code to be executed as the function epilog code. An epilog block maybe placed anywhere in a function, but the compiler will output it at the function’s return point.</w:t>
+      <w:proofErr w:type="spellEnd"/>
+    </w:p>
+    <w:p>
+      <w:pPr>
+        <w:ind w:left="720"/>
+      </w:pPr>
+      <w:r>
+        <w:t xml:space="preserve">The </w:t>
+      </w:r>
+      <w:proofErr w:type="spellStart"/>
+      <w:r>
+        <w:t>epilog</w:t>
+      </w:r>
+      <w:proofErr w:type="spellEnd"/>
+      <w:r>
+        <w:t xml:space="preserve"> keyword identifies a block of code to be executed as the function </w:t>
+      </w:r>
+      <w:proofErr w:type="spellStart"/>
+      <w:r>
+        <w:t>epilog</w:t>
+      </w:r>
+      <w:proofErr w:type="spellEnd"/>
+      <w:r>
+        <w:t xml:space="preserve"> code. An </w:t>
+      </w:r>
+      <w:proofErr w:type="spellStart"/>
+      <w:r>
+        <w:t>epilog</w:t>
+      </w:r>
+      <w:proofErr w:type="spellEnd"/>
+      <w:r>
+        <w:t xml:space="preserve"> block maybe placed anywhere in a function, but the compiler will output it at the function’s return point.</w:t>
       </w:r>
     </w:p>
     <w:p>
@@ -9322,7 +10624,20 @@
         <w:t>aked</w:t>
       </w:r>
       <w:r>
-        <w:t xml:space="preserve"> myfunction()</w:t>
+        <w:t xml:space="preserve"> </w:t>
+      </w:r>
+      <w:proofErr w:type="spellStart"/>
+      <w:proofErr w:type="gramStart"/>
+      <w:r>
+        <w:t>myfunction</w:t>
+      </w:r>
+      <w:proofErr w:type="spellEnd"/>
+      <w:r>
+        <w:t>(</w:t>
+      </w:r>
+      <w:proofErr w:type="gramEnd"/>
+      <w:r>
+        <w:t>)</w:t>
       </w:r>
     </w:p>
     <w:p>
@@ -9347,7 +10662,22 @@
       </w:pPr>
       <w:r>
         <w:tab/>
-        <w:t xml:space="preserve">epilog asm </w:t>
+      </w:r>
+      <w:proofErr w:type="spellStart"/>
+      <w:r>
+        <w:t>epilog</w:t>
+      </w:r>
+      <w:proofErr w:type="spellEnd"/>
+      <w:r>
+        <w:t xml:space="preserve"> </w:t>
+      </w:r>
+      <w:proofErr w:type="spellStart"/>
+      <w:r>
+        <w:t>asm</w:t>
+      </w:r>
+      <w:proofErr w:type="spellEnd"/>
+      <w:r>
+        <w:t xml:space="preserve"> </w:t>
       </w:r>
       <w:r>
         <w:t>begin</w:t>
@@ -9358,7 +10688,23 @@
         <w:ind w:left="720"/>
       </w:pPr>
       <w:r>
-        <w:t xml:space="preserve">                 // do some epilog work here, eg. setup return values</w:t>
+        <w:t xml:space="preserve">                 // do some </w:t>
+      </w:r>
+      <w:proofErr w:type="spellStart"/>
+      <w:r>
+        <w:t>epilog</w:t>
+      </w:r>
+      <w:proofErr w:type="spellEnd"/>
+      <w:r>
+        <w:t xml:space="preserve"> work here, </w:t>
+      </w:r>
+      <w:proofErr w:type="spellStart"/>
+      <w:r>
+        <w:t>eg.</w:t>
+      </w:r>
+      <w:proofErr w:type="spellEnd"/>
+      <w:r>
+        <w:t xml:space="preserve"> setup return values</w:t>
       </w:r>
     </w:p>
     <w:p>
@@ -9427,7 +10773,27 @@
           <w:bCs w:val="0"/>
           <w:szCs w:val="22"/>
         </w:rPr>
-        <w:t>False is a predefined boolean constant with the value of zero.</w:t>
+        <w:t xml:space="preserve">False is a predefined </w:t>
+      </w:r>
+      <w:proofErr w:type="spellStart"/>
+      <w:r>
+        <w:rPr>
+          <w:rStyle w:val="Strong"/>
+          <w:b w:val="0"/>
+          <w:bCs w:val="0"/>
+          <w:szCs w:val="22"/>
+        </w:rPr>
+        <w:t>boolean</w:t>
+      </w:r>
+      <w:proofErr w:type="spellEnd"/>
+      <w:r>
+        <w:rPr>
+          <w:rStyle w:val="Strong"/>
+          <w:b w:val="0"/>
+          <w:bCs w:val="0"/>
+          <w:szCs w:val="22"/>
+        </w:rPr>
+        <w:t xml:space="preserve"> constant with the value of zero.</w:t>
       </w:r>
       <w:r>
         <w:rPr>
@@ -9444,6 +10810,7 @@
         <w:pStyle w:val="Heading1"/>
       </w:pPr>
       <w:bookmarkStart w:id="27" w:name="_Toc157150845"/>
+      <w:proofErr w:type="spellStart"/>
       <w:r>
         <w:lastRenderedPageBreak/>
         <w:t>f</w:t>
@@ -9458,6 +10825,7 @@
         <w:t>stcall</w:t>
       </w:r>
       <w:bookmarkEnd w:id="27"/>
+      <w:proofErr w:type="spellEnd"/>
     </w:p>
     <w:p/>
     <w:p>
@@ -9465,7 +10833,15 @@
         <w:ind w:left="720"/>
       </w:pPr>
       <w:r>
-        <w:t>The firstcall keyword defines a statement that is to be executed only once the first time a function is called.</w:t>
+        <w:t xml:space="preserve">The </w:t>
+      </w:r>
+      <w:proofErr w:type="spellStart"/>
+      <w:r>
+        <w:t>firstcall</w:t>
+      </w:r>
+      <w:proofErr w:type="spellEnd"/>
+      <w:r>
+        <w:t xml:space="preserve"> keyword defines a statement that is to be executed only once the first time a function is called.</w:t>
       </w:r>
     </w:p>
     <w:p>
@@ -9484,7 +10860,14 @@
       </w:pPr>
       <w:r>
         <w:tab/>
-        <w:t xml:space="preserve">firstcall </w:t>
+      </w:r>
+      <w:proofErr w:type="spellStart"/>
+      <w:r>
+        <w:t>firstcall</w:t>
+      </w:r>
+      <w:proofErr w:type="spellEnd"/>
+      <w:r>
+        <w:t xml:space="preserve"> </w:t>
       </w:r>
       <w:r>
         <w:t>begin</w:t>
@@ -9499,8 +10882,25 @@
       </w:r>
       <w:r>
         <w:tab/>
-        <w:t>printf(“this prints the first time.”);</w:t>
-      </w:r>
+      </w:r>
+      <w:proofErr w:type="spellStart"/>
+      <w:proofErr w:type="gramStart"/>
+      <w:r>
+        <w:t>printf</w:t>
+      </w:r>
+      <w:proofErr w:type="spellEnd"/>
+      <w:r>
+        <w:t>(</w:t>
+      </w:r>
+      <w:proofErr w:type="gramEnd"/>
+      <w:r>
+        <w:t>“this prints the first time.”</w:t>
+      </w:r>
+      <w:proofErr w:type="gramStart"/>
+      <w:r>
+        <w:t>);</w:t>
+      </w:r>
+      <w:proofErr w:type="gramEnd"/>
     </w:p>
     <w:p>
       <w:pPr>
@@ -9523,7 +10923,23 @@
         <w:ind w:left="720"/>
       </w:pPr>
       <w:r>
-        <w:t>The compiler automatically generates a static variable in the data segment that controls the firstcall block. The firstcall statement is equivalent to:</w:t>
+        <w:t xml:space="preserve">The compiler automatically generates a static variable in the data segment that controls the </w:t>
+      </w:r>
+      <w:proofErr w:type="spellStart"/>
+      <w:r>
+        <w:t>firstcall</w:t>
+      </w:r>
+      <w:proofErr w:type="spellEnd"/>
+      <w:r>
+        <w:t xml:space="preserve"> block. The </w:t>
+      </w:r>
+      <w:proofErr w:type="spellStart"/>
+      <w:r>
+        <w:t>firstcall</w:t>
+      </w:r>
+      <w:proofErr w:type="spellEnd"/>
+      <w:r>
+        <w:t xml:space="preserve"> statement is equivalent to:</w:t>
       </w:r>
     </w:p>
     <w:p>
@@ -9539,8 +10955,13 @@
         <w:ind w:left="1440"/>
       </w:pPr>
       <w:r>
-        <w:t>static char first=1;</w:t>
-      </w:r>
+        <w:t>static char first=</w:t>
+      </w:r>
+      <w:proofErr w:type="gramStart"/>
+      <w:r>
+        <w:t>1;</w:t>
+      </w:r>
+      <w:proofErr w:type="gramEnd"/>
     </w:p>
     <w:p>
       <w:pPr>
@@ -9558,8 +10979,13 @@
         <w:ind w:left="1440"/>
       </w:pPr>
       <w:r>
-        <w:t xml:space="preserve">    first = 0;</w:t>
-      </w:r>
+        <w:t xml:space="preserve">    first = </w:t>
+      </w:r>
+      <w:proofErr w:type="gramStart"/>
+      <w:r>
+        <w:t>0;</w:t>
+      </w:r>
+      <w:proofErr w:type="gramEnd"/>
     </w:p>
     <w:p>
       <w:pPr>
@@ -9587,7 +11013,15 @@
         <w:ind w:left="720"/>
       </w:pPr>
       <w:r>
-        <w:t>The if statement may also precede the firstcall for readability.</w:t>
+        <w:t xml:space="preserve">The if statement may also precede the </w:t>
+      </w:r>
+      <w:proofErr w:type="spellStart"/>
+      <w:r>
+        <w:t>firstcall</w:t>
+      </w:r>
+      <w:proofErr w:type="spellEnd"/>
+      <w:r>
+        <w:t xml:space="preserve"> for readability.</w:t>
       </w:r>
     </w:p>
     <w:p>
@@ -9662,8 +11096,33 @@
       </w:r>
       <w:r>
         <w:tab/>
-        <w:t>printf(“this prints forever.”);</w:t>
-      </w:r>
+      </w:r>
+      <w:proofErr w:type="spellStart"/>
+      <w:proofErr w:type="gramStart"/>
+      <w:r>
+        <w:t>printf</w:t>
+      </w:r>
+      <w:proofErr w:type="spellEnd"/>
+      <w:r>
+        <w:t>(</w:t>
+      </w:r>
+      <w:proofErr w:type="gramEnd"/>
+      <w:r>
+        <w:t>“</w:t>
+      </w:r>
+      <w:proofErr w:type="gramStart"/>
+      <w:r>
+        <w:t>this prints</w:t>
+      </w:r>
+      <w:proofErr w:type="gramEnd"/>
+      <w:r>
+        <w:t xml:space="preserve"> forever.”</w:t>
+      </w:r>
+      <w:proofErr w:type="gramStart"/>
+      <w:r>
+        <w:t>);</w:t>
+      </w:r>
+      <w:proofErr w:type="gramEnd"/>
     </w:p>
     <w:p>
       <w:r>
@@ -9688,7 +11147,23 @@
         <w:ind w:left="720"/>
       </w:pPr>
       <w:r>
-        <w:t>The generic statement acts like a function and returns a value corresponding to the type of the specified variable. The variable is specified followed by a list of types similar to a case statement. If there is a default keyword then if the type of the variable does not match any of the types listed then the default value will be returned.</w:t>
+        <w:t xml:space="preserve">The generic statement acts like a function and returns a value corresponding to the type of the specified variable. The variable is specified followed by a list of types </w:t>
+      </w:r>
+      <w:proofErr w:type="gramStart"/>
+      <w:r>
+        <w:t>similar to</w:t>
+      </w:r>
+      <w:proofErr w:type="gramEnd"/>
+      <w:r>
+        <w:t xml:space="preserve"> a case statement. If there is a default </w:t>
+      </w:r>
+      <w:proofErr w:type="gramStart"/>
+      <w:r>
+        <w:t>keyword</w:t>
+      </w:r>
+      <w:proofErr w:type="gramEnd"/>
+      <w:r>
+        <w:t xml:space="preserve"> then if the type of the variable does not match any of the types listed then the default value will be returned.</w:t>
       </w:r>
     </w:p>
     <w:p>
@@ -9697,16 +11172,34 @@
       </w:pPr>
       <w:r>
         <w:tab/>
-        <w:t>integer x;</w:t>
-      </w:r>
+        <w:t xml:space="preserve">integer </w:t>
+      </w:r>
+      <w:proofErr w:type="gramStart"/>
+      <w:r>
+        <w:t>x;</w:t>
+      </w:r>
+      <w:proofErr w:type="gramEnd"/>
     </w:p>
     <w:p>
       <w:pPr>
         <w:ind w:left="720" w:firstLine="720"/>
       </w:pPr>
       <w:r>
-        <w:t>x = generic(var, int: 1, char: 2, long 3: default: 4);</w:t>
-      </w:r>
+        <w:t xml:space="preserve">x = </w:t>
+      </w:r>
+      <w:proofErr w:type="gramStart"/>
+      <w:r>
+        <w:t>generic(</w:t>
+      </w:r>
+      <w:proofErr w:type="gramEnd"/>
+      <w:r>
+        <w:t>var, int: 1, char: 2, long 3: default: 4</w:t>
+      </w:r>
+      <w:proofErr w:type="gramStart"/>
+      <w:r>
+        <w:t>);</w:t>
+      </w:r>
+      <w:proofErr w:type="gramEnd"/>
     </w:p>
     <w:p>
       <w:pPr>
@@ -9881,21 +11374,52 @@
       <w:pPr>
         <w:ind w:left="720"/>
       </w:pPr>
-      <w:r>
-        <w:t>inline(10) void myfunc()</w:t>
-      </w:r>
-    </w:p>
-    <w:p>
-      <w:pPr>
-        <w:ind w:left="720"/>
-      </w:pPr>
-    </w:p>
-    <w:p>
-      <w:pPr>
-        <w:ind w:left="720"/>
-      </w:pPr>
-      <w:r>
-        <w:t>will inline the function myfunc() if it has fewer than 10 lines of code.</w:t>
+      <w:proofErr w:type="gramStart"/>
+      <w:r>
+        <w:t>inline(</w:t>
+      </w:r>
+      <w:proofErr w:type="gramEnd"/>
+      <w:r>
+        <w:t xml:space="preserve">10) void </w:t>
+      </w:r>
+      <w:proofErr w:type="spellStart"/>
+      <w:proofErr w:type="gramStart"/>
+      <w:r>
+        <w:t>myfunc</w:t>
+      </w:r>
+      <w:proofErr w:type="spellEnd"/>
+      <w:r>
+        <w:t>(</w:t>
+      </w:r>
+      <w:proofErr w:type="gramEnd"/>
+      <w:r>
+        <w:t>)</w:t>
+      </w:r>
+    </w:p>
+    <w:p>
+      <w:pPr>
+        <w:ind w:left="720"/>
+      </w:pPr>
+    </w:p>
+    <w:p>
+      <w:pPr>
+        <w:ind w:left="720"/>
+      </w:pPr>
+      <w:r>
+        <w:t xml:space="preserve">will inline the function </w:t>
+      </w:r>
+      <w:proofErr w:type="spellStart"/>
+      <w:proofErr w:type="gramStart"/>
+      <w:r>
+        <w:t>myfunc</w:t>
+      </w:r>
+      <w:proofErr w:type="spellEnd"/>
+      <w:r>
+        <w:t>(</w:t>
+      </w:r>
+      <w:proofErr w:type="gramEnd"/>
+      <w:r>
+        <w:t>) if it has fewer than 10 lines of code.</w:t>
       </w:r>
     </w:p>
     <w:p>
@@ -9974,7 +11498,15 @@
         <w:ind w:left="720"/>
       </w:pPr>
       <w:r>
-        <w:t>A function declared as an interrupt routine will use an interrupt return instruction at the end, and may also emit code to store registers on the stack on entry, and load them from the stack on exit. Interrupt may accept an integer parameter indicating which registers to save and reload. Registers are identified in a bit mask with the lowest bit representing the lowest numbered register.</w:t>
+        <w:t xml:space="preserve">A function declared as an interrupt routine will use an interrupt return instruction at the </w:t>
+      </w:r>
+      <w:proofErr w:type="gramStart"/>
+      <w:r>
+        <w:t>end, and</w:t>
+      </w:r>
+      <w:proofErr w:type="gramEnd"/>
+      <w:r>
+        <w:t xml:space="preserve"> may also emit code to store registers on the stack on entry, and load them from the stack on exit. Interrupt may accept an integer parameter indicating which registers to save and reload. Registers are identified in a bit mask with the lowest bit representing the lowest numbered register.</w:t>
       </w:r>
     </w:p>
     <w:p>
@@ -9994,7 +11526,23 @@
         <w:t>interrupt</w:t>
       </w:r>
       <w:r>
-        <w:t xml:space="preserve">(0xfffffffa) my_irq() </w:t>
+        <w:t xml:space="preserve">(0xfffffffa) </w:t>
+      </w:r>
+      <w:proofErr w:type="spellStart"/>
+      <w:r>
+        <w:t>my_</w:t>
+      </w:r>
+      <w:proofErr w:type="gramStart"/>
+      <w:r>
+        <w:t>irq</w:t>
+      </w:r>
+      <w:proofErr w:type="spellEnd"/>
+      <w:r>
+        <w:t>(</w:t>
+      </w:r>
+      <w:proofErr w:type="gramEnd"/>
+      <w:r>
+        <w:t xml:space="preserve">) </w:t>
       </w:r>
       <w:r>
         <w:t>begin end</w:t>
@@ -10010,7 +11558,15 @@
         <w:ind w:left="720"/>
       </w:pPr>
       <w:r>
-        <w:t>will save all the registers on the stack except x0 and the stack pointer for Riscv.</w:t>
+        <w:t xml:space="preserve">will save all the registers on the stack except x0 and the stack pointer for </w:t>
+      </w:r>
+      <w:proofErr w:type="spellStart"/>
+      <w:r>
+        <w:t>Riscv</w:t>
+      </w:r>
+      <w:proofErr w:type="spellEnd"/>
+      <w:r>
+        <w:t>.</w:t>
       </w:r>
     </w:p>
     <w:p>
@@ -10100,11 +11656,16 @@
       <w:r>
         <w:t xml:space="preserve">The naked keyword causes the compiler to omit all the conventional stack operations required to call a function. (Omits function prologue and epilogue code) It’s use is primarily to allow inline assembler code to handle function calling conventions instead of allowing the compiler to handle the calling convention. The naked keyword may also be applied to the </w:t>
       </w:r>
+      <w:proofErr w:type="gramStart"/>
       <w:r>
         <w:t>switch</w:t>
       </w:r>
       <w:r>
-        <w:t xml:space="preserve">() statement to cause the compiler to omit bounds checking on the </w:t>
+        <w:t>(</w:t>
+      </w:r>
+      <w:proofErr w:type="gramEnd"/>
+      <w:r>
+        <w:t xml:space="preserve">) statement to cause the compiler to omit bounds checking on the </w:t>
       </w:r>
       <w:r>
         <w:t>switch</w:t>
@@ -10137,7 +11698,20 @@
         <w:t>aked</w:t>
       </w:r>
       <w:r>
-        <w:t xml:space="preserve"> myfunction()</w:t>
+        <w:t xml:space="preserve"> </w:t>
+      </w:r>
+      <w:proofErr w:type="spellStart"/>
+      <w:proofErr w:type="gramStart"/>
+      <w:r>
+        <w:t>myfunction</w:t>
+      </w:r>
+      <w:proofErr w:type="spellEnd"/>
+      <w:r>
+        <w:t>(</w:t>
+      </w:r>
+      <w:proofErr w:type="gramEnd"/>
+      <w:r>
+        <w:t>)</w:t>
       </w:r>
     </w:p>
     <w:p>
@@ -10154,7 +11728,14 @@
       </w:pPr>
       <w:r>
         <w:tab/>
-        <w:t xml:space="preserve">asm </w:t>
+      </w:r>
+      <w:proofErr w:type="spellStart"/>
+      <w:r>
+        <w:t>asm</w:t>
+      </w:r>
+      <w:proofErr w:type="spellEnd"/>
+      <w:r>
+        <w:t xml:space="preserve"> </w:t>
       </w:r>
       <w:r>
         <w:t>begin</w:t>
@@ -10199,18 +11780,47 @@
         <w:ind w:left="720"/>
       </w:pPr>
       <w:r>
-        <w:t>The new operator generates a call to the run-time library function __new(). __new() will allocate storage for the object on the heap</w:t>
-      </w:r>
-      <w:r>
-        <w:t xml:space="preserve"> using malloc(). The object is given a 64-byte header and the object state is set to new. Objects whose state is new will not be deleted automatically by the garbage collector. They must be deleted using the delete keyword. new may be preceded by the keyword ‘auto’ which indicates that automatic garbage collection should be used for the object. In this case the objects state is set to auto new.</w:t>
-      </w:r>
-    </w:p>
-    <w:p>
-      <w:pPr>
-        <w:ind w:left="720"/>
-      </w:pPr>
-      <w:r>
-        <w:t>new() does not call the object’s constructor.</w:t>
+        <w:t>The new operator generates a call to the run-time library function __</w:t>
+      </w:r>
+      <w:proofErr w:type="gramStart"/>
+      <w:r>
+        <w:t>new(</w:t>
+      </w:r>
+      <w:proofErr w:type="gramEnd"/>
+      <w:r>
+        <w:t>). __</w:t>
+      </w:r>
+      <w:proofErr w:type="gramStart"/>
+      <w:r>
+        <w:t>new(</w:t>
+      </w:r>
+      <w:proofErr w:type="gramEnd"/>
+      <w:r>
+        <w:t>) will allocate storage for the object on the heap</w:t>
+      </w:r>
+      <w:r>
+        <w:t xml:space="preserve"> using </w:t>
+      </w:r>
+      <w:proofErr w:type="gramStart"/>
+      <w:r>
+        <w:t>malloc(</w:t>
+      </w:r>
+      <w:proofErr w:type="gramEnd"/>
+      <w:r>
+        <w:t>). The object is given a 64-byte header and the object state is set to new. Objects whose state is new will not be deleted automatically by the garbage collector. They must be deleted using the delete keyword. new may be preceded by the keyword ‘auto’ which indicates that automatic garbage collection should be used for the object. In this case the objects state is set to auto new.</w:t>
+      </w:r>
+    </w:p>
+    <w:p>
+      <w:pPr>
+        <w:ind w:left="720"/>
+      </w:pPr>
+      <w:proofErr w:type="gramStart"/>
+      <w:r>
+        <w:t>new(</w:t>
+      </w:r>
+      <w:proofErr w:type="gramEnd"/>
+      <w:r>
+        <w:t>) does not call the object’s constructor.</w:t>
       </w:r>
     </w:p>
     <w:p>
@@ -10318,7 +11928,20 @@
         <w:ind w:left="720"/>
       </w:pPr>
       <w:r>
-        <w:t>pascal char myfunction(int arg1, int arg2)</w:t>
+        <w:t xml:space="preserve">pascal char </w:t>
+      </w:r>
+      <w:proofErr w:type="spellStart"/>
+      <w:proofErr w:type="gramStart"/>
+      <w:r>
+        <w:t>myfunction</w:t>
+      </w:r>
+      <w:proofErr w:type="spellEnd"/>
+      <w:r>
+        <w:t>(</w:t>
+      </w:r>
+      <w:proofErr w:type="gramEnd"/>
+      <w:r>
+        <w:t>int arg1, int arg2)</w:t>
       </w:r>
     </w:p>
     <w:p>
@@ -10357,17 +11980,43 @@
         <w:pStyle w:val="Heading1"/>
       </w:pPr>
       <w:bookmarkStart w:id="38" w:name="_Toc157150856"/>
+      <w:proofErr w:type="spellStart"/>
       <w:r>
         <w:t>prolog</w:t>
       </w:r>
       <w:bookmarkEnd w:id="38"/>
-    </w:p>
-    <w:p>
-      <w:pPr>
-        <w:ind w:left="720"/>
-      </w:pPr>
-      <w:r>
-        <w:t>The prolog keyword identifies a block of code to be executed as the function prolog. A prolog block may be placed anywhere in a function, but the compiler will output it at the function’s entry point.</w:t>
+      <w:proofErr w:type="spellEnd"/>
+    </w:p>
+    <w:p>
+      <w:pPr>
+        <w:ind w:left="720"/>
+      </w:pPr>
+      <w:r>
+        <w:t xml:space="preserve">The </w:t>
+      </w:r>
+      <w:proofErr w:type="spellStart"/>
+      <w:r>
+        <w:t>prolog</w:t>
+      </w:r>
+      <w:proofErr w:type="spellEnd"/>
+      <w:r>
+        <w:t xml:space="preserve"> keyword identifies a block of code to be executed as the function </w:t>
+      </w:r>
+      <w:proofErr w:type="spellStart"/>
+      <w:r>
+        <w:t>prolog</w:t>
+      </w:r>
+      <w:proofErr w:type="spellEnd"/>
+      <w:r>
+        <w:t xml:space="preserve">. A </w:t>
+      </w:r>
+      <w:proofErr w:type="spellStart"/>
+      <w:r>
+        <w:t>prolog</w:t>
+      </w:r>
+      <w:proofErr w:type="spellEnd"/>
+      <w:r>
+        <w:t xml:space="preserve"> block may be placed anywhere in a function, but the compiler will output it at the function’s entry point.</w:t>
       </w:r>
     </w:p>
     <w:p>
@@ -10383,7 +12032,20 @@
         <w:t>naked</w:t>
       </w:r>
       <w:r>
-        <w:t xml:space="preserve"> myfunction()</w:t>
+        <w:t xml:space="preserve"> </w:t>
+      </w:r>
+      <w:proofErr w:type="spellStart"/>
+      <w:proofErr w:type="gramStart"/>
+      <w:r>
+        <w:t>myfunction</w:t>
+      </w:r>
+      <w:proofErr w:type="spellEnd"/>
+      <w:r>
+        <w:t>(</w:t>
+      </w:r>
+      <w:proofErr w:type="gramEnd"/>
+      <w:r>
+        <w:t>)</w:t>
       </w:r>
     </w:p>
     <w:p>
@@ -10400,7 +12062,22 @@
       </w:pPr>
       <w:r>
         <w:tab/>
-        <w:t xml:space="preserve">prolog asm </w:t>
+      </w:r>
+      <w:proofErr w:type="spellStart"/>
+      <w:r>
+        <w:t>prolog</w:t>
+      </w:r>
+      <w:proofErr w:type="spellEnd"/>
+      <w:r>
+        <w:t xml:space="preserve"> </w:t>
+      </w:r>
+      <w:proofErr w:type="spellStart"/>
+      <w:r>
+        <w:t>asm</w:t>
+      </w:r>
+      <w:proofErr w:type="spellEnd"/>
+      <w:r>
+        <w:t xml:space="preserve"> </w:t>
       </w:r>
       <w:r>
         <w:t>begin</w:t>
@@ -10411,7 +12088,23 @@
         <w:ind w:left="720"/>
       </w:pPr>
       <w:r>
-        <w:t xml:space="preserve">                 // do some prolog work here, eg. setup stack parameters</w:t>
+        <w:t xml:space="preserve">                 // do some </w:t>
+      </w:r>
+      <w:proofErr w:type="spellStart"/>
+      <w:r>
+        <w:t>prolog</w:t>
+      </w:r>
+      <w:proofErr w:type="spellEnd"/>
+      <w:r>
+        <w:t xml:space="preserve"> work here, </w:t>
+      </w:r>
+      <w:proofErr w:type="spellStart"/>
+      <w:r>
+        <w:t>eg.</w:t>
+      </w:r>
+      <w:proofErr w:type="spellEnd"/>
+      <w:r>
+        <w:t xml:space="preserve"> setup stack parameters</w:t>
       </w:r>
     </w:p>
     <w:p>
@@ -10438,8 +12131,21 @@
       <w:pPr>
         <w:ind w:left="720"/>
       </w:pPr>
-      <w:r>
-        <w:t>Prolog code is not as highly optimized as other code as the prolog is generally placed before register variables are saved. That means it cannot make use of register variables.</w:t>
+      <w:proofErr w:type="spellStart"/>
+      <w:r>
+        <w:t>Prolog</w:t>
+      </w:r>
+      <w:proofErr w:type="spellEnd"/>
+      <w:r>
+        <w:t xml:space="preserve"> code is not as highly optimized as other code as the </w:t>
+      </w:r>
+      <w:proofErr w:type="spellStart"/>
+      <w:r>
+        <w:t>prolog</w:t>
+      </w:r>
+      <w:proofErr w:type="spellEnd"/>
+      <w:r>
+        <w:t xml:space="preserve"> is generally placed before register variables are saved. That means it cannot make use of register variables.</w:t>
       </w:r>
     </w:p>
     <w:p>
@@ -10781,11 +12487,16 @@
       <w:r>
         <w:t xml:space="preserve">The naked keyword may be applied to the </w:t>
       </w:r>
+      <w:proofErr w:type="gramStart"/>
       <w:r>
         <w:t>switch</w:t>
       </w:r>
       <w:r>
-        <w:t xml:space="preserve">() statement to cause the compiler to omit bounds checking. Normally the compiler will check the </w:t>
+        <w:t>(</w:t>
+      </w:r>
+      <w:proofErr w:type="gramEnd"/>
+      <w:r>
+        <w:t xml:space="preserve">) statement to cause the compiler to omit bounds checking. Normally the compiler will check the </w:t>
       </w:r>
       <w:r>
         <w:t>switch</w:t>
@@ -10814,11 +12525,16 @@
       <w:r>
         <w:t xml:space="preserve"> Naked </w:t>
       </w:r>
+      <w:proofErr w:type="spellStart"/>
       <w:r>
         <w:t>switch</w:t>
       </w:r>
       <w:r>
-        <w:t xml:space="preserve">s result in faster code, but results are undefined if the </w:t>
+        <w:t>s</w:t>
+      </w:r>
+      <w:proofErr w:type="spellEnd"/>
+      <w:r>
+        <w:t xml:space="preserve"> result in faster code, but results are undefined if the </w:t>
       </w:r>
       <w:r>
         <w:t>switch</w:t>
@@ -10839,7 +12555,15 @@
         <w:t xml:space="preserve"> value isn’t valid then the program will likely crash.</w:t>
       </w:r>
       <w:r>
-        <w:t xml:space="preserve"> So use with caution.</w:t>
+        <w:t xml:space="preserve"> </w:t>
+      </w:r>
+      <w:proofErr w:type="gramStart"/>
+      <w:r>
+        <w:t>So</w:t>
+      </w:r>
+      <w:proofErr w:type="gramEnd"/>
+      <w:r>
+        <w:t xml:space="preserve"> use with caution.</w:t>
       </w:r>
     </w:p>
     <w:p>
@@ -10938,16 +12662,36 @@
                 <w:sz w:val="19"/>
                 <w:szCs w:val="19"/>
               </w:rPr>
-              <w:t xml:space="preserve">(btn) </w:t>
-            </w:r>
+              <w:t>(</w:t>
+            </w:r>
+            <w:proofErr w:type="spellStart"/>
             <w:r>
               <w:rPr>
                 <w:rFonts w:ascii="Consolas" w:hAnsi="Consolas" w:cs="Consolas"/>
                 <w:sz w:val="19"/>
                 <w:szCs w:val="19"/>
               </w:rPr>
+              <w:t>btn</w:t>
+            </w:r>
+            <w:proofErr w:type="spellEnd"/>
+            <w:r>
+              <w:rPr>
+                <w:rFonts w:ascii="Consolas" w:hAnsi="Consolas" w:cs="Consolas"/>
+                <w:sz w:val="19"/>
+                <w:szCs w:val="19"/>
+              </w:rPr>
+              <w:t xml:space="preserve">) </w:t>
+            </w:r>
+            <w:proofErr w:type="gramStart"/>
+            <w:r>
+              <w:rPr>
+                <w:rFonts w:ascii="Consolas" w:hAnsi="Consolas" w:cs="Consolas"/>
+                <w:sz w:val="19"/>
+                <w:szCs w:val="19"/>
+              </w:rPr>
               <w:t>begin</w:t>
             </w:r>
+            <w:proofErr w:type="gramEnd"/>
           </w:p>
           <w:p>
             <w:pPr>
@@ -10976,16 +12720,51 @@
                 <w:szCs w:val="19"/>
               </w:rPr>
               <w:tab/>
-              <w:t xml:space="preserve">lw   </w:t>
-            </w:r>
+            </w:r>
+            <w:proofErr w:type="spellStart"/>
             <w:r>
               <w:rPr>
                 <w:rFonts w:ascii="Consolas" w:hAnsi="Consolas" w:cs="Consolas"/>
                 <w:sz w:val="19"/>
                 <w:szCs w:val="19"/>
               </w:rPr>
+              <w:t>lw</w:t>
+            </w:r>
+            <w:proofErr w:type="spellEnd"/>
+            <w:r>
+              <w:rPr>
+                <w:rFonts w:ascii="Consolas" w:hAnsi="Consolas" w:cs="Consolas"/>
+                <w:sz w:val="19"/>
+                <w:szCs w:val="19"/>
+              </w:rPr>
+              <w:t xml:space="preserve">   </w:t>
+            </w:r>
+            <w:r>
+              <w:rPr>
+                <w:rFonts w:ascii="Consolas" w:hAnsi="Consolas" w:cs="Consolas"/>
+                <w:sz w:val="19"/>
+                <w:szCs w:val="19"/>
+              </w:rPr>
               <w:tab/>
-              <w:t>r3,-32[bp]</w:t>
+              <w:t>r</w:t>
+            </w:r>
+            <w:proofErr w:type="gramStart"/>
+            <w:r>
+              <w:rPr>
+                <w:rFonts w:ascii="Consolas" w:hAnsi="Consolas" w:cs="Consolas"/>
+                <w:sz w:val="19"/>
+                <w:szCs w:val="19"/>
+              </w:rPr>
+              <w:t>3,-</w:t>
+            </w:r>
+            <w:proofErr w:type="gramEnd"/>
+            <w:r>
+              <w:rPr>
+                <w:rFonts w:ascii="Consolas" w:hAnsi="Consolas" w:cs="Consolas"/>
+                <w:sz w:val="19"/>
+                <w:szCs w:val="19"/>
+              </w:rPr>
+              <w:t>32[bp]</w:t>
             </w:r>
           </w:p>
           <w:p>
@@ -11015,16 +12794,60 @@
                 <w:szCs w:val="19"/>
               </w:rPr>
               <w:tab/>
-              <w:t xml:space="preserve">ldi  </w:t>
-            </w:r>
+            </w:r>
+            <w:proofErr w:type="spellStart"/>
+            <w:proofErr w:type="gramStart"/>
             <w:r>
               <w:rPr>
                 <w:rFonts w:ascii="Consolas" w:hAnsi="Consolas" w:cs="Consolas"/>
                 <w:sz w:val="19"/>
                 <w:szCs w:val="19"/>
               </w:rPr>
+              <w:t>ldi</w:t>
+            </w:r>
+            <w:proofErr w:type="spellEnd"/>
+            <w:r>
+              <w:rPr>
+                <w:rFonts w:ascii="Consolas" w:hAnsi="Consolas" w:cs="Consolas"/>
+                <w:sz w:val="19"/>
+                <w:szCs w:val="19"/>
+              </w:rPr>
+              <w:t xml:space="preserve">  </w:t>
+            </w:r>
+            <w:r>
+              <w:rPr>
+                <w:rFonts w:ascii="Consolas" w:hAnsi="Consolas" w:cs="Consolas"/>
+                <w:sz w:val="19"/>
+                <w:szCs w:val="19"/>
+              </w:rPr>
               <w:tab/>
-              <w:t>r4,#1</w:t>
+            </w:r>
+            <w:proofErr w:type="gramEnd"/>
+            <w:r>
+              <w:rPr>
+                <w:rFonts w:ascii="Consolas" w:hAnsi="Consolas" w:cs="Consolas"/>
+                <w:sz w:val="19"/>
+                <w:szCs w:val="19"/>
+              </w:rPr>
+              <w:t>r</w:t>
+            </w:r>
+            <w:proofErr w:type="gramStart"/>
+            <w:r>
+              <w:rPr>
+                <w:rFonts w:ascii="Consolas" w:hAnsi="Consolas" w:cs="Consolas"/>
+                <w:sz w:val="19"/>
+                <w:szCs w:val="19"/>
+              </w:rPr>
+              <w:t>4,#</w:t>
+            </w:r>
+            <w:proofErr w:type="gramEnd"/>
+            <w:r>
+              <w:rPr>
+                <w:rFonts w:ascii="Consolas" w:hAnsi="Consolas" w:cs="Consolas"/>
+                <w:sz w:val="19"/>
+                <w:szCs w:val="19"/>
+              </w:rPr>
+              <w:t>1</w:t>
             </w:r>
           </w:p>
           <w:p>
@@ -11054,16 +12877,60 @@
                 <w:szCs w:val="19"/>
               </w:rPr>
               <w:tab/>
-              <w:t xml:space="preserve">ldi  </w:t>
-            </w:r>
+            </w:r>
+            <w:proofErr w:type="spellStart"/>
+            <w:proofErr w:type="gramStart"/>
             <w:r>
               <w:rPr>
                 <w:rFonts w:ascii="Consolas" w:hAnsi="Consolas" w:cs="Consolas"/>
                 <w:sz w:val="19"/>
                 <w:szCs w:val="19"/>
               </w:rPr>
+              <w:t>ldi</w:t>
+            </w:r>
+            <w:proofErr w:type="spellEnd"/>
+            <w:r>
+              <w:rPr>
+                <w:rFonts w:ascii="Consolas" w:hAnsi="Consolas" w:cs="Consolas"/>
+                <w:sz w:val="19"/>
+                <w:szCs w:val="19"/>
+              </w:rPr>
+              <w:t xml:space="preserve">  </w:t>
+            </w:r>
+            <w:r>
+              <w:rPr>
+                <w:rFonts w:ascii="Consolas" w:hAnsi="Consolas" w:cs="Consolas"/>
+                <w:sz w:val="19"/>
+                <w:szCs w:val="19"/>
+              </w:rPr>
               <w:tab/>
-              <w:t>r5,#9</w:t>
+            </w:r>
+            <w:proofErr w:type="gramEnd"/>
+            <w:r>
+              <w:rPr>
+                <w:rFonts w:ascii="Consolas" w:hAnsi="Consolas" w:cs="Consolas"/>
+                <w:sz w:val="19"/>
+                <w:szCs w:val="19"/>
+              </w:rPr>
+              <w:t>r</w:t>
+            </w:r>
+            <w:proofErr w:type="gramStart"/>
+            <w:r>
+              <w:rPr>
+                <w:rFonts w:ascii="Consolas" w:hAnsi="Consolas" w:cs="Consolas"/>
+                <w:sz w:val="19"/>
+                <w:szCs w:val="19"/>
+              </w:rPr>
+              <w:t>5,#</w:t>
+            </w:r>
+            <w:proofErr w:type="gramEnd"/>
+            <w:r>
+              <w:rPr>
+                <w:rFonts w:ascii="Consolas" w:hAnsi="Consolas" w:cs="Consolas"/>
+                <w:sz w:val="19"/>
+                <w:szCs w:val="19"/>
+              </w:rPr>
+              <w:t>9</w:t>
             </w:r>
           </w:p>
           <w:p>
@@ -11093,16 +12960,60 @@
                 <w:szCs w:val="19"/>
               </w:rPr>
               <w:tab/>
-              <w:t xml:space="preserve">chk  </w:t>
-            </w:r>
+            </w:r>
+            <w:proofErr w:type="spellStart"/>
+            <w:proofErr w:type="gramStart"/>
             <w:r>
               <w:rPr>
                 <w:rFonts w:ascii="Consolas" w:hAnsi="Consolas" w:cs="Consolas"/>
                 <w:sz w:val="19"/>
                 <w:szCs w:val="19"/>
               </w:rPr>
+              <w:t>chk</w:t>
+            </w:r>
+            <w:proofErr w:type="spellEnd"/>
+            <w:r>
+              <w:rPr>
+                <w:rFonts w:ascii="Consolas" w:hAnsi="Consolas" w:cs="Consolas"/>
+                <w:sz w:val="19"/>
+                <w:szCs w:val="19"/>
+              </w:rPr>
+              <w:t xml:space="preserve">  </w:t>
+            </w:r>
+            <w:r>
+              <w:rPr>
+                <w:rFonts w:ascii="Consolas" w:hAnsi="Consolas" w:cs="Consolas"/>
+                <w:sz w:val="19"/>
+                <w:szCs w:val="19"/>
+              </w:rPr>
               <w:tab/>
-              <w:t>r3,r4,r5,BIOSMain_13</w:t>
+            </w:r>
+            <w:proofErr w:type="gramEnd"/>
+            <w:r>
+              <w:rPr>
+                <w:rFonts w:ascii="Consolas" w:hAnsi="Consolas" w:cs="Consolas"/>
+                <w:sz w:val="19"/>
+                <w:szCs w:val="19"/>
+              </w:rPr>
+              <w:t>r</w:t>
+            </w:r>
+            <w:proofErr w:type="gramStart"/>
+            <w:r>
+              <w:rPr>
+                <w:rFonts w:ascii="Consolas" w:hAnsi="Consolas" w:cs="Consolas"/>
+                <w:sz w:val="19"/>
+                <w:szCs w:val="19"/>
+              </w:rPr>
+              <w:t>3,r4,r5,BIOSMain</w:t>
+            </w:r>
+            <w:proofErr w:type="gramEnd"/>
+            <w:r>
+              <w:rPr>
+                <w:rFonts w:ascii="Consolas" w:hAnsi="Consolas" w:cs="Consolas"/>
+                <w:sz w:val="19"/>
+                <w:szCs w:val="19"/>
+              </w:rPr>
+              <w:t>_13</w:t>
             </w:r>
           </w:p>
           <w:p>
@@ -11132,16 +13043,50 @@
                 <w:szCs w:val="19"/>
               </w:rPr>
               <w:tab/>
-              <w:t xml:space="preserve">sub  </w:t>
-            </w:r>
+            </w:r>
+            <w:proofErr w:type="gramStart"/>
             <w:r>
               <w:rPr>
                 <w:rFonts w:ascii="Consolas" w:hAnsi="Consolas" w:cs="Consolas"/>
                 <w:sz w:val="19"/>
                 <w:szCs w:val="19"/>
               </w:rPr>
+              <w:t xml:space="preserve">sub  </w:t>
+            </w:r>
+            <w:r>
+              <w:rPr>
+                <w:rFonts w:ascii="Consolas" w:hAnsi="Consolas" w:cs="Consolas"/>
+                <w:sz w:val="19"/>
+                <w:szCs w:val="19"/>
+              </w:rPr>
               <w:tab/>
-              <w:t>r3,r3,#1</w:t>
+            </w:r>
+            <w:proofErr w:type="gramEnd"/>
+            <w:r>
+              <w:rPr>
+                <w:rFonts w:ascii="Consolas" w:hAnsi="Consolas" w:cs="Consolas"/>
+                <w:sz w:val="19"/>
+                <w:szCs w:val="19"/>
+              </w:rPr>
+              <w:t>r</w:t>
+            </w:r>
+            <w:proofErr w:type="gramStart"/>
+            <w:r>
+              <w:rPr>
+                <w:rFonts w:ascii="Consolas" w:hAnsi="Consolas" w:cs="Consolas"/>
+                <w:sz w:val="19"/>
+                <w:szCs w:val="19"/>
+              </w:rPr>
+              <w:t>3,r3,#</w:t>
+            </w:r>
+            <w:proofErr w:type="gramEnd"/>
+            <w:r>
+              <w:rPr>
+                <w:rFonts w:ascii="Consolas" w:hAnsi="Consolas" w:cs="Consolas"/>
+                <w:sz w:val="19"/>
+                <w:szCs w:val="19"/>
+              </w:rPr>
+              <w:t>1</w:t>
             </w:r>
           </w:p>
           <w:p>
@@ -11171,16 +13116,60 @@
                 <w:szCs w:val="19"/>
               </w:rPr>
               <w:tab/>
-              <w:t xml:space="preserve">shl  </w:t>
-            </w:r>
+            </w:r>
+            <w:proofErr w:type="spellStart"/>
+            <w:proofErr w:type="gramStart"/>
             <w:r>
               <w:rPr>
                 <w:rFonts w:ascii="Consolas" w:hAnsi="Consolas" w:cs="Consolas"/>
                 <w:sz w:val="19"/>
                 <w:szCs w:val="19"/>
               </w:rPr>
+              <w:t>shl</w:t>
+            </w:r>
+            <w:proofErr w:type="spellEnd"/>
+            <w:r>
+              <w:rPr>
+                <w:rFonts w:ascii="Consolas" w:hAnsi="Consolas" w:cs="Consolas"/>
+                <w:sz w:val="19"/>
+                <w:szCs w:val="19"/>
+              </w:rPr>
+              <w:t xml:space="preserve">  </w:t>
+            </w:r>
+            <w:r>
+              <w:rPr>
+                <w:rFonts w:ascii="Consolas" w:hAnsi="Consolas" w:cs="Consolas"/>
+                <w:sz w:val="19"/>
+                <w:szCs w:val="19"/>
+              </w:rPr>
               <w:tab/>
-              <w:t>r3,r3,#3</w:t>
+            </w:r>
+            <w:proofErr w:type="gramEnd"/>
+            <w:r>
+              <w:rPr>
+                <w:rFonts w:ascii="Consolas" w:hAnsi="Consolas" w:cs="Consolas"/>
+                <w:sz w:val="19"/>
+                <w:szCs w:val="19"/>
+              </w:rPr>
+              <w:t>r</w:t>
+            </w:r>
+            <w:proofErr w:type="gramStart"/>
+            <w:r>
+              <w:rPr>
+                <w:rFonts w:ascii="Consolas" w:hAnsi="Consolas" w:cs="Consolas"/>
+                <w:sz w:val="19"/>
+                <w:szCs w:val="19"/>
+              </w:rPr>
+              <w:t>3,r3,#</w:t>
+            </w:r>
+            <w:proofErr w:type="gramEnd"/>
+            <w:r>
+              <w:rPr>
+                <w:rFonts w:ascii="Consolas" w:hAnsi="Consolas" w:cs="Consolas"/>
+                <w:sz w:val="19"/>
+                <w:szCs w:val="19"/>
+              </w:rPr>
+              <w:t>3</w:t>
             </w:r>
           </w:p>
           <w:p>
@@ -11210,16 +13199,51 @@
                 <w:szCs w:val="19"/>
               </w:rPr>
               <w:tab/>
-              <w:t xml:space="preserve">lw   </w:t>
-            </w:r>
+            </w:r>
+            <w:proofErr w:type="spellStart"/>
             <w:r>
               <w:rPr>
                 <w:rFonts w:ascii="Consolas" w:hAnsi="Consolas" w:cs="Consolas"/>
                 <w:sz w:val="19"/>
                 <w:szCs w:val="19"/>
               </w:rPr>
+              <w:t>lw</w:t>
+            </w:r>
+            <w:proofErr w:type="spellEnd"/>
+            <w:r>
+              <w:rPr>
+                <w:rFonts w:ascii="Consolas" w:hAnsi="Consolas" w:cs="Consolas"/>
+                <w:sz w:val="19"/>
+                <w:szCs w:val="19"/>
+              </w:rPr>
+              <w:t xml:space="preserve">   </w:t>
+            </w:r>
+            <w:r>
+              <w:rPr>
+                <w:rFonts w:ascii="Consolas" w:hAnsi="Consolas" w:cs="Consolas"/>
+                <w:sz w:val="19"/>
+                <w:szCs w:val="19"/>
+              </w:rPr>
               <w:tab/>
-              <w:t>r3,BIOSMain_19[r3]</w:t>
+              <w:t>r</w:t>
+            </w:r>
+            <w:proofErr w:type="gramStart"/>
+            <w:r>
+              <w:rPr>
+                <w:rFonts w:ascii="Consolas" w:hAnsi="Consolas" w:cs="Consolas"/>
+                <w:sz w:val="19"/>
+                <w:szCs w:val="19"/>
+              </w:rPr>
+              <w:t>3,BIOSMain</w:t>
+            </w:r>
+            <w:proofErr w:type="gramEnd"/>
+            <w:r>
+              <w:rPr>
+                <w:rFonts w:ascii="Consolas" w:hAnsi="Consolas" w:cs="Consolas"/>
+                <w:sz w:val="19"/>
+                <w:szCs w:val="19"/>
+              </w:rPr>
+              <w:t>_19[r3]</w:t>
             </w:r>
           </w:p>
           <w:p>
@@ -11249,15 +13273,41 @@
                 <w:szCs w:val="19"/>
               </w:rPr>
               <w:tab/>
-              <w:t xml:space="preserve">jal  </w:t>
-            </w:r>
+            </w:r>
+            <w:proofErr w:type="spellStart"/>
+            <w:proofErr w:type="gramStart"/>
             <w:r>
               <w:rPr>
                 <w:rFonts w:ascii="Consolas" w:hAnsi="Consolas" w:cs="Consolas"/>
                 <w:sz w:val="19"/>
                 <w:szCs w:val="19"/>
               </w:rPr>
+              <w:t>jal</w:t>
+            </w:r>
+            <w:proofErr w:type="spellEnd"/>
+            <w:r>
+              <w:rPr>
+                <w:rFonts w:ascii="Consolas" w:hAnsi="Consolas" w:cs="Consolas"/>
+                <w:sz w:val="19"/>
+                <w:szCs w:val="19"/>
+              </w:rPr>
+              <w:t xml:space="preserve">  </w:t>
+            </w:r>
+            <w:r>
+              <w:rPr>
+                <w:rFonts w:ascii="Consolas" w:hAnsi="Consolas" w:cs="Consolas"/>
+                <w:sz w:val="19"/>
+                <w:szCs w:val="19"/>
+              </w:rPr>
               <w:tab/>
+            </w:r>
+            <w:proofErr w:type="gramEnd"/>
+            <w:r>
+              <w:rPr>
+                <w:rFonts w:ascii="Consolas" w:hAnsi="Consolas" w:cs="Consolas"/>
+                <w:sz w:val="19"/>
+                <w:szCs w:val="19"/>
+              </w:rPr>
               <w:t>r0,0[r3]</w:t>
             </w:r>
           </w:p>
@@ -11339,6 +13389,7 @@
               </w:rPr>
               <w:tab/>
             </w:r>
+            <w:proofErr w:type="gramStart"/>
             <w:r>
               <w:rPr>
                 <w:rFonts w:ascii="Consolas" w:hAnsi="Consolas" w:cs="Consolas"/>
@@ -11353,8 +13404,19 @@
                 <w:sz w:val="19"/>
                 <w:szCs w:val="19"/>
               </w:rPr>
-              <w:t>(btn</w:t>
-            </w:r>
+              <w:t>(</w:t>
+            </w:r>
+            <w:proofErr w:type="spellStart"/>
+            <w:proofErr w:type="gramEnd"/>
+            <w:r>
+              <w:rPr>
+                <w:rFonts w:ascii="Consolas" w:hAnsi="Consolas" w:cs="Consolas"/>
+                <w:sz w:val="19"/>
+                <w:szCs w:val="19"/>
+              </w:rPr>
+              <w:t>btn</w:t>
+            </w:r>
+            <w:proofErr w:type="spellEnd"/>
             <w:r>
               <w:rPr>
                 <w:rFonts w:ascii="Consolas" w:hAnsi="Consolas" w:cs="Consolas"/>
@@ -11399,16 +13461,51 @@
                 <w:szCs w:val="19"/>
               </w:rPr>
               <w:tab/>
-              <w:t xml:space="preserve">lw   </w:t>
-            </w:r>
+            </w:r>
+            <w:proofErr w:type="spellStart"/>
             <w:r>
               <w:rPr>
                 <w:rFonts w:ascii="Consolas" w:hAnsi="Consolas" w:cs="Consolas"/>
                 <w:sz w:val="19"/>
                 <w:szCs w:val="19"/>
               </w:rPr>
+              <w:t>lw</w:t>
+            </w:r>
+            <w:proofErr w:type="spellEnd"/>
+            <w:r>
+              <w:rPr>
+                <w:rFonts w:ascii="Consolas" w:hAnsi="Consolas" w:cs="Consolas"/>
+                <w:sz w:val="19"/>
+                <w:szCs w:val="19"/>
+              </w:rPr>
+              <w:t xml:space="preserve">   </w:t>
+            </w:r>
+            <w:r>
+              <w:rPr>
+                <w:rFonts w:ascii="Consolas" w:hAnsi="Consolas" w:cs="Consolas"/>
+                <w:sz w:val="19"/>
+                <w:szCs w:val="19"/>
+              </w:rPr>
               <w:tab/>
-              <w:t>r3,-32[bp]</w:t>
+              <w:t>r</w:t>
+            </w:r>
+            <w:proofErr w:type="gramStart"/>
+            <w:r>
+              <w:rPr>
+                <w:rFonts w:ascii="Consolas" w:hAnsi="Consolas" w:cs="Consolas"/>
+                <w:sz w:val="19"/>
+                <w:szCs w:val="19"/>
+              </w:rPr>
+              <w:t>3,-</w:t>
+            </w:r>
+            <w:proofErr w:type="gramEnd"/>
+            <w:r>
+              <w:rPr>
+                <w:rFonts w:ascii="Consolas" w:hAnsi="Consolas" w:cs="Consolas"/>
+                <w:sz w:val="19"/>
+                <w:szCs w:val="19"/>
+              </w:rPr>
+              <w:t>32[bp]</w:t>
             </w:r>
           </w:p>
           <w:p>
@@ -11438,16 +13535,50 @@
                 <w:szCs w:val="19"/>
               </w:rPr>
               <w:tab/>
-              <w:t xml:space="preserve">sub  </w:t>
-            </w:r>
+            </w:r>
+            <w:proofErr w:type="gramStart"/>
             <w:r>
               <w:rPr>
                 <w:rFonts w:ascii="Consolas" w:hAnsi="Consolas" w:cs="Consolas"/>
                 <w:sz w:val="19"/>
                 <w:szCs w:val="19"/>
               </w:rPr>
+              <w:t xml:space="preserve">sub  </w:t>
+            </w:r>
+            <w:r>
+              <w:rPr>
+                <w:rFonts w:ascii="Consolas" w:hAnsi="Consolas" w:cs="Consolas"/>
+                <w:sz w:val="19"/>
+                <w:szCs w:val="19"/>
+              </w:rPr>
               <w:tab/>
-              <w:t>r3,r3,#1</w:t>
+            </w:r>
+            <w:proofErr w:type="gramEnd"/>
+            <w:r>
+              <w:rPr>
+                <w:rFonts w:ascii="Consolas" w:hAnsi="Consolas" w:cs="Consolas"/>
+                <w:sz w:val="19"/>
+                <w:szCs w:val="19"/>
+              </w:rPr>
+              <w:t>r</w:t>
+            </w:r>
+            <w:proofErr w:type="gramStart"/>
+            <w:r>
+              <w:rPr>
+                <w:rFonts w:ascii="Consolas" w:hAnsi="Consolas" w:cs="Consolas"/>
+                <w:sz w:val="19"/>
+                <w:szCs w:val="19"/>
+              </w:rPr>
+              <w:t>3,r3,#</w:t>
+            </w:r>
+            <w:proofErr w:type="gramEnd"/>
+            <w:r>
+              <w:rPr>
+                <w:rFonts w:ascii="Consolas" w:hAnsi="Consolas" w:cs="Consolas"/>
+                <w:sz w:val="19"/>
+                <w:szCs w:val="19"/>
+              </w:rPr>
+              <w:t>1</w:t>
             </w:r>
           </w:p>
           <w:p>
@@ -11477,16 +13608,60 @@
                 <w:szCs w:val="19"/>
               </w:rPr>
               <w:tab/>
-              <w:t xml:space="preserve">shl  </w:t>
-            </w:r>
+            </w:r>
+            <w:proofErr w:type="spellStart"/>
+            <w:proofErr w:type="gramStart"/>
             <w:r>
               <w:rPr>
                 <w:rFonts w:ascii="Consolas" w:hAnsi="Consolas" w:cs="Consolas"/>
                 <w:sz w:val="19"/>
                 <w:szCs w:val="19"/>
               </w:rPr>
+              <w:t>shl</w:t>
+            </w:r>
+            <w:proofErr w:type="spellEnd"/>
+            <w:r>
+              <w:rPr>
+                <w:rFonts w:ascii="Consolas" w:hAnsi="Consolas" w:cs="Consolas"/>
+                <w:sz w:val="19"/>
+                <w:szCs w:val="19"/>
+              </w:rPr>
+              <w:t xml:space="preserve">  </w:t>
+            </w:r>
+            <w:r>
+              <w:rPr>
+                <w:rFonts w:ascii="Consolas" w:hAnsi="Consolas" w:cs="Consolas"/>
+                <w:sz w:val="19"/>
+                <w:szCs w:val="19"/>
+              </w:rPr>
               <w:tab/>
-              <w:t>r3,r3,#3</w:t>
+            </w:r>
+            <w:proofErr w:type="gramEnd"/>
+            <w:r>
+              <w:rPr>
+                <w:rFonts w:ascii="Consolas" w:hAnsi="Consolas" w:cs="Consolas"/>
+                <w:sz w:val="19"/>
+                <w:szCs w:val="19"/>
+              </w:rPr>
+              <w:t>r</w:t>
+            </w:r>
+            <w:proofErr w:type="gramStart"/>
+            <w:r>
+              <w:rPr>
+                <w:rFonts w:ascii="Consolas" w:hAnsi="Consolas" w:cs="Consolas"/>
+                <w:sz w:val="19"/>
+                <w:szCs w:val="19"/>
+              </w:rPr>
+              <w:t>3,r3,#</w:t>
+            </w:r>
+            <w:proofErr w:type="gramEnd"/>
+            <w:r>
+              <w:rPr>
+                <w:rFonts w:ascii="Consolas" w:hAnsi="Consolas" w:cs="Consolas"/>
+                <w:sz w:val="19"/>
+                <w:szCs w:val="19"/>
+              </w:rPr>
+              <w:t>3</w:t>
             </w:r>
           </w:p>
           <w:p>
@@ -11516,16 +13691,51 @@
                 <w:szCs w:val="19"/>
               </w:rPr>
               <w:tab/>
-              <w:t xml:space="preserve">lw   </w:t>
-            </w:r>
+            </w:r>
+            <w:proofErr w:type="spellStart"/>
             <w:r>
               <w:rPr>
                 <w:rFonts w:ascii="Consolas" w:hAnsi="Consolas" w:cs="Consolas"/>
                 <w:sz w:val="19"/>
                 <w:szCs w:val="19"/>
               </w:rPr>
+              <w:t>lw</w:t>
+            </w:r>
+            <w:proofErr w:type="spellEnd"/>
+            <w:r>
+              <w:rPr>
+                <w:rFonts w:ascii="Consolas" w:hAnsi="Consolas" w:cs="Consolas"/>
+                <w:sz w:val="19"/>
+                <w:szCs w:val="19"/>
+              </w:rPr>
+              <w:t xml:space="preserve">   </w:t>
+            </w:r>
+            <w:r>
+              <w:rPr>
+                <w:rFonts w:ascii="Consolas" w:hAnsi="Consolas" w:cs="Consolas"/>
+                <w:sz w:val="19"/>
+                <w:szCs w:val="19"/>
+              </w:rPr>
               <w:tab/>
-              <w:t>r3,BIOSMain_19[r3]</w:t>
+              <w:t>r</w:t>
+            </w:r>
+            <w:proofErr w:type="gramStart"/>
+            <w:r>
+              <w:rPr>
+                <w:rFonts w:ascii="Consolas" w:hAnsi="Consolas" w:cs="Consolas"/>
+                <w:sz w:val="19"/>
+                <w:szCs w:val="19"/>
+              </w:rPr>
+              <w:t>3,BIOSMain</w:t>
+            </w:r>
+            <w:proofErr w:type="gramEnd"/>
+            <w:r>
+              <w:rPr>
+                <w:rFonts w:ascii="Consolas" w:hAnsi="Consolas" w:cs="Consolas"/>
+                <w:sz w:val="19"/>
+                <w:szCs w:val="19"/>
+              </w:rPr>
+              <w:t>_19[r3]</w:t>
             </w:r>
           </w:p>
           <w:p>
@@ -11555,15 +13765,41 @@
                 <w:szCs w:val="19"/>
               </w:rPr>
               <w:tab/>
-              <w:t xml:space="preserve">jal  </w:t>
-            </w:r>
+            </w:r>
+            <w:proofErr w:type="spellStart"/>
+            <w:proofErr w:type="gramStart"/>
             <w:r>
               <w:rPr>
                 <w:rFonts w:ascii="Consolas" w:hAnsi="Consolas" w:cs="Consolas"/>
                 <w:sz w:val="19"/>
                 <w:szCs w:val="19"/>
               </w:rPr>
+              <w:t>jal</w:t>
+            </w:r>
+            <w:proofErr w:type="spellEnd"/>
+            <w:r>
+              <w:rPr>
+                <w:rFonts w:ascii="Consolas" w:hAnsi="Consolas" w:cs="Consolas"/>
+                <w:sz w:val="19"/>
+                <w:szCs w:val="19"/>
+              </w:rPr>
+              <w:t xml:space="preserve">  </w:t>
+            </w:r>
+            <w:r>
+              <w:rPr>
+                <w:rFonts w:ascii="Consolas" w:hAnsi="Consolas" w:cs="Consolas"/>
+                <w:sz w:val="19"/>
+                <w:szCs w:val="19"/>
+              </w:rPr>
               <w:tab/>
+            </w:r>
+            <w:proofErr w:type="gramEnd"/>
+            <w:r>
+              <w:rPr>
+                <w:rFonts w:ascii="Consolas" w:hAnsi="Consolas" w:cs="Consolas"/>
+                <w:sz w:val="19"/>
+                <w:szCs w:val="19"/>
+              </w:rPr>
               <w:t>r0,0[r3]</w:t>
             </w:r>
           </w:p>
@@ -11666,7 +13902,15 @@
         <w:t>. Throwing an exception will walk backwards up the stack to the most recently defined catch handler.</w:t>
       </w:r>
       <w:r>
-        <w:t xml:space="preserve"> Unlike c++ throw does not automatically destroy objects created in the subroutine or method</w:t>
+        <w:t xml:space="preserve"> Unlike </w:t>
+      </w:r>
+      <w:proofErr w:type="spellStart"/>
+      <w:r>
+        <w:t>c++</w:t>
+      </w:r>
+      <w:proofErr w:type="spellEnd"/>
+      <w:r>
+        <w:t xml:space="preserve"> throw does not automatically destroy objects created in the subroutine or method</w:t>
       </w:r>
       <w:r>
         <w:t>.</w:t>
@@ -11698,15 +13942,41 @@
         <w:ind w:left="720"/>
       </w:pPr>
       <w:r>
-        <w:t>The ‘thread’ keyword may be applied in variable declarations to indicate that a variable is thread-local. Thread local variables are treated like static declarations by the compiler, except that the variable’s storage is allocated in the thread-local-storage segment (tls).</w:t>
+        <w:t xml:space="preserve">The ‘thread’ keyword may be applied in variable declarations to indicate that a variable is </w:t>
+      </w:r>
+      <w:proofErr w:type="gramStart"/>
+      <w:r>
+        <w:t>thread-local</w:t>
+      </w:r>
+      <w:proofErr w:type="gramEnd"/>
+      <w:r>
+        <w:t>. Thread local variables are treated like static declarations by the compiler, except that the variable’s storage is allocated in the thread-local-storage segment (</w:t>
+      </w:r>
+      <w:proofErr w:type="spellStart"/>
+      <w:r>
+        <w:t>tls</w:t>
+      </w:r>
+      <w:proofErr w:type="spellEnd"/>
+      <w:r>
+        <w:t>).</w:t>
       </w:r>
     </w:p>
     <w:p/>
     <w:p/>
     <w:p>
       <w:r>
-        <w:t>thread int varname;</w:t>
-      </w:r>
+        <w:t xml:space="preserve">thread int </w:t>
+      </w:r>
+      <w:proofErr w:type="spellStart"/>
+      <w:proofErr w:type="gramStart"/>
+      <w:r>
+        <w:t>varname</w:t>
+      </w:r>
+      <w:proofErr w:type="spellEnd"/>
+      <w:r>
+        <w:t>;</w:t>
+      </w:r>
+      <w:proofErr w:type="gramEnd"/>
     </w:p>
     <w:p/>
     <w:p>
@@ -11735,9 +14005,11 @@
       <w:r>
         <w:t xml:space="preserve">try </w:t>
       </w:r>
+      <w:proofErr w:type="gramStart"/>
       <w:r>
         <w:t>begin</w:t>
       </w:r>
+      <w:proofErr w:type="gramEnd"/>
       <w:r>
         <w:t xml:space="preserve"> </w:t>
       </w:r>
@@ -11767,7 +14039,15 @@
         <w:ind w:left="720"/>
       </w:pPr>
       <w:r>
-        <w:t>When exception handling is enabled every function has a default exception handler that merely returns up to the next higher exception handler.</w:t>
+        <w:t xml:space="preserve">When exception handling is </w:t>
+      </w:r>
+      <w:proofErr w:type="gramStart"/>
+      <w:r>
+        <w:t>enabled</w:t>
+      </w:r>
+      <w:proofErr w:type="gramEnd"/>
+      <w:r>
+        <w:t xml:space="preserve"> every function has a default exception handler that merely returns up to the next higher exception handler.</w:t>
       </w:r>
     </w:p>
     <w:p>
@@ -11789,9 +14069,19 @@
         <w:pStyle w:val="Heading1"/>
       </w:pPr>
       <w:bookmarkStart w:id="49" w:name="_Toc157150867"/>
+      <w:proofErr w:type="spellStart"/>
+      <w:proofErr w:type="gramStart"/>
       <w:r>
         <w:lastRenderedPageBreak/>
-        <w:t>typenum()</w:t>
+        <w:t>typenum</w:t>
+      </w:r>
+      <w:proofErr w:type="spellEnd"/>
+      <w:r>
+        <w:t>(</w:t>
+      </w:r>
+      <w:proofErr w:type="gramEnd"/>
+      <w:r>
+        <w:t>)</w:t>
       </w:r>
       <w:bookmarkEnd w:id="49"/>
     </w:p>
@@ -11807,11 +14097,55 @@
       <w:pPr>
         <w:ind w:left="720"/>
       </w:pPr>
-      <w:r>
-        <w:t>Typenum() works like the sizeof() operator, but it returns a hashcode representing the type, rather than the size of the type.</w:t>
-      </w:r>
-      <w:r>
-        <w:t xml:space="preserve"> Typenum() can be used to identify types at run-time.</w:t>
+      <w:proofErr w:type="spellStart"/>
+      <w:proofErr w:type="gramStart"/>
+      <w:r>
+        <w:t>Typenum</w:t>
+      </w:r>
+      <w:proofErr w:type="spellEnd"/>
+      <w:r>
+        <w:t>(</w:t>
+      </w:r>
+      <w:proofErr w:type="gramEnd"/>
+      <w:r>
+        <w:t xml:space="preserve">) works like the </w:t>
+      </w:r>
+      <w:proofErr w:type="spellStart"/>
+      <w:proofErr w:type="gramStart"/>
+      <w:r>
+        <w:t>sizeof</w:t>
+      </w:r>
+      <w:proofErr w:type="spellEnd"/>
+      <w:r>
+        <w:t>(</w:t>
+      </w:r>
+      <w:proofErr w:type="gramEnd"/>
+      <w:r>
+        <w:t xml:space="preserve">) operator, but it returns a </w:t>
+      </w:r>
+      <w:proofErr w:type="spellStart"/>
+      <w:r>
+        <w:t>hashcode</w:t>
+      </w:r>
+      <w:proofErr w:type="spellEnd"/>
+      <w:r>
+        <w:t xml:space="preserve"> representing the type, rather than the size of the type.</w:t>
+      </w:r>
+      <w:r>
+        <w:t xml:space="preserve"> </w:t>
+      </w:r>
+      <w:proofErr w:type="spellStart"/>
+      <w:proofErr w:type="gramStart"/>
+      <w:r>
+        <w:t>Typenum</w:t>
+      </w:r>
+      <w:proofErr w:type="spellEnd"/>
+      <w:r>
+        <w:t>(</w:t>
+      </w:r>
+      <w:proofErr w:type="gramEnd"/>
+      <w:r>
+        <w:t>) can be used to identify types at run-time.</w:t>
       </w:r>
     </w:p>
     <w:p>
@@ -11829,30 +14163,47 @@
       <w:r>
         <w:t xml:space="preserve"> tag </w:t>
       </w:r>
+      <w:proofErr w:type="gramStart"/>
       <w:r>
         <w:t>begin</w:t>
       </w:r>
-      <w:r>
-        <w:t xml:space="preserve"> int i; </w:t>
-      </w:r>
+      <w:proofErr w:type="gramEnd"/>
+      <w:r>
+        <w:t xml:space="preserve"> int </w:t>
+      </w:r>
+      <w:proofErr w:type="spellStart"/>
+      <w:r>
+        <w:t>i</w:t>
+      </w:r>
+      <w:proofErr w:type="spellEnd"/>
+      <w:r>
+        <w:t xml:space="preserve">; </w:t>
+      </w:r>
+      <w:proofErr w:type="gramStart"/>
       <w:r>
         <w:t>end</w:t>
       </w:r>
       <w:r>
         <w:t>;</w:t>
       </w:r>
-    </w:p>
-    <w:p>
-      <w:pPr>
-        <w:ind w:left="720"/>
-      </w:pPr>
-    </w:p>
-    <w:p>
-      <w:pPr>
-        <w:ind w:left="720"/>
-      </w:pPr>
-      <w:r>
-        <w:t>main()</w:t>
+      <w:proofErr w:type="gramEnd"/>
+    </w:p>
+    <w:p>
+      <w:pPr>
+        <w:ind w:left="720"/>
+      </w:pPr>
+    </w:p>
+    <w:p>
+      <w:pPr>
+        <w:ind w:left="720"/>
+      </w:pPr>
+      <w:proofErr w:type="gramStart"/>
+      <w:r>
+        <w:t>main(</w:t>
+      </w:r>
+      <w:proofErr w:type="gramEnd"/>
+      <w:r>
+        <w:t>)</w:t>
       </w:r>
     </w:p>
     <w:p>
@@ -11874,8 +14225,13 @@
         <w:t>eger</w:t>
       </w:r>
       <w:r>
-        <w:t xml:space="preserve"> n;</w:t>
-      </w:r>
+        <w:t xml:space="preserve"> </w:t>
+      </w:r>
+      <w:proofErr w:type="gramStart"/>
+      <w:r>
+        <w:t>n;</w:t>
+      </w:r>
+      <w:proofErr w:type="gramEnd"/>
     </w:p>
     <w:p>
       <w:pPr>
@@ -11888,14 +14244,29 @@
       </w:pPr>
       <w:r>
         <w:tab/>
-        <w:t>n = typenum(</w:t>
-      </w:r>
+        <w:t xml:space="preserve">n = </w:t>
+      </w:r>
+      <w:proofErr w:type="spellStart"/>
+      <w:proofErr w:type="gramStart"/>
+      <w:r>
+        <w:t>typenum</w:t>
+      </w:r>
+      <w:proofErr w:type="spellEnd"/>
+      <w:r>
+        <w:t>(</w:t>
+      </w:r>
+      <w:proofErr w:type="gramEnd"/>
       <w:r>
         <w:t>record</w:t>
       </w:r>
       <w:r>
-        <w:t xml:space="preserve"> tag);</w:t>
-      </w:r>
+        <w:t xml:space="preserve"> tag</w:t>
+      </w:r>
+      <w:proofErr w:type="gramStart"/>
+      <w:r>
+        <w:t>);</w:t>
+      </w:r>
+      <w:proofErr w:type="gramEnd"/>
     </w:p>
     <w:p>
       <w:pPr>
@@ -11918,7 +14289,15 @@
         <w:t>The compiler numbers the types it encounters in a program, up to 10,000 types are supported. Pointers to types add 10,000 to the hash number for each level of pointer.</w:t>
       </w:r>
       <w:r>
-        <w:t xml:space="preserve"> Program should not depend on specific hash numbers as the hash numbers of type may vary between different versions of the compiler. The compiler uses a 15-bit hash number which may be encoded into a three character ascii string.</w:t>
+        <w:t xml:space="preserve"> Program should not depend on specific hash numbers as the hash numbers of type may vary between different versions of the compiler. The compiler uses a 15-bit hash number which may be encoded into a </w:t>
+      </w:r>
+      <w:proofErr w:type="gramStart"/>
+      <w:r>
+        <w:t>three character</w:t>
+      </w:r>
+      <w:proofErr w:type="gramEnd"/>
+      <w:r>
+        <w:t xml:space="preserve"> ascii string.</w:t>
       </w:r>
     </w:p>
     <w:p>
@@ -11948,15 +14327,28 @@
         <w:t xml:space="preserve"> It may have better semantics in some circumstances to use until instead of inverting a while condition.</w:t>
       </w:r>
       <w:r>
-        <w:t xml:space="preserve"> while(!x) is better represented as until(x)</w:t>
+        <w:t xml:space="preserve"> while</w:t>
+      </w:r>
+      <w:proofErr w:type="gramStart"/>
+      <w:r>
+        <w:t>(!x</w:t>
+      </w:r>
+      <w:proofErr w:type="gramEnd"/>
+      <w:r>
+        <w:t>) is better represented as until(x)</w:t>
       </w:r>
     </w:p>
     <w:p/>
     <w:p>
       <w:r>
         <w:tab/>
-        <w:t>x = 0;</w:t>
-      </w:r>
+        <w:t xml:space="preserve">x = </w:t>
+      </w:r>
+      <w:proofErr w:type="gramStart"/>
+      <w:r>
+        <w:t>0;</w:t>
+      </w:r>
+      <w:proofErr w:type="gramEnd"/>
     </w:p>
     <w:p>
       <w:r>
@@ -11973,8 +14365,33 @@
       </w:r>
       <w:r>
         <w:tab/>
-        <w:t>printf(“this prints 10 times.”);</w:t>
-      </w:r>
+      </w:r>
+      <w:proofErr w:type="spellStart"/>
+      <w:proofErr w:type="gramStart"/>
+      <w:r>
+        <w:t>printf</w:t>
+      </w:r>
+      <w:proofErr w:type="spellEnd"/>
+      <w:r>
+        <w:t>(</w:t>
+      </w:r>
+      <w:proofErr w:type="gramEnd"/>
+      <w:r>
+        <w:t>“</w:t>
+      </w:r>
+      <w:proofErr w:type="gramStart"/>
+      <w:r>
+        <w:t>this prints</w:t>
+      </w:r>
+      <w:proofErr w:type="gramEnd"/>
+      <w:r>
+        <w:t xml:space="preserve"> 10 times.”</w:t>
+      </w:r>
+      <w:proofErr w:type="gramStart"/>
+      <w:r>
+        <w:t>);</w:t>
+      </w:r>
+      <w:proofErr w:type="gramEnd"/>
     </w:p>
     <w:p>
       <w:r>
@@ -11982,8 +14399,13 @@
       </w:r>
       <w:r>
         <w:tab/>
-        <w:t>x = x + 1;</w:t>
-      </w:r>
+        <w:t xml:space="preserve">x = x + </w:t>
+      </w:r>
+      <w:proofErr w:type="gramStart"/>
+      <w:r>
+        <w:t>1;</w:t>
+      </w:r>
+      <w:proofErr w:type="gramEnd"/>
     </w:p>
     <w:p>
       <w:r>
@@ -12029,7 +14451,15 @@
         <w:t>ARPL</w:t>
       </w:r>
       <w:r>
-        <w:t xml:space="preserve">. In particular a name mangler used for classes can be activated by using the phrase ‘using name </w:t>
+        <w:t xml:space="preserve">. </w:t>
+      </w:r>
+      <w:proofErr w:type="gramStart"/>
+      <w:r>
+        <w:t>In particular a</w:t>
+      </w:r>
+      <w:proofErr w:type="gramEnd"/>
+      <w:r>
+        <w:t xml:space="preserve"> name mangler used for classes can be activated by using the phrase ‘using name </w:t>
       </w:r>
       <w:r>
         <w:rPr>
@@ -12139,9 +14569,14 @@
       </w:pPr>
       <w:bookmarkStart w:id="54" w:name="_Toc157150872"/>
       <w:r>
-        <w:t>__cdecl</w:t>
+        <w:t>__</w:t>
+      </w:r>
+      <w:proofErr w:type="spellStart"/>
+      <w:r>
+        <w:t>cdecl</w:t>
       </w:r>
       <w:bookmarkEnd w:id="54"/>
+      <w:proofErr w:type="spellEnd"/>
     </w:p>
     <w:p>
       <w:pPr>
@@ -12171,7 +14606,15 @@
         <w:ind w:left="720"/>
       </w:pPr>
       <w:r>
-        <w:t>Specifies that the default calling convention is the Paacal calling convention.</w:t>
+        <w:t xml:space="preserve">Specifies that the default calling convention is the </w:t>
+      </w:r>
+      <w:proofErr w:type="spellStart"/>
+      <w:r>
+        <w:t>Paacal</w:t>
+      </w:r>
+      <w:proofErr w:type="spellEnd"/>
+      <w:r>
+        <w:t xml:space="preserve"> calling convention.</w:t>
       </w:r>
     </w:p>
     <w:p>
@@ -12291,7 +14734,15 @@
         <w:ind w:left="720"/>
       </w:pPr>
       <w:r>
-        <w:t>?? is the multiplex operator. It selects one of a series of expressions from a colon separated list. If the value on the left hand side of ?? is zero, then the first expression is selected, if the value is one, then the second expression is selected, and so on. The last expression in the list acts as a default. The following example returns the value 4 as there is no expression for the tenth selection.</w:t>
+        <w:t xml:space="preserve">?? is the multiplex operator. It selects one of a series of expressions from a colon separated list. If the value on the </w:t>
+      </w:r>
+      <w:proofErr w:type="gramStart"/>
+      <w:r>
+        <w:t>left hand</w:t>
+      </w:r>
+      <w:proofErr w:type="gramEnd"/>
+      <w:r>
+        <w:t xml:space="preserve"> side of ?? is zero, then the first expression is selected, if the value is one, then the second expression is selected, and so on. The last expression in the list acts as a default. The following example returns the value 4 as there is no expression for the tenth selection.</w:t>
       </w:r>
     </w:p>
     <w:p>
@@ -12304,7 +14755,15 @@
         <w:ind w:left="1440"/>
       </w:pPr>
       <w:r>
-        <w:t>integer main()</w:t>
+        <w:t xml:space="preserve">integer </w:t>
+      </w:r>
+      <w:proofErr w:type="gramStart"/>
+      <w:r>
+        <w:t>main(</w:t>
+      </w:r>
+      <w:proofErr w:type="gramEnd"/>
+      <w:r>
+        <w:t>)</w:t>
       </w:r>
     </w:p>
     <w:p>
@@ -12321,8 +14780,13 @@
       </w:pPr>
       <w:r>
         <w:tab/>
-        <w:t>integer a = 10;</w:t>
-      </w:r>
+        <w:t xml:space="preserve">integer a = </w:t>
+      </w:r>
+      <w:proofErr w:type="gramStart"/>
+      <w:r>
+        <w:t>10;</w:t>
+      </w:r>
+      <w:proofErr w:type="gramEnd"/>
     </w:p>
     <w:p>
       <w:pPr>
@@ -12330,8 +14794,13 @@
       </w:pPr>
       <w:r>
         <w:tab/>
-        <w:t>integer b = 1;</w:t>
-      </w:r>
+        <w:t xml:space="preserve">integer b = </w:t>
+      </w:r>
+      <w:proofErr w:type="gramStart"/>
+      <w:r>
+        <w:t>1;</w:t>
+      </w:r>
+      <w:proofErr w:type="gramEnd"/>
     </w:p>
     <w:p>
       <w:pPr>
@@ -12339,8 +14808,13 @@
       </w:pPr>
       <w:r>
         <w:tab/>
-        <w:t>integer c = 2;</w:t>
-      </w:r>
+        <w:t xml:space="preserve">integer c = </w:t>
+      </w:r>
+      <w:proofErr w:type="gramStart"/>
+      <w:r>
+        <w:t>2;</w:t>
+      </w:r>
+      <w:proofErr w:type="gramEnd"/>
     </w:p>
     <w:p>
       <w:pPr>
@@ -12348,8 +14822,13 @@
       </w:pPr>
       <w:r>
         <w:tab/>
-        <w:t>integer d = 3;</w:t>
-      </w:r>
+        <w:t xml:space="preserve">integer d = </w:t>
+      </w:r>
+      <w:proofErr w:type="gramStart"/>
+      <w:r>
+        <w:t>3;</w:t>
+      </w:r>
+      <w:proofErr w:type="gramEnd"/>
     </w:p>
     <w:p>
       <w:pPr>
@@ -12357,8 +14836,13 @@
       </w:pPr>
       <w:r>
         <w:tab/>
-        <w:t>integer e = 4;</w:t>
-      </w:r>
+        <w:t xml:space="preserve">integer e = </w:t>
+      </w:r>
+      <w:proofErr w:type="gramStart"/>
+      <w:r>
+        <w:t>4;</w:t>
+      </w:r>
+      <w:proofErr w:type="gramEnd"/>
     </w:p>
     <w:p>
       <w:pPr>
@@ -12374,7 +14858,47 @@
       </w:pPr>
       <w:r>
         <w:tab/>
-        <w:t>return ( a ?? b : c : d : e );</w:t>
+        <w:t xml:space="preserve">return </w:t>
+      </w:r>
+      <w:proofErr w:type="gramStart"/>
+      <w:r>
+        <w:t>( a</w:t>
+      </w:r>
+      <w:proofErr w:type="gramEnd"/>
+      <w:r>
+        <w:t xml:space="preserve"> ?? </w:t>
+      </w:r>
+      <w:proofErr w:type="gramStart"/>
+      <w:r>
+        <w:t>b :</w:t>
+      </w:r>
+      <w:proofErr w:type="gramEnd"/>
+      <w:r>
+        <w:t xml:space="preserve"> </w:t>
+      </w:r>
+      <w:proofErr w:type="gramStart"/>
+      <w:r>
+        <w:t>c :</w:t>
+      </w:r>
+      <w:proofErr w:type="gramEnd"/>
+      <w:r>
+        <w:t xml:space="preserve"> </w:t>
+      </w:r>
+      <w:proofErr w:type="gramStart"/>
+      <w:r>
+        <w:t>d :</w:t>
+      </w:r>
+      <w:proofErr w:type="gramEnd"/>
+      <w:r>
+        <w:t xml:space="preserve"> </w:t>
+      </w:r>
+      <w:proofErr w:type="gramStart"/>
+      <w:r>
+        <w:t>e )</w:t>
+      </w:r>
+      <w:proofErr w:type="gramEnd"/>
+      <w:r>
+        <w:t>;</w:t>
       </w:r>
     </w:p>
     <w:p>
@@ -12395,10 +14919,42 @@
         <w:ind w:left="720"/>
       </w:pPr>
       <w:r>
-        <w:t>The ?? operator is similar to the ? operator working in the reverse order.</w:t>
-      </w:r>
-      <w:r>
-        <w:t xml:space="preserve"> The control expression for ? evaluates to a boolean value</w:t>
+        <w:t xml:space="preserve">The ?? operator is </w:t>
+      </w:r>
+      <w:proofErr w:type="gramStart"/>
+      <w:r>
+        <w:t>similar to</w:t>
+      </w:r>
+      <w:proofErr w:type="gramEnd"/>
+      <w:r>
+        <w:t xml:space="preserve"> </w:t>
+      </w:r>
+      <w:proofErr w:type="gramStart"/>
+      <w:r>
+        <w:t>the ?</w:t>
+      </w:r>
+      <w:proofErr w:type="gramEnd"/>
+      <w:r>
+        <w:t xml:space="preserve"> operator working in the reverse order.</w:t>
+      </w:r>
+      <w:r>
+        <w:t xml:space="preserve"> The control expression </w:t>
+      </w:r>
+      <w:proofErr w:type="gramStart"/>
+      <w:r>
+        <w:t>for ?</w:t>
+      </w:r>
+      <w:proofErr w:type="gramEnd"/>
+      <w:r>
+        <w:t xml:space="preserve"> evaluates to a </w:t>
+      </w:r>
+      <w:proofErr w:type="spellStart"/>
+      <w:r>
+        <w:t>boolean</w:t>
+      </w:r>
+      <w:proofErr w:type="spellEnd"/>
+      <w:r>
+        <w:t xml:space="preserve"> value</w:t>
       </w:r>
       <w:r>
         <w:t xml:space="preserve"> returning true or false (1 or 0)</w:t>
@@ -12423,8 +14979,37 @@
         <w:ind w:left="720"/>
       </w:pPr>
       <w:r>
-        <w:t>a ?? b : c; is the same as a ? c : b;</w:t>
-      </w:r>
+        <w:t xml:space="preserve">a ?? </w:t>
+      </w:r>
+      <w:proofErr w:type="gramStart"/>
+      <w:r>
+        <w:t>b :</w:t>
+      </w:r>
+      <w:proofErr w:type="gramEnd"/>
+      <w:r>
+        <w:t xml:space="preserve"> c; is the same as </w:t>
+      </w:r>
+      <w:proofErr w:type="gramStart"/>
+      <w:r>
+        <w:t>a ?</w:t>
+      </w:r>
+      <w:proofErr w:type="gramEnd"/>
+      <w:r>
+        <w:t xml:space="preserve"> </w:t>
+      </w:r>
+      <w:proofErr w:type="gramStart"/>
+      <w:r>
+        <w:t>c :</w:t>
+      </w:r>
+      <w:proofErr w:type="gramEnd"/>
+      <w:r>
+        <w:t xml:space="preserve"> </w:t>
+      </w:r>
+      <w:proofErr w:type="gramStart"/>
+      <w:r>
+        <w:t>b;</w:t>
+      </w:r>
+      <w:proofErr w:type="gramEnd"/>
     </w:p>
     <w:p/>
     <w:p>
@@ -12488,9 +15073,11 @@
       <w:r>
         <w:t xml:space="preserve">’ = </w:t>
       </w:r>
+      <w:proofErr w:type="spellStart"/>
       <w:r>
         <w:t>wyde</w:t>
       </w:r>
+      <w:proofErr w:type="spellEnd"/>
       <w:r>
         <w:t xml:space="preserve"> (16-bit), ‘</w:t>
       </w:r>
@@ -12573,7 +15160,15 @@
         <w:t>String constants may also be placed inline with code</w:t>
       </w:r>
       <w:r>
-        <w:t xml:space="preserve"> using the letter ‘I’ as a prefix. Inlined string constants are automatically 16-bit encoded</w:t>
+        <w:t xml:space="preserve"> using the letter ‘I’ as a prefix. </w:t>
+      </w:r>
+      <w:proofErr w:type="spellStart"/>
+      <w:r>
+        <w:t>Inlined</w:t>
+      </w:r>
+      <w:proofErr w:type="spellEnd"/>
+      <w:r>
+        <w:t xml:space="preserve"> string constants are automatically 16-bit encoded</w:t>
       </w:r>
       <w:r>
         <w:t>.</w:t>
@@ -12629,7 +15224,20 @@
         <w:ind w:left="720"/>
       </w:pPr>
       <w:r>
-        <w:t>void SomeFunc()</w:t>
+        <w:t xml:space="preserve">void </w:t>
+      </w:r>
+      <w:proofErr w:type="spellStart"/>
+      <w:proofErr w:type="gramStart"/>
+      <w:r>
+        <w:t>SomeFunc</w:t>
+      </w:r>
+      <w:proofErr w:type="spellEnd"/>
+      <w:r>
+        <w:t>(</w:t>
+      </w:r>
+      <w:proofErr w:type="gramEnd"/>
+      <w:r>
+        <w:t>)</w:t>
       </w:r>
     </w:p>
     <w:p>
@@ -12653,12 +15261,22 @@
       <w:r>
         <w:t xml:space="preserve"> (x) </w:t>
       </w:r>
+      <w:proofErr w:type="gramStart"/>
       <w:r>
         <w:t>begin</w:t>
       </w:r>
       <w:r>
-        <w:t>: x_name</w:t>
-      </w:r>
+        <w:t>:</w:t>
+      </w:r>
+      <w:proofErr w:type="gramEnd"/>
+      <w:r>
+        <w:t xml:space="preserve"> </w:t>
+      </w:r>
+      <w:proofErr w:type="spellStart"/>
+      <w:r>
+        <w:t>x_name</w:t>
+      </w:r>
+      <w:proofErr w:type="spellEnd"/>
     </w:p>
     <w:p>
       <w:pPr>
@@ -12715,9 +15333,11 @@
       <w:pPr>
         <w:ind w:left="720"/>
       </w:pPr>
+      <w:proofErr w:type="spellStart"/>
       <w:r>
         <w:t>arpl</w:t>
       </w:r>
+      <w:proofErr w:type="spellEnd"/>
       <w:r>
         <w:t xml:space="preserve"> allows nesting of functions.</w:t>
       </w:r>
@@ -12746,7 +15366,15 @@
         <w:ind w:left="720"/>
       </w:pPr>
       <w:r>
-        <w:t>main##__BASEFILE__()</w:t>
+        <w:t>main##__BASEFILE_</w:t>
+      </w:r>
+      <w:proofErr w:type="gramStart"/>
+      <w:r>
+        <w:t>_(</w:t>
+      </w:r>
+      <w:proofErr w:type="gramEnd"/>
+      <w:r>
+        <w:t>)</w:t>
       </w:r>
     </w:p>
     <w:p>
@@ -12763,21 +15391,44 @@
       </w:pPr>
       <w:r>
         <w:tab/>
-        <w:t>int i;</w:t>
-      </w:r>
-    </w:p>
-    <w:p>
-      <w:pPr>
-        <w:ind w:left="720"/>
-      </w:pPr>
-    </w:p>
-    <w:p>
-      <w:pPr>
-        <w:ind w:left="720"/>
-      </w:pPr>
-      <w:r>
-        <w:t xml:space="preserve"> i = 47;</w:t>
-      </w:r>
+        <w:t xml:space="preserve">int </w:t>
+      </w:r>
+      <w:proofErr w:type="spellStart"/>
+      <w:proofErr w:type="gramStart"/>
+      <w:r>
+        <w:t>i</w:t>
+      </w:r>
+      <w:proofErr w:type="spellEnd"/>
+      <w:r>
+        <w:t>;</w:t>
+      </w:r>
+      <w:proofErr w:type="gramEnd"/>
+    </w:p>
+    <w:p>
+      <w:pPr>
+        <w:ind w:left="720"/>
+      </w:pPr>
+    </w:p>
+    <w:p>
+      <w:pPr>
+        <w:ind w:left="720"/>
+      </w:pPr>
+      <w:r>
+        <w:t xml:space="preserve"> </w:t>
+      </w:r>
+      <w:proofErr w:type="spellStart"/>
+      <w:r>
+        <w:t>i</w:t>
+      </w:r>
+      <w:proofErr w:type="spellEnd"/>
+      <w:r>
+        <w:t xml:space="preserve"> = </w:t>
+      </w:r>
+      <w:proofErr w:type="gramStart"/>
+      <w:r>
+        <w:t>47;</w:t>
+      </w:r>
+      <w:proofErr w:type="gramEnd"/>
     </w:p>
     <w:p>
       <w:pPr>
@@ -12785,7 +15436,14 @@
       </w:pPr>
       <w:r>
         <w:tab/>
-        <w:t xml:space="preserve">inline(20) int foo1() </w:t>
+      </w:r>
+      <w:proofErr w:type="gramStart"/>
+      <w:r>
+        <w:t>inline(</w:t>
+      </w:r>
+      <w:proofErr w:type="gramEnd"/>
+      <w:r>
+        <w:t xml:space="preserve">20) int foo1() </w:t>
       </w:r>
       <w:r>
         <w:t>begin</w:t>
@@ -12800,8 +15458,13 @@
       </w:r>
       <w:r>
         <w:tab/>
-        <w:t>return 43;</w:t>
-      </w:r>
+        <w:t xml:space="preserve">return </w:t>
+      </w:r>
+      <w:proofErr w:type="gramStart"/>
+      <w:r>
+        <w:t>43;</w:t>
+      </w:r>
+      <w:proofErr w:type="gramEnd"/>
     </w:p>
     <w:p>
       <w:pPr>
@@ -12835,8 +15498,13 @@
       </w:r>
       <w:r>
         <w:tab/>
-        <w:t>int g, h;</w:t>
-      </w:r>
+        <w:t xml:space="preserve">int g, </w:t>
+      </w:r>
+      <w:proofErr w:type="gramStart"/>
+      <w:r>
+        <w:t>h;</w:t>
+      </w:r>
+      <w:proofErr w:type="gramEnd"/>
     </w:p>
     <w:p>
       <w:pPr>
@@ -12866,8 +15534,18 @@
       </w:r>
       <w:r>
         <w:tab/>
-        <w:t>c = c + g + i;</w:t>
-      </w:r>
+        <w:t xml:space="preserve">c = c + g + </w:t>
+      </w:r>
+      <w:proofErr w:type="spellStart"/>
+      <w:proofErr w:type="gramStart"/>
+      <w:r>
+        <w:t>i</w:t>
+      </w:r>
+      <w:proofErr w:type="spellEnd"/>
+      <w:r>
+        <w:t>;</w:t>
+      </w:r>
+      <w:proofErr w:type="gramEnd"/>
     </w:p>
     <w:p>
       <w:pPr>
@@ -12881,8 +15559,13 @@
       </w:r>
       <w:r>
         <w:tab/>
-        <w:t>d = d + h;</w:t>
-      </w:r>
+        <w:t xml:space="preserve">d = d + </w:t>
+      </w:r>
+      <w:proofErr w:type="gramStart"/>
+      <w:r>
+        <w:t>h;</w:t>
+      </w:r>
+      <w:proofErr w:type="gramEnd"/>
     </w:p>
     <w:p>
       <w:pPr>
@@ -12896,8 +15579,13 @@
       </w:r>
       <w:r>
         <w:tab/>
-        <w:t>return (c*d);</w:t>
-      </w:r>
+        <w:t>return (c*d</w:t>
+      </w:r>
+      <w:proofErr w:type="gramStart"/>
+      <w:r>
+        <w:t>);</w:t>
+      </w:r>
+      <w:proofErr w:type="gramEnd"/>
     </w:p>
     <w:p>
       <w:pPr>
@@ -12922,8 +15610,13 @@
       </w:r>
       <w:r>
         <w:tab/>
-        <w:t>g = 2; h = 3;</w:t>
-      </w:r>
+        <w:t xml:space="preserve">g = 2; h = </w:t>
+      </w:r>
+      <w:proofErr w:type="gramStart"/>
+      <w:r>
+        <w:t>3;</w:t>
+      </w:r>
+      <w:proofErr w:type="gramEnd"/>
     </w:p>
     <w:p>
       <w:pPr>
@@ -12934,8 +15627,18 @@
       </w:r>
       <w:r>
         <w:tab/>
-        <w:t>return (a+b);</w:t>
-      </w:r>
+        <w:t>return (</w:t>
+      </w:r>
+      <w:proofErr w:type="spellStart"/>
+      <w:r>
+        <w:t>a+b</w:t>
+      </w:r>
+      <w:proofErr w:type="spellEnd"/>
+      <w:proofErr w:type="gramStart"/>
+      <w:r>
+        <w:t>);</w:t>
+      </w:r>
+      <w:proofErr w:type="gramEnd"/>
     </w:p>
     <w:p>
       <w:pPr>
@@ -12954,8 +15657,33 @@
       </w:pPr>
       <w:r>
         <w:tab/>
-        <w:t>printf("%d", foo());</w:t>
-      </w:r>
+      </w:r>
+      <w:proofErr w:type="spellStart"/>
+      <w:proofErr w:type="gramStart"/>
+      <w:r>
+        <w:t>printf</w:t>
+      </w:r>
+      <w:proofErr w:type="spellEnd"/>
+      <w:r>
+        <w:t>(</w:t>
+      </w:r>
+      <w:proofErr w:type="gramEnd"/>
+      <w:r>
+        <w:t xml:space="preserve">"%d", </w:t>
+      </w:r>
+      <w:proofErr w:type="gramStart"/>
+      <w:r>
+        <w:t>foo(</w:t>
+      </w:r>
+      <w:proofErr w:type="gramEnd"/>
+      <w:r>
+        <w:t>)</w:t>
+      </w:r>
+      <w:proofErr w:type="gramStart"/>
+      <w:r>
+        <w:t>);</w:t>
+      </w:r>
+      <w:proofErr w:type="gramEnd"/>
     </w:p>
     <w:p>
       <w:pPr>
@@ -12963,8 +15691,33 @@
       </w:pPr>
       <w:r>
         <w:tab/>
-        <w:t>printf("%d", foo1()*8);</w:t>
-      </w:r>
+      </w:r>
+      <w:proofErr w:type="spellStart"/>
+      <w:proofErr w:type="gramStart"/>
+      <w:r>
+        <w:t>printf</w:t>
+      </w:r>
+      <w:proofErr w:type="spellEnd"/>
+      <w:r>
+        <w:t>(</w:t>
+      </w:r>
+      <w:proofErr w:type="gramEnd"/>
+      <w:r>
+        <w:t>"%d", foo1</w:t>
+      </w:r>
+      <w:proofErr w:type="gramStart"/>
+      <w:r>
+        <w:t>()*</w:t>
+      </w:r>
+      <w:proofErr w:type="gramEnd"/>
+      <w:r>
+        <w:t>8</w:t>
+      </w:r>
+      <w:proofErr w:type="gramStart"/>
+      <w:r>
+        <w:t>);</w:t>
+      </w:r>
+      <w:proofErr w:type="gramEnd"/>
     </w:p>
     <w:p>
       <w:pPr>
@@ -12972,8 +15725,12 @@
       </w:pPr>
       <w:r>
         <w:tab/>
+      </w:r>
+      <w:proofErr w:type="gramStart"/>
+      <w:r>
         <w:t>sieve();</w:t>
       </w:r>
+      <w:proofErr w:type="gramEnd"/>
     </w:p>
     <w:p>
       <w:pPr>
@@ -13047,7 +15804,25 @@
           <w:b w:val="0"/>
           <w:bCs w:val="0"/>
         </w:rPr>
-        <w:t>The ’C’ calling convention may be specified using the keyword __cdecl.</w:t>
+        <w:t>The ’C’ calling convention may be specified using the keyword __</w:t>
+      </w:r>
+      <w:proofErr w:type="spellStart"/>
+      <w:r>
+        <w:rPr>
+          <w:rStyle w:val="Strong"/>
+          <w:b w:val="0"/>
+          <w:bCs w:val="0"/>
+        </w:rPr>
+        <w:t>cdecl</w:t>
+      </w:r>
+      <w:proofErr w:type="spellEnd"/>
+      <w:r>
+        <w:rPr>
+          <w:rStyle w:val="Strong"/>
+          <w:b w:val="0"/>
+          <w:bCs w:val="0"/>
+        </w:rPr>
+        <w:t>.</w:t>
       </w:r>
       <w:r>
         <w:rPr>
@@ -13088,7 +15863,15 @@
         <w:ind w:left="720"/>
       </w:pPr>
       <w:r>
-        <w:t>The compiler allows bits slices of primitive types to be taken. Specific bits of a variable may be selected using the indexing operator[]. In the following example bits 26 to 31 of the variable ab are updated, then bits 6 to 10 is returned with 21 subtracted from the value.</w:t>
+        <w:t xml:space="preserve">The compiler allows bits slices of primitive types to be taken. Specific bits of a variable may be selected using the indexing </w:t>
+      </w:r>
+      <w:proofErr w:type="gramStart"/>
+      <w:r>
+        <w:t>operator[</w:t>
+      </w:r>
+      <w:proofErr w:type="gramEnd"/>
+      <w:r>
+        <w:t>]. In the following example bits 26 to 31 of the variable ab are updated, then bits 6 to 10 is returned with 21 subtracted from the value.</w:t>
       </w:r>
     </w:p>
     <w:p>
@@ -13107,7 +15890,15 @@
         <w:t>eger</w:t>
       </w:r>
       <w:r>
-        <w:t xml:space="preserve"> main(int a, int b, int c)</w:t>
+        <w:t xml:space="preserve"> </w:t>
+      </w:r>
+      <w:proofErr w:type="gramStart"/>
+      <w:r>
+        <w:t>main(</w:t>
+      </w:r>
+      <w:proofErr w:type="gramEnd"/>
+      <w:r>
+        <w:t>int a, int b, int c)</w:t>
       </w:r>
     </w:p>
     <w:p>
@@ -13129,24 +15920,63 @@
         <w:t>eger</w:t>
       </w:r>
       <w:r>
-        <w:t xml:space="preserve"> ab;</w:t>
-      </w:r>
-    </w:p>
-    <w:p>
-      <w:pPr>
-        <w:ind w:left="720"/>
-      </w:pPr>
-      <w:r>
-        <w:t xml:space="preserve">  ab[31:26] = a + b + c[15:5];</w:t>
-      </w:r>
-    </w:p>
-    <w:p>
-      <w:pPr>
-        <w:ind w:left="720"/>
-      </w:pPr>
-      <w:r>
-        <w:t xml:space="preserve">  return (ab[10:6]-21);</w:t>
-      </w:r>
+        <w:t xml:space="preserve"> </w:t>
+      </w:r>
+      <w:proofErr w:type="gramStart"/>
+      <w:r>
+        <w:t>ab;</w:t>
+      </w:r>
+      <w:proofErr w:type="gramEnd"/>
+    </w:p>
+    <w:p>
+      <w:pPr>
+        <w:ind w:left="720"/>
+      </w:pPr>
+      <w:r>
+        <w:t xml:space="preserve">  </w:t>
+      </w:r>
+      <w:proofErr w:type="gramStart"/>
+      <w:r>
+        <w:t>ab[</w:t>
+      </w:r>
+      <w:proofErr w:type="gramEnd"/>
+      <w:r>
+        <w:t xml:space="preserve">31:26] = a + b + </w:t>
+      </w:r>
+      <w:proofErr w:type="gramStart"/>
+      <w:r>
+        <w:t>c[</w:t>
+      </w:r>
+      <w:proofErr w:type="gramEnd"/>
+      <w:r>
+        <w:t>15:5</w:t>
+      </w:r>
+      <w:proofErr w:type="gramStart"/>
+      <w:r>
+        <w:t>];</w:t>
+      </w:r>
+      <w:proofErr w:type="gramEnd"/>
+    </w:p>
+    <w:p>
+      <w:pPr>
+        <w:ind w:left="720"/>
+      </w:pPr>
+      <w:r>
+        <w:t xml:space="preserve">  return (</w:t>
+      </w:r>
+      <w:proofErr w:type="gramStart"/>
+      <w:r>
+        <w:t>ab[</w:t>
+      </w:r>
+      <w:proofErr w:type="gramEnd"/>
+      <w:r>
+        <w:t>10:6]-21</w:t>
+      </w:r>
+      <w:proofErr w:type="gramStart"/>
+      <w:r>
+        <w:t>);</w:t>
+      </w:r>
+      <w:proofErr w:type="gramEnd"/>
     </w:p>
     <w:p>
       <w:pPr>
@@ -13182,7 +16012,15 @@
         <w:t>Bit slicing aids the compiler in determining the use of bit field instructions that may be available on the processor.</w:t>
       </w:r>
       <w:r>
-        <w:t xml:space="preserve"> Bit manipulations can also be done with bitwise operators (~, &amp;, |, ^, &lt;&lt;, and &gt;&gt;).</w:t>
+        <w:t xml:space="preserve"> Bit manipulations can also be done with bitwise operators (~, </w:t>
+      </w:r>
+      <w:proofErr w:type="gramStart"/>
+      <w:r>
+        <w:t>&amp;,</w:t>
+      </w:r>
+      <w:proofErr w:type="gramEnd"/>
+      <w:r>
+        <w:t xml:space="preserve"> |, ^, &lt;&lt;, and &gt;&gt;).</w:t>
       </w:r>
     </w:p>
     <w:p>
@@ -13257,14 +16095,37 @@
       <w:pPr>
         <w:ind w:left="720"/>
       </w:pPr>
-      <w:r>
-        <w:t>SomeFn(int</w:t>
+      <w:proofErr w:type="spellStart"/>
+      <w:proofErr w:type="gramStart"/>
+      <w:r>
+        <w:t>SomeFn</w:t>
+      </w:r>
+      <w:proofErr w:type="spellEnd"/>
+      <w:r>
+        <w:t>(</w:t>
+      </w:r>
+      <w:proofErr w:type="gramEnd"/>
+      <w:r>
+        <w:t>int</w:t>
       </w:r>
       <w:r>
         <w:t>eger</w:t>
       </w:r>
       <w:r>
-        <w:t xml:space="preserve"> ary[50]) </w:t>
+        <w:t xml:space="preserve"> </w:t>
+      </w:r>
+      <w:proofErr w:type="spellStart"/>
+      <w:proofErr w:type="gramStart"/>
+      <w:r>
+        <w:t>ary</w:t>
+      </w:r>
+      <w:proofErr w:type="spellEnd"/>
+      <w:r>
+        <w:t>[</w:t>
+      </w:r>
+      <w:proofErr w:type="gramEnd"/>
+      <w:r>
+        <w:t xml:space="preserve">50]) </w:t>
       </w:r>
       <w:r>
         <w:t>begin</w:t>
@@ -13300,8 +16161,13 @@
       <w:pPr>
         <w:ind w:left="720"/>
       </w:pPr>
-      <w:r>
-        <w:t xml:space="preserve">In order to pass an array by reference in </w:t>
+      <w:proofErr w:type="gramStart"/>
+      <w:r>
+        <w:t>In order to</w:t>
+      </w:r>
+      <w:proofErr w:type="gramEnd"/>
+      <w:r>
+        <w:t xml:space="preserve"> pass an array by reference in </w:t>
       </w:r>
       <w:r>
         <w:t>ARPL</w:t>
@@ -13319,8 +16185,26 @@
       <w:pPr>
         <w:ind w:left="720"/>
       </w:pPr>
-      <w:r>
-        <w:t xml:space="preserve">SomeFn(int *ary) </w:t>
+      <w:proofErr w:type="spellStart"/>
+      <w:proofErr w:type="gramStart"/>
+      <w:r>
+        <w:t>SomeFn</w:t>
+      </w:r>
+      <w:proofErr w:type="spellEnd"/>
+      <w:r>
+        <w:t>(</w:t>
+      </w:r>
+      <w:proofErr w:type="gramEnd"/>
+      <w:r>
+        <w:t>int *</w:t>
+      </w:r>
+      <w:proofErr w:type="spellStart"/>
+      <w:r>
+        <w:t>ary</w:t>
+      </w:r>
+      <w:proofErr w:type="spellEnd"/>
+      <w:r>
+        <w:t xml:space="preserve">) </w:t>
       </w:r>
       <w:r>
         <w:t>begin</w:t>
@@ -13403,8 +16287,18 @@
         <w:t>float</w:t>
       </w:r>
       <w:r>
-        <w:t xml:space="preserve"> vec;</w:t>
-      </w:r>
+        <w:t xml:space="preserve"> </w:t>
+      </w:r>
+      <w:proofErr w:type="spellStart"/>
+      <w:proofErr w:type="gramStart"/>
+      <w:r>
+        <w:t>vec</w:t>
+      </w:r>
+      <w:proofErr w:type="spellEnd"/>
+      <w:r>
+        <w:t>;</w:t>
+      </w:r>
+      <w:proofErr w:type="gramEnd"/>
     </w:p>
     <w:p>
       <w:pPr>
@@ -13431,6 +16325,7 @@
       <w:r>
         <w:t xml:space="preserve">Vector masking variable may be declared as a </w:t>
       </w:r>
+      <w:proofErr w:type="spellStart"/>
       <w:r>
         <w:rPr>
           <w:b/>
@@ -13438,6 +16333,7 @@
         </w:rPr>
         <w:t>vector_mask</w:t>
       </w:r>
+      <w:proofErr w:type="spellEnd"/>
       <w:r>
         <w:t>. The masking scope is applied with parenthesis.</w:t>
       </w:r>
@@ -13451,6 +16347,7 @@
       <w:pPr>
         <w:ind w:left="720"/>
       </w:pPr>
+      <w:proofErr w:type="spellStart"/>
       <w:r>
         <w:rPr>
           <w:b/>
@@ -13458,9 +16355,20 @@
         </w:rPr>
         <w:t>vector_mask</w:t>
       </w:r>
-      <w:r>
-        <w:t xml:space="preserve"> mvar;</w:t>
-      </w:r>
+      <w:proofErr w:type="spellEnd"/>
+      <w:r>
+        <w:t xml:space="preserve"> </w:t>
+      </w:r>
+      <w:proofErr w:type="spellStart"/>
+      <w:proofErr w:type="gramStart"/>
+      <w:r>
+        <w:t>mvar</w:t>
+      </w:r>
+      <w:proofErr w:type="spellEnd"/>
+      <w:r>
+        <w:t>;</w:t>
+      </w:r>
+      <w:proofErr w:type="gramEnd"/>
     </w:p>
     <w:p>
       <w:pPr>
@@ -13474,16 +16382,39 @@
         <w:t>vector</w:t>
       </w:r>
       <w:r>
-        <w:t xml:space="preserve"> res, a, b;</w:t>
-      </w:r>
-    </w:p>
-    <w:p>
-      <w:pPr>
-        <w:ind w:left="720"/>
-      </w:pPr>
-      <w:r>
-        <w:t>res = mvar(a + b);</w:t>
-      </w:r>
+        <w:t xml:space="preserve"> res, a, </w:t>
+      </w:r>
+      <w:proofErr w:type="gramStart"/>
+      <w:r>
+        <w:t>b;</w:t>
+      </w:r>
+      <w:proofErr w:type="gramEnd"/>
+    </w:p>
+    <w:p>
+      <w:pPr>
+        <w:ind w:left="720"/>
+      </w:pPr>
+      <w:r>
+        <w:t xml:space="preserve">res = </w:t>
+      </w:r>
+      <w:proofErr w:type="spellStart"/>
+      <w:proofErr w:type="gramStart"/>
+      <w:r>
+        <w:t>mvar</w:t>
+      </w:r>
+      <w:proofErr w:type="spellEnd"/>
+      <w:r>
+        <w:t>(</w:t>
+      </w:r>
+      <w:proofErr w:type="gramEnd"/>
+      <w:r>
+        <w:t>a + b</w:t>
+      </w:r>
+      <w:proofErr w:type="gramStart"/>
+      <w:r>
+        <w:t>);</w:t>
+      </w:r>
+      <w:proofErr w:type="gramEnd"/>
     </w:p>
     <w:p/>
     <w:p>
@@ -13511,13 +16442,45 @@
         <w:t xml:space="preserve"> generates a default exception handler for each function. The action of the default handler is merely to return to the next higher exception handler.</w:t>
       </w:r>
       <w:r>
-        <w:t xml:space="preserve"> If an exception handler is not coded for the function then the default handler will be in effect. During function prolog, the address of any exception handler is stored in the stack frame at 16[$FP]. When a th</w:t>
+        <w:t xml:space="preserve"> If an exception handler is not coded for the </w:t>
+      </w:r>
+      <w:proofErr w:type="gramStart"/>
+      <w:r>
+        <w:t>function</w:t>
+      </w:r>
+      <w:proofErr w:type="gramEnd"/>
+      <w:r>
+        <w:t xml:space="preserve"> then the default handler will be in effect. During function </w:t>
+      </w:r>
+      <w:proofErr w:type="spellStart"/>
+      <w:r>
+        <w:t>prolog</w:t>
+      </w:r>
+      <w:proofErr w:type="spellEnd"/>
+      <w:r>
+        <w:t xml:space="preserve">, the address of any exception handler is stored in the stack frame at 16[$FP]. When a </w:t>
+      </w:r>
+      <w:proofErr w:type="gramStart"/>
+      <w:r>
+        <w:t>th</w:t>
       </w:r>
       <w:r>
         <w:t>r</w:t>
       </w:r>
       <w:r>
-        <w:t xml:space="preserve">ow() operation occurs the address of the exception handler is loaded from 16[$FP] and jumped to. Throw() loads the exception type into </w:t>
+        <w:t>ow(</w:t>
+      </w:r>
+      <w:proofErr w:type="gramEnd"/>
+      <w:r>
+        <w:t xml:space="preserve">) operation occurs the address of the exception handler is loaded from 16[$FP] and jumped to. </w:t>
+      </w:r>
+      <w:proofErr w:type="gramStart"/>
+      <w:r>
+        <w:t>Throw(</w:t>
+      </w:r>
+      <w:proofErr w:type="gramEnd"/>
+      <w:r>
+        <w:t xml:space="preserve">) loads the exception type into </w:t>
       </w:r>
       <w:r>
         <w:t>register $</w:t>
@@ -13541,7 +16504,15 @@
         <w:t>a1</w:t>
       </w:r>
       <w:r>
-        <w:t xml:space="preserve"> against the type of exception they handle. If there is no match, the next catch handler tests the value. If none of the catch handlers match the exception type then the default handler which returns up the exception chain is jumped to.</w:t>
+        <w:t xml:space="preserve"> against the type of exception they handle. If there is no match, the next catch handler tests the value. If none of the catch handlers match the exception </w:t>
+      </w:r>
+      <w:proofErr w:type="gramStart"/>
+      <w:r>
+        <w:t>type</w:t>
+      </w:r>
+      <w:proofErr w:type="gramEnd"/>
+      <w:r>
+        <w:t xml:space="preserve"> then the default handler which returns up the exception chain is jumped to.</w:t>
       </w:r>
     </w:p>
     <w:p>
@@ -13573,7 +16544,15 @@
         <w:t xml:space="preserve">This bitmap is stored in the applications ACB. </w:t>
       </w:r>
       <w:r>
-        <w:t>When a selected exception occurs the OS forces the cause code into $a0, and the “exception” type into $a1 then causes the application to resume execution at the exception handler the next time the application is active.</w:t>
+        <w:t xml:space="preserve">When a selected exception </w:t>
+      </w:r>
+      <w:proofErr w:type="gramStart"/>
+      <w:r>
+        <w:t>occurs</w:t>
+      </w:r>
+      <w:proofErr w:type="gramEnd"/>
+      <w:r>
+        <w:t xml:space="preserve"> the OS forces the cause code into $a0, and the “exception” type into $a1 then causes the application to resume execution at the exception handler the next time the application is active.</w:t>
       </w:r>
     </w:p>
     <w:p>
@@ -13608,7 +16587,33 @@
         <w:ind w:left="720"/>
       </w:pPr>
       <w:r>
-        <w:t>If a function or method uses the new operator, then a call is made to the run-time library function __AddGarbage() when the function returns. The __AddGarbage() function moves objects off the function’s object list onto the garbage collector’s list.</w:t>
+        <w:t>If a function or method uses the new operator, then a call is made to the run-time library function __</w:t>
+      </w:r>
+      <w:proofErr w:type="spellStart"/>
+      <w:proofErr w:type="gramStart"/>
+      <w:r>
+        <w:t>AddGarbage</w:t>
+      </w:r>
+      <w:proofErr w:type="spellEnd"/>
+      <w:r>
+        <w:t>(</w:t>
+      </w:r>
+      <w:proofErr w:type="gramEnd"/>
+      <w:r>
+        <w:t>) when the function returns. The __</w:t>
+      </w:r>
+      <w:proofErr w:type="spellStart"/>
+      <w:proofErr w:type="gramStart"/>
+      <w:r>
+        <w:t>AddGarbage</w:t>
+      </w:r>
+      <w:proofErr w:type="spellEnd"/>
+      <w:r>
+        <w:t>(</w:t>
+      </w:r>
+      <w:proofErr w:type="gramEnd"/>
+      <w:r>
+        <w:t>) function moves objects off the function’s object list onto the garbage collector’s list.</w:t>
       </w:r>
     </w:p>
     <w:p/>
@@ -13854,7 +16859,7 @@
 </file>
 
 <file path=word/endnotes.xml><?xml version="1.0" encoding="utf-8"?>
-<w:endnotes xmlns:wpc="http://schemas.microsoft.com/office/word/2010/wordprocessingCanvas" xmlns:cx="http://schemas.microsoft.com/office/drawing/2014/chartex" xmlns:cx1="http://schemas.microsoft.com/office/drawing/2015/9/8/chartex" xmlns:cx2="http://schemas.microsoft.com/office/drawing/2015/10/21/chartex" xmlns:cx3="http://schemas.microsoft.com/office/drawing/2016/5/9/chartex" xmlns:cx4="http://schemas.microsoft.com/office/drawing/2016/5/10/chartex" xmlns:cx5="http://schemas.microsoft.com/office/drawing/2016/5/11/chartex" xmlns:cx6="http://schemas.microsoft.com/office/drawing/2016/5/12/chartex" xmlns:cx7="http://schemas.microsoft.com/office/drawing/2016/5/13/chartex" xmlns:cx8="http://schemas.microsoft.com/office/drawing/2016/5/14/chartex" xmlns:mc="http://schemas.openxmlformats.org/markup-compatibility/2006" xmlns:aink="http://schemas.microsoft.com/office/drawing/2016/ink" xmlns:am3d="http://schemas.microsoft.com/office/drawing/2017/model3d" xmlns:o="urn:schemas-microsoft-com:office:office" xmlns:oel="http://schemas.microsoft.com/office/2019/extlst" xmlns:r="http://schemas.openxmlformats.org/officeDocument/2006/relationships" xmlns:m="http://schemas.openxmlformats.org/officeDocument/2006/math" xmlns:v="urn:schemas-microsoft-com:vml" xmlns:wp14="http://schemas.microsoft.com/office/word/2010/wordprocessingDrawing" xmlns:wp="http://schemas.openxmlformats.org/drawingml/2006/wordprocessingDrawing" xmlns:w10="urn:schemas-microsoft-com:office:word" xmlns:w="http://schemas.openxmlformats.org/wordprocessingml/2006/main" xmlns:w14="http://schemas.microsoft.com/office/word/2010/wordml" xmlns:w15="http://schemas.microsoft.com/office/word/2012/wordml" xmlns:w16cex="http://schemas.microsoft.com/office/word/2018/wordml/cex" xmlns:w16cid="http://schemas.microsoft.com/office/word/2016/wordml/cid" xmlns:w16="http://schemas.microsoft.com/office/word/2018/wordml" xmlns:w16sdtdh="http://schemas.microsoft.com/office/word/2020/wordml/sdtdatahash" xmlns:w16se="http://schemas.microsoft.com/office/word/2015/wordml/symex" xmlns:wpg="http://schemas.microsoft.com/office/word/2010/wordprocessingGroup" xmlns:wpi="http://schemas.microsoft.com/office/word/2010/wordprocessingInk" xmlns:wne="http://schemas.microsoft.com/office/word/2006/wordml" xmlns:wps="http://schemas.microsoft.com/office/word/2010/wordprocessingShape" mc:Ignorable="w14 w15 w16se w16cid w16 w16cex w16sdtdh wp14">
+<w:endnotes xmlns:wpc="http://schemas.microsoft.com/office/word/2010/wordprocessingCanvas" xmlns:cx="http://schemas.microsoft.com/office/drawing/2014/chartex" xmlns:cx1="http://schemas.microsoft.com/office/drawing/2015/9/8/chartex" xmlns:cx2="http://schemas.microsoft.com/office/drawing/2015/10/21/chartex" xmlns:cx3="http://schemas.microsoft.com/office/drawing/2016/5/9/chartex" xmlns:cx4="http://schemas.microsoft.com/office/drawing/2016/5/10/chartex" xmlns:cx5="http://schemas.microsoft.com/office/drawing/2016/5/11/chartex" xmlns:cx6="http://schemas.microsoft.com/office/drawing/2016/5/12/chartex" xmlns:cx7="http://schemas.microsoft.com/office/drawing/2016/5/13/chartex" xmlns:cx8="http://schemas.microsoft.com/office/drawing/2016/5/14/chartex" xmlns:mc="http://schemas.openxmlformats.org/markup-compatibility/2006" xmlns:aink="http://schemas.microsoft.com/office/drawing/2016/ink" xmlns:am3d="http://schemas.microsoft.com/office/drawing/2017/model3d" xmlns:o="urn:schemas-microsoft-com:office:office" xmlns:oel="http://schemas.microsoft.com/office/2019/extlst" xmlns:r="http://schemas.openxmlformats.org/officeDocument/2006/relationships" xmlns:m="http://schemas.openxmlformats.org/officeDocument/2006/math" xmlns:v="urn:schemas-microsoft-com:vml" xmlns:wp14="http://schemas.microsoft.com/office/word/2010/wordprocessingDrawing" xmlns:wp="http://schemas.openxmlformats.org/drawingml/2006/wordprocessingDrawing" xmlns:w10="urn:schemas-microsoft-com:office:word" xmlns:w="http://schemas.openxmlformats.org/wordprocessingml/2006/main" xmlns:w14="http://schemas.microsoft.com/office/word/2010/wordml" xmlns:w15="http://schemas.microsoft.com/office/word/2012/wordml" xmlns:w16cex="http://schemas.microsoft.com/office/word/2018/wordml/cex" xmlns:w16cid="http://schemas.microsoft.com/office/word/2016/wordml/cid" xmlns:w16="http://schemas.microsoft.com/office/word/2018/wordml" xmlns:w16du="http://schemas.microsoft.com/office/word/2023/wordml/word16du" xmlns:w16sdtdh="http://schemas.microsoft.com/office/word/2020/wordml/sdtdatahash" xmlns:w16sdtfl="http://schemas.microsoft.com/office/word/2024/wordml/sdtformatlock" xmlns:w16se="http://schemas.microsoft.com/office/word/2015/wordml/symex" xmlns:wpg="http://schemas.microsoft.com/office/word/2010/wordprocessingGroup" xmlns:wpi="http://schemas.microsoft.com/office/word/2010/wordprocessingInk" xmlns:wne="http://schemas.microsoft.com/office/word/2006/wordml" xmlns:wps="http://schemas.microsoft.com/office/word/2010/wordprocessingShape" mc:Ignorable="w14 w15 w16se w16cid w16 w16cex w16sdtdh w16sdtfl w16du wp14">
   <w:endnote w:type="separator" w:id="-1">
     <w:p>
       <w:r>
@@ -13873,7 +16878,7 @@
 </file>
 
 <file path=word/footer1.xml><?xml version="1.0" encoding="utf-8"?>
-<w:ftr xmlns:wpc="http://schemas.microsoft.com/office/word/2010/wordprocessingCanvas" xmlns:cx="http://schemas.microsoft.com/office/drawing/2014/chartex" xmlns:cx1="http://schemas.microsoft.com/office/drawing/2015/9/8/chartex" xmlns:cx2="http://schemas.microsoft.com/office/drawing/2015/10/21/chartex" xmlns:cx3="http://schemas.microsoft.com/office/drawing/2016/5/9/chartex" xmlns:cx4="http://schemas.microsoft.com/office/drawing/2016/5/10/chartex" xmlns:cx5="http://schemas.microsoft.com/office/drawing/2016/5/11/chartex" xmlns:cx6="http://schemas.microsoft.com/office/drawing/2016/5/12/chartex" xmlns:cx7="http://schemas.microsoft.com/office/drawing/2016/5/13/chartex" xmlns:cx8="http://schemas.microsoft.com/office/drawing/2016/5/14/chartex" xmlns:mc="http://schemas.openxmlformats.org/markup-compatibility/2006" xmlns:aink="http://schemas.microsoft.com/office/drawing/2016/ink" xmlns:am3d="http://schemas.microsoft.com/office/drawing/2017/model3d" xmlns:o="urn:schemas-microsoft-com:office:office" xmlns:oel="http://schemas.microsoft.com/office/2019/extlst" xmlns:r="http://schemas.openxmlformats.org/officeDocument/2006/relationships" xmlns:m="http://schemas.openxmlformats.org/officeDocument/2006/math" xmlns:v="urn:schemas-microsoft-com:vml" xmlns:wp14="http://schemas.microsoft.com/office/word/2010/wordprocessingDrawing" xmlns:wp="http://schemas.openxmlformats.org/drawingml/2006/wordprocessingDrawing" xmlns:w10="urn:schemas-microsoft-com:office:word" xmlns:w="http://schemas.openxmlformats.org/wordprocessingml/2006/main" xmlns:w14="http://schemas.microsoft.com/office/word/2010/wordml" xmlns:w15="http://schemas.microsoft.com/office/word/2012/wordml" xmlns:w16cex="http://schemas.microsoft.com/office/word/2018/wordml/cex" xmlns:w16cid="http://schemas.microsoft.com/office/word/2016/wordml/cid" xmlns:w16="http://schemas.microsoft.com/office/word/2018/wordml" xmlns:w16sdtdh="http://schemas.microsoft.com/office/word/2020/wordml/sdtdatahash" xmlns:w16se="http://schemas.microsoft.com/office/word/2015/wordml/symex" xmlns:wpg="http://schemas.microsoft.com/office/word/2010/wordprocessingGroup" xmlns:wpi="http://schemas.microsoft.com/office/word/2010/wordprocessingInk" xmlns:wne="http://schemas.microsoft.com/office/word/2006/wordml" xmlns:wps="http://schemas.microsoft.com/office/word/2010/wordprocessingShape" mc:Ignorable="w14 w15 w16se w16cid w16 w16cex w16sdtdh wp14">
+<w:ftr xmlns:wpc="http://schemas.microsoft.com/office/word/2010/wordprocessingCanvas" xmlns:cx="http://schemas.microsoft.com/office/drawing/2014/chartex" xmlns:cx1="http://schemas.microsoft.com/office/drawing/2015/9/8/chartex" xmlns:cx2="http://schemas.microsoft.com/office/drawing/2015/10/21/chartex" xmlns:cx3="http://schemas.microsoft.com/office/drawing/2016/5/9/chartex" xmlns:cx4="http://schemas.microsoft.com/office/drawing/2016/5/10/chartex" xmlns:cx5="http://schemas.microsoft.com/office/drawing/2016/5/11/chartex" xmlns:cx6="http://schemas.microsoft.com/office/drawing/2016/5/12/chartex" xmlns:cx7="http://schemas.microsoft.com/office/drawing/2016/5/13/chartex" xmlns:cx8="http://schemas.microsoft.com/office/drawing/2016/5/14/chartex" xmlns:mc="http://schemas.openxmlformats.org/markup-compatibility/2006" xmlns:aink="http://schemas.microsoft.com/office/drawing/2016/ink" xmlns:am3d="http://schemas.microsoft.com/office/drawing/2017/model3d" xmlns:o="urn:schemas-microsoft-com:office:office" xmlns:oel="http://schemas.microsoft.com/office/2019/extlst" xmlns:r="http://schemas.openxmlformats.org/officeDocument/2006/relationships" xmlns:m="http://schemas.openxmlformats.org/officeDocument/2006/math" xmlns:v="urn:schemas-microsoft-com:vml" xmlns:wp14="http://schemas.microsoft.com/office/word/2010/wordprocessingDrawing" xmlns:wp="http://schemas.openxmlformats.org/drawingml/2006/wordprocessingDrawing" xmlns:w10="urn:schemas-microsoft-com:office:word" xmlns:w="http://schemas.openxmlformats.org/wordprocessingml/2006/main" xmlns:w14="http://schemas.microsoft.com/office/word/2010/wordml" xmlns:w15="http://schemas.microsoft.com/office/word/2012/wordml" xmlns:w16cex="http://schemas.microsoft.com/office/word/2018/wordml/cex" xmlns:w16cid="http://schemas.microsoft.com/office/word/2016/wordml/cid" xmlns:w16="http://schemas.microsoft.com/office/word/2018/wordml" xmlns:w16du="http://schemas.microsoft.com/office/word/2023/wordml/word16du" xmlns:w16sdtdh="http://schemas.microsoft.com/office/word/2020/wordml/sdtdatahash" xmlns:w16sdtfl="http://schemas.microsoft.com/office/word/2024/wordml/sdtformatlock" xmlns:w16se="http://schemas.microsoft.com/office/word/2015/wordml/symex" xmlns:wpg="http://schemas.microsoft.com/office/word/2010/wordprocessingGroup" xmlns:wpi="http://schemas.microsoft.com/office/word/2010/wordprocessingInk" xmlns:wne="http://schemas.microsoft.com/office/word/2006/wordml" xmlns:wps="http://schemas.microsoft.com/office/word/2010/wordprocessingShape" mc:Ignorable="w14 w15 w16se w16cid w16 w16cex w16sdtdh w16sdtfl w16du wp14">
   <w:sdt>
     <w:sdtPr>
       <w:id w:val="-1961956025"/>
@@ -13940,7 +16945,7 @@
 </file>
 
 <file path=word/footnotes.xml><?xml version="1.0" encoding="utf-8"?>
-<w:footnotes xmlns:wpc="http://schemas.microsoft.com/office/word/2010/wordprocessingCanvas" xmlns:cx="http://schemas.microsoft.com/office/drawing/2014/chartex" xmlns:cx1="http://schemas.microsoft.com/office/drawing/2015/9/8/chartex" xmlns:cx2="http://schemas.microsoft.com/office/drawing/2015/10/21/chartex" xmlns:cx3="http://schemas.microsoft.com/office/drawing/2016/5/9/chartex" xmlns:cx4="http://schemas.microsoft.com/office/drawing/2016/5/10/chartex" xmlns:cx5="http://schemas.microsoft.com/office/drawing/2016/5/11/chartex" xmlns:cx6="http://schemas.microsoft.com/office/drawing/2016/5/12/chartex" xmlns:cx7="http://schemas.microsoft.com/office/drawing/2016/5/13/chartex" xmlns:cx8="http://schemas.microsoft.com/office/drawing/2016/5/14/chartex" xmlns:mc="http://schemas.openxmlformats.org/markup-compatibility/2006" xmlns:aink="http://schemas.microsoft.com/office/drawing/2016/ink" xmlns:am3d="http://schemas.microsoft.com/office/drawing/2017/model3d" xmlns:o="urn:schemas-microsoft-com:office:office" xmlns:oel="http://schemas.microsoft.com/office/2019/extlst" xmlns:r="http://schemas.openxmlformats.org/officeDocument/2006/relationships" xmlns:m="http://schemas.openxmlformats.org/officeDocument/2006/math" xmlns:v="urn:schemas-microsoft-com:vml" xmlns:wp14="http://schemas.microsoft.com/office/word/2010/wordprocessingDrawing" xmlns:wp="http://schemas.openxmlformats.org/drawingml/2006/wordprocessingDrawing" xmlns:w10="urn:schemas-microsoft-com:office:word" xmlns:w="http://schemas.openxmlformats.org/wordprocessingml/2006/main" xmlns:w14="http://schemas.microsoft.com/office/word/2010/wordml" xmlns:w15="http://schemas.microsoft.com/office/word/2012/wordml" xmlns:w16cex="http://schemas.microsoft.com/office/word/2018/wordml/cex" xmlns:w16cid="http://schemas.microsoft.com/office/word/2016/wordml/cid" xmlns:w16="http://schemas.microsoft.com/office/word/2018/wordml" xmlns:w16sdtdh="http://schemas.microsoft.com/office/word/2020/wordml/sdtdatahash" xmlns:w16se="http://schemas.microsoft.com/office/word/2015/wordml/symex" xmlns:wpg="http://schemas.microsoft.com/office/word/2010/wordprocessingGroup" xmlns:wpi="http://schemas.microsoft.com/office/word/2010/wordprocessingInk" xmlns:wne="http://schemas.microsoft.com/office/word/2006/wordml" xmlns:wps="http://schemas.microsoft.com/office/word/2010/wordprocessingShape" mc:Ignorable="w14 w15 w16se w16cid w16 w16cex w16sdtdh wp14">
+<w:footnotes xmlns:wpc="http://schemas.microsoft.com/office/word/2010/wordprocessingCanvas" xmlns:cx="http://schemas.microsoft.com/office/drawing/2014/chartex" xmlns:cx1="http://schemas.microsoft.com/office/drawing/2015/9/8/chartex" xmlns:cx2="http://schemas.microsoft.com/office/drawing/2015/10/21/chartex" xmlns:cx3="http://schemas.microsoft.com/office/drawing/2016/5/9/chartex" xmlns:cx4="http://schemas.microsoft.com/office/drawing/2016/5/10/chartex" xmlns:cx5="http://schemas.microsoft.com/office/drawing/2016/5/11/chartex" xmlns:cx6="http://schemas.microsoft.com/office/drawing/2016/5/12/chartex" xmlns:cx7="http://schemas.microsoft.com/office/drawing/2016/5/13/chartex" xmlns:cx8="http://schemas.microsoft.com/office/drawing/2016/5/14/chartex" xmlns:mc="http://schemas.openxmlformats.org/markup-compatibility/2006" xmlns:aink="http://schemas.microsoft.com/office/drawing/2016/ink" xmlns:am3d="http://schemas.microsoft.com/office/drawing/2017/model3d" xmlns:o="urn:schemas-microsoft-com:office:office" xmlns:oel="http://schemas.microsoft.com/office/2019/extlst" xmlns:r="http://schemas.openxmlformats.org/officeDocument/2006/relationships" xmlns:m="http://schemas.openxmlformats.org/officeDocument/2006/math" xmlns:v="urn:schemas-microsoft-com:vml" xmlns:wp14="http://schemas.microsoft.com/office/word/2010/wordprocessingDrawing" xmlns:wp="http://schemas.openxmlformats.org/drawingml/2006/wordprocessingDrawing" xmlns:w10="urn:schemas-microsoft-com:office:word" xmlns:w="http://schemas.openxmlformats.org/wordprocessingml/2006/main" xmlns:w14="http://schemas.microsoft.com/office/word/2010/wordml" xmlns:w15="http://schemas.microsoft.com/office/word/2012/wordml" xmlns:w16cex="http://schemas.microsoft.com/office/word/2018/wordml/cex" xmlns:w16cid="http://schemas.microsoft.com/office/word/2016/wordml/cid" xmlns:w16="http://schemas.microsoft.com/office/word/2018/wordml" xmlns:w16du="http://schemas.microsoft.com/office/word/2023/wordml/word16du" xmlns:w16sdtdh="http://schemas.microsoft.com/office/word/2020/wordml/sdtdatahash" xmlns:w16sdtfl="http://schemas.microsoft.com/office/word/2024/wordml/sdtformatlock" xmlns:w16se="http://schemas.microsoft.com/office/word/2015/wordml/symex" xmlns:wpg="http://schemas.microsoft.com/office/word/2010/wordprocessingGroup" xmlns:wpi="http://schemas.microsoft.com/office/word/2010/wordprocessingInk" xmlns:wne="http://schemas.microsoft.com/office/word/2006/wordml" xmlns:wps="http://schemas.microsoft.com/office/word/2010/wordprocessingShape" mc:Ignorable="w14 w15 w16se w16cid w16 w16cex w16sdtdh w16sdtfl w16du wp14">
   <w:footnote w:type="separator" w:id="-1">
     <w:p>
       <w:r>
@@ -13959,7 +16964,7 @@
 </file>
 
 <file path=word/numbering.xml><?xml version="1.0" encoding="utf-8"?>
-<w:numbering xmlns:wpc="http://schemas.microsoft.com/office/word/2010/wordprocessingCanvas" xmlns:cx="http://schemas.microsoft.com/office/drawing/2014/chartex" xmlns:cx1="http://schemas.microsoft.com/office/drawing/2015/9/8/chartex" xmlns:cx2="http://schemas.microsoft.com/office/drawing/2015/10/21/chartex" xmlns:cx3="http://schemas.microsoft.com/office/drawing/2016/5/9/chartex" xmlns:cx4="http://schemas.microsoft.com/office/drawing/2016/5/10/chartex" xmlns:cx5="http://schemas.microsoft.com/office/drawing/2016/5/11/chartex" xmlns:cx6="http://schemas.microsoft.com/office/drawing/2016/5/12/chartex" xmlns:cx7="http://schemas.microsoft.com/office/drawing/2016/5/13/chartex" xmlns:cx8="http://schemas.microsoft.com/office/drawing/2016/5/14/chartex" xmlns:mc="http://schemas.openxmlformats.org/markup-compatibility/2006" xmlns:aink="http://schemas.microsoft.com/office/drawing/2016/ink" xmlns:am3d="http://schemas.microsoft.com/office/drawing/2017/model3d" xmlns:o="urn:schemas-microsoft-com:office:office" xmlns:oel="http://schemas.microsoft.com/office/2019/extlst" xmlns:r="http://schemas.openxmlformats.org/officeDocument/2006/relationships" xmlns:m="http://schemas.openxmlformats.org/officeDocument/2006/math" xmlns:v="urn:schemas-microsoft-com:vml" xmlns:wp14="http://schemas.microsoft.com/office/word/2010/wordprocessingDrawing" xmlns:wp="http://schemas.openxmlformats.org/drawingml/2006/wordprocessingDrawing" xmlns:w10="urn:schemas-microsoft-com:office:word" xmlns:w="http://schemas.openxmlformats.org/wordprocessingml/2006/main" xmlns:w14="http://schemas.microsoft.com/office/word/2010/wordml" xmlns:w15="http://schemas.microsoft.com/office/word/2012/wordml" xmlns:w16cex="http://schemas.microsoft.com/office/word/2018/wordml/cex" xmlns:w16cid="http://schemas.microsoft.com/office/word/2016/wordml/cid" xmlns:w16="http://schemas.microsoft.com/office/word/2018/wordml" xmlns:w16sdtdh="http://schemas.microsoft.com/office/word/2020/wordml/sdtdatahash" xmlns:w16se="http://schemas.microsoft.com/office/word/2015/wordml/symex" xmlns:wpg="http://schemas.microsoft.com/office/word/2010/wordprocessingGroup" xmlns:wpi="http://schemas.microsoft.com/office/word/2010/wordprocessingInk" xmlns:wne="http://schemas.microsoft.com/office/word/2006/wordml" xmlns:wps="http://schemas.microsoft.com/office/word/2010/wordprocessingShape" mc:Ignorable="w14 w15 w16se w16cid w16 w16cex w16sdtdh wp14">
+<w:numbering xmlns:wpc="http://schemas.microsoft.com/office/word/2010/wordprocessingCanvas" xmlns:cx="http://schemas.microsoft.com/office/drawing/2014/chartex" xmlns:cx1="http://schemas.microsoft.com/office/drawing/2015/9/8/chartex" xmlns:cx2="http://schemas.microsoft.com/office/drawing/2015/10/21/chartex" xmlns:cx3="http://schemas.microsoft.com/office/drawing/2016/5/9/chartex" xmlns:cx4="http://schemas.microsoft.com/office/drawing/2016/5/10/chartex" xmlns:cx5="http://schemas.microsoft.com/office/drawing/2016/5/11/chartex" xmlns:cx6="http://schemas.microsoft.com/office/drawing/2016/5/12/chartex" xmlns:cx7="http://schemas.microsoft.com/office/drawing/2016/5/13/chartex" xmlns:cx8="http://schemas.microsoft.com/office/drawing/2016/5/14/chartex" xmlns:mc="http://schemas.openxmlformats.org/markup-compatibility/2006" xmlns:aink="http://schemas.microsoft.com/office/drawing/2016/ink" xmlns:am3d="http://schemas.microsoft.com/office/drawing/2017/model3d" xmlns:o="urn:schemas-microsoft-com:office:office" xmlns:oel="http://schemas.microsoft.com/office/2019/extlst" xmlns:r="http://schemas.openxmlformats.org/officeDocument/2006/relationships" xmlns:m="http://schemas.openxmlformats.org/officeDocument/2006/math" xmlns:v="urn:schemas-microsoft-com:vml" xmlns:wp14="http://schemas.microsoft.com/office/word/2010/wordprocessingDrawing" xmlns:wp="http://schemas.openxmlformats.org/drawingml/2006/wordprocessingDrawing" xmlns:w10="urn:schemas-microsoft-com:office:word" xmlns:w="http://schemas.openxmlformats.org/wordprocessingml/2006/main" xmlns:w14="http://schemas.microsoft.com/office/word/2010/wordml" xmlns:w15="http://schemas.microsoft.com/office/word/2012/wordml" xmlns:w16cex="http://schemas.microsoft.com/office/word/2018/wordml/cex" xmlns:w16cid="http://schemas.microsoft.com/office/word/2016/wordml/cid" xmlns:w16="http://schemas.microsoft.com/office/word/2018/wordml" xmlns:w16du="http://schemas.microsoft.com/office/word/2023/wordml/word16du" xmlns:w16sdtdh="http://schemas.microsoft.com/office/word/2020/wordml/sdtdatahash" xmlns:w16sdtfl="http://schemas.microsoft.com/office/word/2024/wordml/sdtformatlock" xmlns:w16se="http://schemas.microsoft.com/office/word/2015/wordml/symex" xmlns:wpg="http://schemas.microsoft.com/office/word/2010/wordprocessingGroup" xmlns:wpi="http://schemas.microsoft.com/office/word/2010/wordprocessingInk" xmlns:wne="http://schemas.microsoft.com/office/word/2006/wordml" xmlns:wps="http://schemas.microsoft.com/office/word/2010/wordprocessingShape" mc:Ignorable="w14 w15 w16se w16cid w16 w16cex w16sdtdh w16sdtfl w16du wp14">
   <w:abstractNum w:abstractNumId="0" w15:restartNumberingAfterBreak="0">
     <w:nsid w:val="FFFFFF7C"/>
     <w:multiLevelType w:val="singleLevel"/>
@@ -14179,7 +17184,7 @@
 </file>
 
 <file path=word/styles.xml><?xml version="1.0" encoding="utf-8"?>
-<w:styles xmlns:mc="http://schemas.openxmlformats.org/markup-compatibility/2006" xmlns:r="http://schemas.openxmlformats.org/officeDocument/2006/relationships" xmlns:w="http://schemas.openxmlformats.org/wordprocessingml/2006/main" xmlns:w14="http://schemas.microsoft.com/office/word/2010/wordml" xmlns:w15="http://schemas.microsoft.com/office/word/2012/wordml" xmlns:w16cex="http://schemas.microsoft.com/office/word/2018/wordml/cex" xmlns:w16cid="http://schemas.microsoft.com/office/word/2016/wordml/cid" xmlns:w16="http://schemas.microsoft.com/office/word/2018/wordml" xmlns:w16sdtdh="http://schemas.microsoft.com/office/word/2020/wordml/sdtdatahash" xmlns:w16se="http://schemas.microsoft.com/office/word/2015/wordml/symex" mc:Ignorable="w14 w15 w16se w16cid w16 w16cex w16sdtdh">
+<w:styles xmlns:mc="http://schemas.openxmlformats.org/markup-compatibility/2006" xmlns:r="http://schemas.openxmlformats.org/officeDocument/2006/relationships" xmlns:w="http://schemas.openxmlformats.org/wordprocessingml/2006/main" xmlns:w14="http://schemas.microsoft.com/office/word/2010/wordml" xmlns:w15="http://schemas.microsoft.com/office/word/2012/wordml" xmlns:w16cex="http://schemas.microsoft.com/office/word/2018/wordml/cex" xmlns:w16cid="http://schemas.microsoft.com/office/word/2016/wordml/cid" xmlns:w16="http://schemas.microsoft.com/office/word/2018/wordml" xmlns:w16du="http://schemas.microsoft.com/office/word/2023/wordml/word16du" xmlns:w16sdtdh="http://schemas.microsoft.com/office/word/2020/wordml/sdtdatahash" xmlns:w16sdtfl="http://schemas.microsoft.com/office/word/2024/wordml/sdtformatlock" xmlns:w16se="http://schemas.microsoft.com/office/word/2015/wordml/symex" mc:Ignorable="w14 w15 w16se w16cid w16 w16cex w16sdtdh w16sdtfl w16du">
   <w:docDefaults>
     <w:rPrDefault>
       <w:rPr>
